--- a/zht/docx/50.content.docx
+++ b/zht/docx/50.content.docx
@@ -163,13 +163,6 @@
         <w:rPr>
           <w:lang w:val="zh_TW" w:bidi="zh_TW"/>
         </w:rPr>
-      </w:r>
-      <w:r>
-        <w:rPr>
-          <w:i/>
-          <w:lang w:val="zh_TW" w:bidi="zh_TW"/>
-        </w:rPr>
-        <w:t>腓立比書 1:1, 腓立比書 1:1–2, 腓立比書 1:2, 腓立比書 1:3–11, 腓立比書 1:4–6, 腓立比書 1:5, 腓立比書 1:6, 腓立比書 1:7, 腓立比書 1:9–10, 腓立比書 1:11, 腓立比書 1:12, 腓立比書 1:12–19, 腓立比書 1:13, 腓立比書 1:14, 腓立比書 1:15–18, 腓立比書 1:19, 腓立比書 1:21, 腓立比書 1:23, 腓立比書 1:25, 腓立比書 1:27, 腓立比書 1:27–30, 腓立比書 1:28, 腓立比書 1:29, 腓立比書 1:30, 腓立比書 2:1–2, 腓立比書 2:1–11, 腓立比書 2:3–4, 腓立比書 2:6, 腓立比書 2:6–11, 腓立比書 2:7, 腓立比書 2:8, 腓立比書 2:9, 腓立比書 2:10–11, 腓立比書 2:12, 腓立比書 2:12–18, 腓立比書 2:13, 腓立比書 2:14, 腓立比書 2:15, 腓立比書 2:16, 腓立比書 2:17–18, 腓立比書 2:19–24, 腓立比書 2:23, 腓立比書 2:24, 腓立比書 2:25–30, 腓立比書 2:27, 腓立比書 2:29–30, 腓立比書 3:1, 腓立比書 3:2, 腓立比書 3:2–11, 腓立比書 3:3, 腓立比書 3:4, 腓立比書 3:5, 腓立比書 3:5–6, 腓立比書 3:6, 腓立比書 3:7–8, 腓立比書 3:9, 腓利比書 3:10, 腓立比書 3:11, 腓立比書 3:12–4:1, 腓立比書 3:13–14, 腓立比書 3:15, 腓立比書 3:16, 腓立比書 3:17, 腓立比書 3:18, 腓立比書 3:19, 腓立比書 3:20, 腓立比書 3:21, 腓立比書 4:1, 腓立比書 4:2, 腓立比書 4:2–9, 腓立比書 4:3, 腓立比書 4:4, 腓立比書 4:4–6, 腓立比書 4:5, 腓立比書 4:6, 腓立比書 4:7, 腓立比書 4:8, 腓立比書 4:9, 腓立比書 4:10, 腓立比書 4:10–20, 腓立比書 4:11–12, 腓立比書 4:13, 腓立比書 4:14, 腓立比書 4:15, 腓立比書 4:16, 腓立比書 4:17, 腓立比書 4:18, 腓立比書 4:20, 腓立比書 4:22, 腓立比書 4:23</w:t>
       </w:r>
       <w:r>
         <w:rPr>

--- a/zht/docx/50.content.docx
+++ b/zht/docx/50.content.docx
@@ -150,19 +150,6 @@
           <w:lang w:val="zh_TW" w:bidi="zh_TW"/>
         </w:rPr>
         <w:t>PHP</w:t>
-      </w:r>
-      <w:r>
-        <w:rPr>
-          <w:lang w:val="zh_TW" w:bidi="zh_TW"/>
-        </w:rPr>
-      </w:r>
-    </w:p>
-    <w:p>
-      <w:pPr/>
-      <w:r>
-        <w:rPr>
-          <w:lang w:val="zh_TW" w:bidi="zh_TW"/>
-        </w:rPr>
       </w:r>
       <w:r>
         <w:rPr>

--- a/zht/docx/50.content.docx
+++ b/zht/docx/50.content.docx
@@ -19,7 +19,7 @@
         <w:rPr>
           <w:lang w:val="zh_TW" w:bidi="zh_TW"/>
         </w:rPr>
-        <w:t>Resource: 研讀筆記 (Tyndale)</w:t>
+        <w:t>Resource: Tyndale Open Study Notes</w:t>
       </w:r>
       <w:r>
         <w:rPr>
@@ -112,7 +112,7 @@
         <w:rPr>
           <w:lang w:val="zh_TW" w:bidi="zh_TW"/>
         </w:rPr>
-        <w:t>研讀筆記 (Tyndale)</w:t>
+        <w:t>Tyndale Open Study Notes</w:t>
       </w:r>
     </w:p>
     <w:p>

--- a/zht/docx/50.content.docx
+++ b/zht/docx/50.content.docx
@@ -19,7 +19,7 @@
         <w:rPr>
           <w:lang w:val="zh_TW" w:bidi="zh_TW"/>
         </w:rPr>
-        <w:t>Resource: Tyndale Open Study Notes</w:t>
+        <w:t>Resource: Aquifer Open Study Notes</w:t>
       </w:r>
       <w:r>
         <w:rPr>
@@ -112,7 +112,7 @@
         <w:rPr>
           <w:lang w:val="zh_TW" w:bidi="zh_TW"/>
         </w:rPr>
-        <w:t>Tyndale Open Study Notes</w:t>
+        <w:t>Aquifer Open Study Notes</w:t>
       </w:r>
     </w:p>
     <w:p>

--- a/zht/docx/50.content.docx
+++ b/zht/docx/50.content.docx
@@ -255,18 +255,12 @@
         </w:rPr>
         <w:t>基督耶穌的奴僕：作為完全屬於基督的人，他們完全獻身於祂的事工中（見</w:t>
       </w:r>
-      <w:hyperlink r:id="rId13">
-        <w:r>
-          <w:rPr>
-            <w:lang w:val="zh_TW" w:bidi="zh_TW"/>
-          </w:rPr>
-          <w:rPr>
-            <w:color w:val="0000EE"/>
-            <w:u w:val="single"/>
-          </w:rPr>
-          <w:t>腓2:20–21</w:t>
-        </w:r>
-      </w:hyperlink>
+      <w:r>
+        <w:rPr>
+          <w:lang w:val="zh_TW" w:bidi="zh_TW"/>
+        </w:rPr>
+        <w:t>腓2:20–21</w:t>
+      </w:r>
       <w:r>
         <w:rPr>
           <w:lang w:val="zh_TW" w:bidi="zh_TW"/>
@@ -291,90 +285,60 @@
         </w:rPr>
         <w:t>眾聖徒：他們因基督的救贖之工，在神的眼中已被稱為聖潔（見</w:t>
       </w:r>
-      <w:hyperlink r:id="rId14">
-        <w:r>
-          <w:rPr>
-            <w:lang w:val="zh_TW" w:bidi="zh_TW"/>
-          </w:rPr>
-          <w:rPr>
-            <w:color w:val="0000EE"/>
-            <w:u w:val="single"/>
-          </w:rPr>
-          <w:t>弗1:4</w:t>
-        </w:r>
-      </w:hyperlink>
+      <w:r>
+        <w:rPr>
+          <w:lang w:val="zh_TW" w:bidi="zh_TW"/>
+        </w:rPr>
+        <w:t>弗1:4</w:t>
+      </w:r>
       <w:r>
         <w:rPr>
           <w:lang w:val="zh_TW" w:bidi="zh_TW"/>
         </w:rPr>
         <w:t>、</w:t>
       </w:r>
-      <w:hyperlink r:id="rId15">
-        <w:r>
-          <w:rPr>
-            <w:lang w:val="zh_TW" w:bidi="zh_TW"/>
-          </w:rPr>
-          <w:rPr>
-            <w:color w:val="0000EE"/>
-            <w:u w:val="single"/>
-          </w:rPr>
-          <w:t>7</w:t>
-        </w:r>
-      </w:hyperlink>
+      <w:r>
+        <w:rPr>
+          <w:lang w:val="zh_TW" w:bidi="zh_TW"/>
+        </w:rPr>
+        <w:t>7</w:t>
+      </w:r>
       <w:r>
         <w:rPr>
           <w:lang w:val="zh_TW" w:bidi="zh_TW"/>
         </w:rPr>
         <w:t>，</w:t>
       </w:r>
-      <w:hyperlink r:id="rId16">
-        <w:r>
-          <w:rPr>
-            <w:lang w:val="zh_TW" w:bidi="zh_TW"/>
-          </w:rPr>
-          <w:rPr>
-            <w:color w:val="0000EE"/>
-            <w:u w:val="single"/>
-          </w:rPr>
-          <w:t>5:25–27</w:t>
-        </w:r>
-      </w:hyperlink>
+      <w:r>
+        <w:rPr>
+          <w:lang w:val="zh_TW" w:bidi="zh_TW"/>
+        </w:rPr>
+        <w:t>5:25–27</w:t>
+      </w:r>
       <w:r>
         <w:rPr>
           <w:lang w:val="zh_TW" w:bidi="zh_TW"/>
         </w:rPr>
         <w:t>；</w:t>
       </w:r>
-      <w:hyperlink r:id="rId17">
-        <w:r>
-          <w:rPr>
-            <w:lang w:val="zh_TW" w:bidi="zh_TW"/>
-          </w:rPr>
-          <w:rPr>
-            <w:color w:val="0000EE"/>
-            <w:u w:val="single"/>
-          </w:rPr>
-          <w:t>西1:22</w:t>
-        </w:r>
-      </w:hyperlink>
+      <w:r>
+        <w:rPr>
+          <w:lang w:val="zh_TW" w:bidi="zh_TW"/>
+        </w:rPr>
+        <w:t>西1:22</w:t>
+      </w:r>
       <w:r>
         <w:rPr>
           <w:lang w:val="zh_TW" w:bidi="zh_TW"/>
         </w:rPr>
         <w:t>），並且他們在聖靈轉化的工作中持續被聖化（參</w:t>
       </w:r>
-      <w:hyperlink r:id="rId18">
-        <w:r>
-          <w:rPr>
-            <w:lang w:val="zh_TW" w:bidi="zh_TW"/>
-          </w:rPr>
-          <w:rPr>
-            <w:color w:val="0000EE"/>
-            <w:u w:val="single"/>
-          </w:rPr>
-          <w:t>腓4:21</w:t>
-        </w:r>
-      </w:hyperlink>
+      <w:r>
+        <w:rPr>
+          <w:lang w:val="zh_TW" w:bidi="zh_TW"/>
+        </w:rPr>
+        <w:t>腓4:21</w:t>
+      </w:r>
       <w:r>
         <w:rPr>
           <w:lang w:val="zh_TW" w:bidi="zh_TW"/>
@@ -399,18 +363,12 @@
         </w:rPr>
         <w:t>腓立比：腓立比是一座位於馬其頓省的羅馬殖民地。腓立比教會是希臘第一個基督徒群體（見</w:t>
       </w:r>
-      <w:hyperlink r:id="rId19">
-        <w:r>
-          <w:rPr>
-            <w:lang w:val="zh_TW" w:bidi="zh_TW"/>
-          </w:rPr>
-          <w:rPr>
-            <w:color w:val="0000EE"/>
-            <w:u w:val="single"/>
-          </w:rPr>
-          <w:t>徒16:11–40</w:t>
-        </w:r>
-      </w:hyperlink>
+      <w:r>
+        <w:rPr>
+          <w:lang w:val="zh_TW" w:bidi="zh_TW"/>
+        </w:rPr>
+        <w:t>徒16:11–40</w:t>
+      </w:r>
       <w:r>
         <w:rPr>
           <w:lang w:val="zh_TW" w:bidi="zh_TW"/>
@@ -435,36 +393,24 @@
         </w:rPr>
         <w:t>早期教會的領袖（譯註：和合本譯為「諸位監督、諸位執事」）：在早期教會中，教會領袖負責屬靈上的牧養，而執事則處理實務性的事工（見</w:t>
       </w:r>
-      <w:hyperlink r:id="rId20">
-        <w:r>
-          <w:rPr>
-            <w:lang w:val="zh_TW" w:bidi="zh_TW"/>
-          </w:rPr>
-          <w:rPr>
-            <w:color w:val="0000EE"/>
-            <w:u w:val="single"/>
-          </w:rPr>
-          <w:t>提前3:1–13</w:t>
-        </w:r>
-      </w:hyperlink>
+      <w:r>
+        <w:rPr>
+          <w:lang w:val="zh_TW" w:bidi="zh_TW"/>
+        </w:rPr>
+        <w:t>提前3:1–13</w:t>
+      </w:r>
       <w:r>
         <w:rPr>
           <w:lang w:val="zh_TW" w:bidi="zh_TW"/>
         </w:rPr>
         <w:t>）。當時並沒有像今天這樣專業的牧師或神父（參</w:t>
       </w:r>
-      <w:hyperlink r:id="rId21">
-        <w:r>
-          <w:rPr>
-            <w:lang w:val="zh_TW" w:bidi="zh_TW"/>
-          </w:rPr>
-          <w:rPr>
-            <w:color w:val="0000EE"/>
-            <w:u w:val="single"/>
-          </w:rPr>
-          <w:t>林前14:26–31</w:t>
-        </w:r>
-      </w:hyperlink>
+      <w:r>
+        <w:rPr>
+          <w:lang w:val="zh_TW" w:bidi="zh_TW"/>
+        </w:rPr>
+        <w:t>林前14:26–31</w:t>
+      </w:r>
       <w:r>
         <w:rPr>
           <w:lang w:val="zh_TW" w:bidi="zh_TW"/>
@@ -567,36 +513,24 @@
         </w:rPr>
         <w:t>恩惠是神賜給人類白白的、不配得的祝福；平安是根植於福音並由聖靈所帶來的幸福和滿足（見</w:t>
       </w:r>
-      <w:hyperlink r:id="rId22">
-        <w:r>
-          <w:rPr>
-            <w:lang w:val="zh_TW" w:bidi="zh_TW"/>
-          </w:rPr>
-          <w:rPr>
-            <w:color w:val="0000EE"/>
-            <w:u w:val="single"/>
-          </w:rPr>
-          <w:t>加5:22</w:t>
-        </w:r>
-      </w:hyperlink>
+      <w:r>
+        <w:rPr>
+          <w:lang w:val="zh_TW" w:bidi="zh_TW"/>
+        </w:rPr>
+        <w:t>加5:22</w:t>
+      </w:r>
       <w:r>
         <w:rPr>
           <w:lang w:val="zh_TW" w:bidi="zh_TW"/>
         </w:rPr>
         <w:t>）。這些特質都是來自我們的父神和主耶穌基督的恩賜（見</w:t>
       </w:r>
-      <w:hyperlink r:id="rId23">
-        <w:r>
-          <w:rPr>
-            <w:lang w:val="zh_TW" w:bidi="zh_TW"/>
-          </w:rPr>
-          <w:rPr>
-            <w:color w:val="0000EE"/>
-            <w:u w:val="single"/>
-          </w:rPr>
-          <w:t>羅5:1–2</w:t>
-        </w:r>
-      </w:hyperlink>
+      <w:r>
+        <w:rPr>
+          <w:lang w:val="zh_TW" w:bidi="zh_TW"/>
+        </w:rPr>
+        <w:t>羅5:1–2</w:t>
+      </w:r>
       <w:r>
         <w:rPr>
           <w:lang w:val="zh_TW" w:bidi="zh_TW"/>
@@ -747,18 +681,12 @@
         </w:rPr>
         <w:t>他們的同工關係包括經濟上的支持（見</w:t>
       </w:r>
-      <w:hyperlink r:id="rId24">
-        <w:r>
-          <w:rPr>
-            <w:lang w:val="zh_TW" w:bidi="zh_TW"/>
-          </w:rPr>
-          <w:rPr>
-            <w:color w:val="0000EE"/>
-            <w:u w:val="single"/>
-          </w:rPr>
-          <w:t>腓4:10–20</w:t>
-        </w:r>
-      </w:hyperlink>
+      <w:r>
+        <w:rPr>
+          <w:lang w:val="zh_TW" w:bidi="zh_TW"/>
+        </w:rPr>
+        <w:t>腓4:10–20</w:t>
+      </w:r>
       <w:r>
         <w:rPr>
           <w:lang w:val="zh_TW" w:bidi="zh_TW"/>
@@ -813,126 +741,84 @@
         </w:rPr>
         <w:t>那在你們心裡動了善工的：神主動在人的心裡施行祂的救恩（見</w:t>
       </w:r>
-      <w:hyperlink r:id="rId25">
-        <w:r>
-          <w:rPr>
-            <w:lang w:val="zh_TW" w:bidi="zh_TW"/>
-          </w:rPr>
-          <w:rPr>
-            <w:color w:val="0000EE"/>
-            <w:u w:val="single"/>
-          </w:rPr>
-          <w:t>羅9:16</w:t>
-        </w:r>
-      </w:hyperlink>
+      <w:r>
+        <w:rPr>
+          <w:lang w:val="zh_TW" w:bidi="zh_TW"/>
+        </w:rPr>
+        <w:t>羅9:16</w:t>
+      </w:r>
       <w:r>
         <w:rPr>
           <w:lang w:val="zh_TW" w:bidi="zh_TW"/>
         </w:rPr>
         <w:t>；</w:t>
       </w:r>
-      <w:hyperlink r:id="rId26">
-        <w:r>
-          <w:rPr>
-            <w:lang w:val="zh_TW" w:bidi="zh_TW"/>
-          </w:rPr>
-          <w:rPr>
-            <w:color w:val="0000EE"/>
-            <w:u w:val="single"/>
-          </w:rPr>
-          <w:t>弗1:3–8</w:t>
-        </w:r>
-      </w:hyperlink>
+      <w:r>
+        <w:rPr>
+          <w:lang w:val="zh_TW" w:bidi="zh_TW"/>
+        </w:rPr>
+        <w:t>弗1:3–8</w:t>
+      </w:r>
       <w:r>
         <w:rPr>
           <w:lang w:val="zh_TW" w:bidi="zh_TW"/>
         </w:rPr>
         <w:t>、</w:t>
       </w:r>
-      <w:hyperlink r:id="rId27">
-        <w:r>
-          <w:rPr>
-            <w:lang w:val="zh_TW" w:bidi="zh_TW"/>
-          </w:rPr>
-          <w:rPr>
-            <w:color w:val="0000EE"/>
-            <w:u w:val="single"/>
-          </w:rPr>
-          <w:t>11</w:t>
-        </w:r>
-      </w:hyperlink>
+      <w:r>
+        <w:rPr>
+          <w:lang w:val="zh_TW" w:bidi="zh_TW"/>
+        </w:rPr>
+        <w:t>11</w:t>
+      </w:r>
       <w:r>
         <w:rPr>
           <w:lang w:val="zh_TW" w:bidi="zh_TW"/>
         </w:rPr>
         <w:t>；</w:t>
       </w:r>
-      <w:hyperlink r:id="rId28">
-        <w:r>
-          <w:rPr>
-            <w:lang w:val="zh_TW" w:bidi="zh_TW"/>
-          </w:rPr>
-          <w:rPr>
-            <w:color w:val="0000EE"/>
-            <w:u w:val="single"/>
-          </w:rPr>
-          <w:t>2:4–10</w:t>
-        </w:r>
-      </w:hyperlink>
+      <w:r>
+        <w:rPr>
+          <w:lang w:val="zh_TW" w:bidi="zh_TW"/>
+        </w:rPr>
+        <w:t>2:4–10</w:t>
+      </w:r>
       <w:r>
         <w:rPr>
           <w:lang w:val="zh_TW" w:bidi="zh_TW"/>
         </w:rPr>
         <w:t>），因此我們可以信靠祂會繼續進行祂的工作，把人塑造成祂兒子的樣式（見</w:t>
       </w:r>
-      <w:hyperlink r:id="rId29">
-        <w:r>
-          <w:rPr>
-            <w:lang w:val="zh_TW" w:bidi="zh_TW"/>
-          </w:rPr>
-          <w:rPr>
-            <w:color w:val="0000EE"/>
-            <w:u w:val="single"/>
-          </w:rPr>
-          <w:t>羅8:29</w:t>
-        </w:r>
-      </w:hyperlink>
+      <w:r>
+        <w:rPr>
+          <w:lang w:val="zh_TW" w:bidi="zh_TW"/>
+        </w:rPr>
+        <w:t>羅8:29</w:t>
+      </w:r>
       <w:r>
         <w:rPr>
           <w:lang w:val="zh_TW" w:bidi="zh_TW"/>
         </w:rPr>
         <w:t>；</w:t>
       </w:r>
-      <w:hyperlink r:id="rId30">
-        <w:r>
-          <w:rPr>
-            <w:lang w:val="zh_TW" w:bidi="zh_TW"/>
-          </w:rPr>
-          <w:rPr>
-            <w:color w:val="0000EE"/>
-            <w:u w:val="single"/>
-          </w:rPr>
-          <w:t>弗4:13</w:t>
-        </w:r>
-      </w:hyperlink>
+      <w:r>
+        <w:rPr>
+          <w:lang w:val="zh_TW" w:bidi="zh_TW"/>
+        </w:rPr>
+        <w:t>弗4:13</w:t>
+      </w:r>
       <w:r>
         <w:rPr>
           <w:lang w:val="zh_TW" w:bidi="zh_TW"/>
         </w:rPr>
         <w:t>、</w:t>
       </w:r>
-      <w:hyperlink r:id="rId31">
-        <w:r>
-          <w:rPr>
-            <w:lang w:val="zh_TW" w:bidi="zh_TW"/>
-          </w:rPr>
-          <w:rPr>
-            <w:color w:val="0000EE"/>
-            <w:u w:val="single"/>
-          </w:rPr>
-          <w:t>15</w:t>
-        </w:r>
-      </w:hyperlink>
+      <w:r>
+        <w:rPr>
+          <w:lang w:val="zh_TW" w:bidi="zh_TW"/>
+        </w:rPr>
+        <w:t>15</w:t>
+      </w:r>
       <w:r>
         <w:rPr>
           <w:lang w:val="zh_TW" w:bidi="zh_TW"/>
@@ -987,18 +873,12 @@
         </w:rPr>
         <w:t>你們都與我一同得恩：或許他們的生命會因為保羅的受苦和見證而蒙福；也或許他們曾與他一同受苦（見</w:t>
       </w:r>
-      <w:hyperlink r:id="rId32">
-        <w:r>
-          <w:rPr>
-            <w:lang w:val="zh_TW" w:bidi="zh_TW"/>
-          </w:rPr>
-          <w:rPr>
-            <w:color w:val="0000EE"/>
-            <w:u w:val="single"/>
-          </w:rPr>
-          <w:t>腓1:29</w:t>
-        </w:r>
-      </w:hyperlink>
+      <w:r>
+        <w:rPr>
+          <w:lang w:val="zh_TW" w:bidi="zh_TW"/>
+        </w:rPr>
+        <w:t>腓1:29</w:t>
+      </w:r>
       <w:r>
         <w:rPr>
           <w:lang w:val="zh_TW" w:bidi="zh_TW"/>
@@ -1057,36 +937,24 @@
         </w:rPr>
         <w:t>愛是基督的靈在信徒內心結出的果子（</w:t>
       </w:r>
-      <w:hyperlink r:id="rId33">
-        <w:r>
-          <w:rPr>
-            <w:lang w:val="zh_TW" w:bidi="zh_TW"/>
-          </w:rPr>
-          <w:rPr>
-            <w:color w:val="0000EE"/>
-            <w:u w:val="single"/>
-          </w:rPr>
-          <w:t>羅5:5</w:t>
-        </w:r>
-      </w:hyperlink>
+      <w:r>
+        <w:rPr>
+          <w:lang w:val="zh_TW" w:bidi="zh_TW"/>
+        </w:rPr>
+        <w:t>羅5:5</w:t>
+      </w:r>
       <w:r>
         <w:rPr>
           <w:lang w:val="zh_TW" w:bidi="zh_TW"/>
         </w:rPr>
         <w:t>；</w:t>
       </w:r>
-      <w:hyperlink r:id="rId22">
-        <w:r>
-          <w:rPr>
-            <w:lang w:val="zh_TW" w:bidi="zh_TW"/>
-          </w:rPr>
-          <w:rPr>
-            <w:color w:val="0000EE"/>
-            <w:u w:val="single"/>
-          </w:rPr>
-          <w:t>加5:22</w:t>
-        </w:r>
-      </w:hyperlink>
+      <w:r>
+        <w:rPr>
+          <w:lang w:val="zh_TW" w:bidi="zh_TW"/>
+        </w:rPr>
+        <w:t>加5:22</w:t>
+      </w:r>
       <w:r>
         <w:rPr>
           <w:lang w:val="zh_TW" w:bidi="zh_TW"/>
@@ -1117,54 +985,36 @@
         </w:rPr>
         <w:t>：這樣，信徒能夠明白什麼是真正重要的事（見</w:t>
       </w:r>
-      <w:hyperlink r:id="rId34">
-        <w:r>
-          <w:rPr>
-            <w:lang w:val="zh_TW" w:bidi="zh_TW"/>
-          </w:rPr>
-          <w:rPr>
-            <w:color w:val="0000EE"/>
-            <w:u w:val="single"/>
-          </w:rPr>
-          <w:t>羅12:2</w:t>
-        </w:r>
-      </w:hyperlink>
+      <w:r>
+        <w:rPr>
+          <w:lang w:val="zh_TW" w:bidi="zh_TW"/>
+        </w:rPr>
+        <w:t>羅12:2</w:t>
+      </w:r>
       <w:r>
         <w:rPr>
           <w:lang w:val="zh_TW" w:bidi="zh_TW"/>
         </w:rPr>
         <w:t>），並且過著聖潔且無可指責的生活，直到基督再來的日子（參</w:t>
       </w:r>
-      <w:hyperlink r:id="rId35">
-        <w:r>
-          <w:rPr>
-            <w:lang w:val="zh_TW" w:bidi="zh_TW"/>
-          </w:rPr>
-          <w:rPr>
-            <w:color w:val="0000EE"/>
-            <w:u w:val="single"/>
-          </w:rPr>
-          <w:t>帖前3:12–13</w:t>
-        </w:r>
-      </w:hyperlink>
+      <w:r>
+        <w:rPr>
+          <w:lang w:val="zh_TW" w:bidi="zh_TW"/>
+        </w:rPr>
+        <w:t>帖前3:12–13</w:t>
+      </w:r>
       <w:r>
         <w:rPr>
           <w:lang w:val="zh_TW" w:bidi="zh_TW"/>
         </w:rPr>
         <w:t>，</w:t>
       </w:r>
-      <w:hyperlink r:id="rId36">
-        <w:r>
-          <w:rPr>
-            <w:lang w:val="zh_TW" w:bidi="zh_TW"/>
-          </w:rPr>
-          <w:rPr>
-            <w:color w:val="0000EE"/>
-            <w:u w:val="single"/>
-          </w:rPr>
-          <w:t>5:23</w:t>
-        </w:r>
-      </w:hyperlink>
+      <w:r>
+        <w:rPr>
+          <w:lang w:val="zh_TW" w:bidi="zh_TW"/>
+        </w:rPr>
+        <w:t>5:23</w:t>
+      </w:r>
       <w:r>
         <w:rPr>
           <w:lang w:val="zh_TW" w:bidi="zh_TW"/>
@@ -1241,54 +1091,36 @@
         </w:rPr>
         <w:t>將榮耀稱讚歸於神是神的子民生活的終極目的（見</w:t>
       </w:r>
-      <w:hyperlink r:id="rId37">
-        <w:r>
-          <w:rPr>
-            <w:lang w:val="zh_TW" w:bidi="zh_TW"/>
-          </w:rPr>
-          <w:rPr>
-            <w:color w:val="0000EE"/>
-            <w:u w:val="single"/>
-          </w:rPr>
-          <w:t>弗1:6</w:t>
-        </w:r>
-      </w:hyperlink>
+      <w:r>
+        <w:rPr>
+          <w:lang w:val="zh_TW" w:bidi="zh_TW"/>
+        </w:rPr>
+        <w:t>弗1:6</w:t>
+      </w:r>
       <w:r>
         <w:rPr>
           <w:lang w:val="zh_TW" w:bidi="zh_TW"/>
         </w:rPr>
         <w:t>、</w:t>
       </w:r>
-      <w:hyperlink r:id="rId38">
-        <w:r>
-          <w:rPr>
-            <w:lang w:val="zh_TW" w:bidi="zh_TW"/>
-          </w:rPr>
-          <w:rPr>
-            <w:color w:val="0000EE"/>
-            <w:u w:val="single"/>
-          </w:rPr>
-          <w:t>12</w:t>
-        </w:r>
-      </w:hyperlink>
+      <w:r>
+        <w:rPr>
+          <w:lang w:val="zh_TW" w:bidi="zh_TW"/>
+        </w:rPr>
+        <w:t>12</w:t>
+      </w:r>
       <w:r>
         <w:rPr>
           <w:lang w:val="zh_TW" w:bidi="zh_TW"/>
         </w:rPr>
         <w:t>、</w:t>
       </w:r>
-      <w:hyperlink r:id="rId39">
-        <w:r>
-          <w:rPr>
-            <w:lang w:val="zh_TW" w:bidi="zh_TW"/>
-          </w:rPr>
-          <w:rPr>
-            <w:color w:val="0000EE"/>
-            <w:u w:val="single"/>
-          </w:rPr>
-          <w:t>14</w:t>
-        </w:r>
-      </w:hyperlink>
+      <w:r>
+        <w:rPr>
+          <w:lang w:val="zh_TW" w:bidi="zh_TW"/>
+        </w:rPr>
+        <w:t>14</w:t>
+      </w:r>
       <w:r>
         <w:rPr>
           <w:lang w:val="zh_TW" w:bidi="zh_TW"/>
@@ -1383,18 +1215,12 @@
         </w:rPr>
         <w:t>叫福音興旺：見</w:t>
       </w:r>
-      <w:hyperlink r:id="rId40">
-        <w:r>
-          <w:rPr>
-            <w:lang w:val="zh_TW" w:bidi="zh_TW"/>
-          </w:rPr>
-          <w:rPr>
-            <w:color w:val="0000EE"/>
-            <w:u w:val="single"/>
-          </w:rPr>
-          <w:t>使徒行傳二十八章17至31節</w:t>
-        </w:r>
-      </w:hyperlink>
+      <w:r>
+        <w:rPr>
+          <w:lang w:val="zh_TW" w:bidi="zh_TW"/>
+        </w:rPr>
+        <w:t>使徒行傳二十八章17至31節</w:t>
+      </w:r>
       <w:r>
         <w:rPr>
           <w:lang w:val="zh_TW" w:bidi="zh_TW"/>
@@ -1507,18 +1333,12 @@
         </w:rPr>
         <w:t>是那些在皇帝或總督官邸工作的人們（見</w:t>
       </w:r>
-      <w:hyperlink r:id="rId41">
-        <w:r>
-          <w:rPr>
-            <w:lang w:val="zh_TW" w:bidi="zh_TW"/>
-          </w:rPr>
-          <w:rPr>
-            <w:color w:val="0000EE"/>
-            <w:u w:val="single"/>
-          </w:rPr>
-          <w:t>腓4:22</w:t>
-        </w:r>
-      </w:hyperlink>
+      <w:r>
+        <w:rPr>
+          <w:lang w:val="zh_TW" w:bidi="zh_TW"/>
+        </w:rPr>
+        <w:t>腓4:22</w:t>
+      </w:r>
       <w:r>
         <w:rPr>
           <w:lang w:val="zh_TW" w:bidi="zh_TW"/>
@@ -1543,18 +1363,12 @@
         </w:rPr>
         <w:t>保羅因基督而被監禁——也就是說，他是因為傳講基督的福音而被監禁（參</w:t>
       </w:r>
-      <w:hyperlink r:id="rId42">
-        <w:r>
-          <w:rPr>
-            <w:lang w:val="zh_TW" w:bidi="zh_TW"/>
-          </w:rPr>
-          <w:rPr>
-            <w:color w:val="0000EE"/>
-            <w:u w:val="single"/>
-          </w:rPr>
-          <w:t>徒21:26–28:31</w:t>
-        </w:r>
-      </w:hyperlink>
+      <w:r>
+        <w:rPr>
+          <w:lang w:val="zh_TW" w:bidi="zh_TW"/>
+        </w:rPr>
+        <w:t>徒21:26–28:31</w:t>
+      </w:r>
       <w:r>
         <w:rPr>
           <w:lang w:val="zh_TW" w:bidi="zh_TW"/>
@@ -1688,54 +1502,36 @@
         </w:rPr>
         <w:t>：他們顯然是對保羅持批評態度的信徒（參</w:t>
       </w:r>
-      <w:hyperlink r:id="rId43">
-        <w:r>
-          <w:rPr>
-            <w:lang w:val="zh_TW" w:bidi="zh_TW"/>
-          </w:rPr>
-          <w:rPr>
-            <w:color w:val="0000EE"/>
-            <w:u w:val="single"/>
-          </w:rPr>
-          <w:t>林後10–13</w:t>
-        </w:r>
-      </w:hyperlink>
+      <w:r>
+        <w:rPr>
+          <w:lang w:val="zh_TW" w:bidi="zh_TW"/>
+        </w:rPr>
+        <w:t>林後10–13</w:t>
+      </w:r>
       <w:r>
         <w:rPr>
           <w:lang w:val="zh_TW" w:bidi="zh_TW"/>
         </w:rPr>
         <w:t>；</w:t>
       </w:r>
-      <w:hyperlink r:id="rId44">
-        <w:r>
-          <w:rPr>
-            <w:lang w:val="zh_TW" w:bidi="zh_TW"/>
-          </w:rPr>
-          <w:rPr>
-            <w:color w:val="0000EE"/>
-            <w:u w:val="single"/>
-          </w:rPr>
-          <w:t>加4:12–20</w:t>
-        </w:r>
-      </w:hyperlink>
+      <w:r>
+        <w:rPr>
+          <w:lang w:val="zh_TW" w:bidi="zh_TW"/>
+        </w:rPr>
+        <w:t>加4:12–20</w:t>
+      </w:r>
       <w:r>
         <w:rPr>
           <w:lang w:val="zh_TW" w:bidi="zh_TW"/>
         </w:rPr>
         <w:t>，</w:t>
       </w:r>
-      <w:hyperlink r:id="rId45">
-        <w:r>
-          <w:rPr>
-            <w:lang w:val="zh_TW" w:bidi="zh_TW"/>
-          </w:rPr>
-          <w:rPr>
-            <w:color w:val="0000EE"/>
-            <w:u w:val="single"/>
-          </w:rPr>
-          <w:t>5:7–12</w:t>
-        </w:r>
-      </w:hyperlink>
+      <w:r>
+        <w:rPr>
+          <w:lang w:val="zh_TW" w:bidi="zh_TW"/>
+        </w:rPr>
+        <w:t>5:7–12</w:t>
+      </w:r>
       <w:r>
         <w:rPr>
           <w:lang w:val="zh_TW" w:bidi="zh_TW"/>
@@ -1796,54 +1592,36 @@
         </w:rPr>
         <w:t>：保羅期望能很快從監獄中獲釋（見</w:t>
       </w:r>
-      <w:hyperlink r:id="rId46">
-        <w:r>
-          <w:rPr>
-            <w:lang w:val="zh_TW" w:bidi="zh_TW"/>
-          </w:rPr>
-          <w:rPr>
-            <w:color w:val="0000EE"/>
-            <w:u w:val="single"/>
-          </w:rPr>
-          <w:t>腓1:25–26</w:t>
-        </w:r>
-      </w:hyperlink>
+      <w:r>
+        <w:rPr>
+          <w:lang w:val="zh_TW" w:bidi="zh_TW"/>
+        </w:rPr>
+        <w:t>腓1:25–26</w:t>
+      </w:r>
       <w:r>
         <w:rPr>
           <w:lang w:val="zh_TW" w:bidi="zh_TW"/>
         </w:rPr>
         <w:t>，</w:t>
       </w:r>
-      <w:hyperlink r:id="rId47">
-        <w:r>
-          <w:rPr>
-            <w:lang w:val="zh_TW" w:bidi="zh_TW"/>
-          </w:rPr>
-          <w:rPr>
-            <w:color w:val="0000EE"/>
-            <w:u w:val="single"/>
-          </w:rPr>
-          <w:t>2:24</w:t>
-        </w:r>
-      </w:hyperlink>
+      <w:r>
+        <w:rPr>
+          <w:lang w:val="zh_TW" w:bidi="zh_TW"/>
+        </w:rPr>
+        <w:t>2:24</w:t>
+      </w:r>
       <w:r>
         <w:rPr>
           <w:lang w:val="zh_TW" w:bidi="zh_TW"/>
         </w:rPr>
         <w:t>；對比</w:t>
       </w:r>
-      <w:hyperlink r:id="rId48">
-        <w:r>
-          <w:rPr>
-            <w:lang w:val="zh_TW" w:bidi="zh_TW"/>
-          </w:rPr>
-          <w:rPr>
-            <w:color w:val="0000EE"/>
-            <w:u w:val="single"/>
-          </w:rPr>
-          <w:t>提後4:6</w:t>
-        </w:r>
-      </w:hyperlink>
+      <w:r>
+        <w:rPr>
+          <w:lang w:val="zh_TW" w:bidi="zh_TW"/>
+        </w:rPr>
+        <w:t>提後4:6</w:t>
+      </w:r>
       <w:r>
         <w:rPr>
           <w:lang w:val="zh_TW" w:bidi="zh_TW"/>
@@ -1904,72 +1682,48 @@
         </w:rPr>
         <w:t>：對於信徒來說，死亡並不可怕，因為死亡將直接引領他們進入基督的同在中（見</w:t>
       </w:r>
-      <w:hyperlink r:id="rId49">
-        <w:r>
-          <w:rPr>
-            <w:lang w:val="zh_TW" w:bidi="zh_TW"/>
-          </w:rPr>
-          <w:rPr>
-            <w:color w:val="0000EE"/>
-            <w:u w:val="single"/>
-          </w:rPr>
-          <w:t>腓1:23</w:t>
-        </w:r>
-      </w:hyperlink>
+      <w:r>
+        <w:rPr>
+          <w:lang w:val="zh_TW" w:bidi="zh_TW"/>
+        </w:rPr>
+        <w:t>腓1:23</w:t>
+      </w:r>
       <w:r>
         <w:rPr>
           <w:lang w:val="zh_TW" w:bidi="zh_TW"/>
         </w:rPr>
         <w:t>；參</w:t>
       </w:r>
-      <w:hyperlink r:id="rId50">
-        <w:r>
-          <w:rPr>
-            <w:lang w:val="zh_TW" w:bidi="zh_TW"/>
-          </w:rPr>
-          <w:rPr>
-            <w:color w:val="0000EE"/>
-            <w:u w:val="single"/>
-          </w:rPr>
-          <w:t>約5:24</w:t>
-        </w:r>
-      </w:hyperlink>
+      <w:r>
+        <w:rPr>
+          <w:lang w:val="zh_TW" w:bidi="zh_TW"/>
+        </w:rPr>
+        <w:t>約5:24</w:t>
+      </w:r>
       <w:r>
         <w:rPr>
           <w:lang w:val="zh_TW" w:bidi="zh_TW"/>
         </w:rPr>
         <w:t>，</w:t>
       </w:r>
-      <w:hyperlink r:id="rId51">
-        <w:r>
-          <w:rPr>
-            <w:lang w:val="zh_TW" w:bidi="zh_TW"/>
-          </w:rPr>
-          <w:rPr>
-            <w:color w:val="0000EE"/>
-            <w:u w:val="single"/>
-          </w:rPr>
-          <w:t>11:25–26</w:t>
-        </w:r>
-      </w:hyperlink>
+      <w:r>
+        <w:rPr>
+          <w:lang w:val="zh_TW" w:bidi="zh_TW"/>
+        </w:rPr>
+        <w:t>11:25–26</w:t>
+      </w:r>
       <w:r>
         <w:rPr>
           <w:lang w:val="zh_TW" w:bidi="zh_TW"/>
         </w:rPr>
         <w:t>；</w:t>
       </w:r>
-      <w:hyperlink r:id="rId52">
-        <w:r>
-          <w:rPr>
-            <w:lang w:val="zh_TW" w:bidi="zh_TW"/>
-          </w:rPr>
-          <w:rPr>
-            <w:color w:val="0000EE"/>
-            <w:u w:val="single"/>
-          </w:rPr>
-          <w:t>羅8:38–39</w:t>
-        </w:r>
-      </w:hyperlink>
+      <w:r>
+        <w:rPr>
+          <w:lang w:val="zh_TW" w:bidi="zh_TW"/>
+        </w:rPr>
+        <w:t>羅8:38–39</w:t>
+      </w:r>
       <w:r>
         <w:rPr>
           <w:lang w:val="zh_TW" w:bidi="zh_TW"/>
@@ -2030,90 +1784,60 @@
         </w:rPr>
         <w:t>：死亡使信徒立即進入主的同在中（參</w:t>
       </w:r>
-      <w:hyperlink r:id="rId53">
-        <w:r>
-          <w:rPr>
-            <w:lang w:val="zh_TW" w:bidi="zh_TW"/>
-          </w:rPr>
-          <w:rPr>
-            <w:color w:val="0000EE"/>
-            <w:u w:val="single"/>
-          </w:rPr>
-          <w:t>腓3:20–21</w:t>
-        </w:r>
-      </w:hyperlink>
+      <w:r>
+        <w:rPr>
+          <w:lang w:val="zh_TW" w:bidi="zh_TW"/>
+        </w:rPr>
+        <w:t>腓3:20–21</w:t>
+      </w:r>
       <w:r>
         <w:rPr>
           <w:lang w:val="zh_TW" w:bidi="zh_TW"/>
         </w:rPr>
         <w:t>；</w:t>
       </w:r>
-      <w:hyperlink r:id="rId54">
-        <w:r>
-          <w:rPr>
-            <w:lang w:val="zh_TW" w:bidi="zh_TW"/>
-          </w:rPr>
-          <w:rPr>
-            <w:color w:val="0000EE"/>
-            <w:u w:val="single"/>
-          </w:rPr>
-          <w:t>林前15:20–23</w:t>
-        </w:r>
-      </w:hyperlink>
+      <w:r>
+        <w:rPr>
+          <w:lang w:val="zh_TW" w:bidi="zh_TW"/>
+        </w:rPr>
+        <w:t>林前15:20–23</w:t>
+      </w:r>
       <w:r>
         <w:rPr>
           <w:lang w:val="zh_TW" w:bidi="zh_TW"/>
         </w:rPr>
         <w:t>、</w:t>
       </w:r>
-      <w:hyperlink r:id="rId55">
-        <w:r>
-          <w:rPr>
-            <w:lang w:val="zh_TW" w:bidi="zh_TW"/>
-          </w:rPr>
-          <w:rPr>
-            <w:color w:val="0000EE"/>
-            <w:u w:val="single"/>
-          </w:rPr>
-          <w:t>51–52</w:t>
-        </w:r>
-      </w:hyperlink>
+      <w:r>
+        <w:rPr>
+          <w:lang w:val="zh_TW" w:bidi="zh_TW"/>
+        </w:rPr>
+        <w:t>51–52</w:t>
+      </w:r>
       <w:r>
         <w:rPr>
           <w:lang w:val="zh_TW" w:bidi="zh_TW"/>
         </w:rPr>
         <w:t>；</w:t>
       </w:r>
-      <w:hyperlink r:id="rId56">
-        <w:r>
-          <w:rPr>
-            <w:lang w:val="zh_TW" w:bidi="zh_TW"/>
-          </w:rPr>
-          <w:rPr>
-            <w:color w:val="0000EE"/>
-            <w:u w:val="single"/>
-          </w:rPr>
-          <w:t>林後5:1–8</w:t>
-        </w:r>
-      </w:hyperlink>
+      <w:r>
+        <w:rPr>
+          <w:lang w:val="zh_TW" w:bidi="zh_TW"/>
+        </w:rPr>
+        <w:t>林後5:1–8</w:t>
+      </w:r>
       <w:r>
         <w:rPr>
           <w:lang w:val="zh_TW" w:bidi="zh_TW"/>
         </w:rPr>
         <w:t>；</w:t>
       </w:r>
-      <w:hyperlink r:id="rId57">
-        <w:r>
-          <w:rPr>
-            <w:lang w:val="zh_TW" w:bidi="zh_TW"/>
-          </w:rPr>
-          <w:rPr>
-            <w:color w:val="0000EE"/>
-            <w:u w:val="single"/>
-          </w:rPr>
-          <w:t>帖前4:13–17</w:t>
-        </w:r>
-      </w:hyperlink>
+      <w:r>
+        <w:rPr>
+          <w:lang w:val="zh_TW" w:bidi="zh_TW"/>
+        </w:rPr>
+        <w:t>帖前4:13–17</w:t>
+      </w:r>
       <w:r>
         <w:rPr>
           <w:lang w:val="zh_TW" w:bidi="zh_TW"/>
@@ -2204,90 +1928,60 @@
         </w:rPr>
         <w:t>喜樂（見</w:t>
       </w:r>
-      <w:hyperlink r:id="rId58">
-        <w:r>
-          <w:rPr>
-            <w:lang w:val="zh_TW" w:bidi="zh_TW"/>
-          </w:rPr>
-          <w:rPr>
-            <w:color w:val="0000EE"/>
-            <w:u w:val="single"/>
-          </w:rPr>
-          <w:t>腓4:4</w:t>
-        </w:r>
-      </w:hyperlink>
+      <w:r>
+        <w:rPr>
+          <w:lang w:val="zh_TW" w:bidi="zh_TW"/>
+        </w:rPr>
+        <w:t>腓4:4</w:t>
+      </w:r>
       <w:r>
         <w:rPr>
           <w:lang w:val="zh_TW" w:bidi="zh_TW"/>
         </w:rPr>
         <w:t>；</w:t>
       </w:r>
-      <w:hyperlink r:id="rId59">
-        <w:r>
-          <w:rPr>
-            <w:lang w:val="zh_TW" w:bidi="zh_TW"/>
-          </w:rPr>
-          <w:rPr>
-            <w:color w:val="0000EE"/>
-            <w:u w:val="single"/>
-          </w:rPr>
-          <w:t>約15:11</w:t>
-        </w:r>
-      </w:hyperlink>
+      <w:r>
+        <w:rPr>
+          <w:lang w:val="zh_TW" w:bidi="zh_TW"/>
+        </w:rPr>
+        <w:t>約15:11</w:t>
+      </w:r>
       <w:r>
         <w:rPr>
           <w:lang w:val="zh_TW" w:bidi="zh_TW"/>
         </w:rPr>
         <w:t>、</w:t>
       </w:r>
-      <w:hyperlink r:id="rId60">
-        <w:r>
-          <w:rPr>
-            <w:lang w:val="zh_TW" w:bidi="zh_TW"/>
-          </w:rPr>
-          <w:rPr>
-            <w:color w:val="0000EE"/>
-            <w:u w:val="single"/>
-          </w:rPr>
-          <w:t>20</w:t>
-        </w:r>
-      </w:hyperlink>
+      <w:r>
+        <w:rPr>
+          <w:lang w:val="zh_TW" w:bidi="zh_TW"/>
+        </w:rPr>
+        <w:t>20</w:t>
+      </w:r>
       <w:r>
         <w:rPr>
           <w:lang w:val="zh_TW" w:bidi="zh_TW"/>
         </w:rPr>
         <w:t>，</w:t>
       </w:r>
-      <w:hyperlink r:id="rId61">
-        <w:r>
-          <w:rPr>
-            <w:lang w:val="zh_TW" w:bidi="zh_TW"/>
-          </w:rPr>
-          <w:rPr>
-            <w:color w:val="0000EE"/>
-            <w:u w:val="single"/>
-          </w:rPr>
-          <w:t>16:20–24</w:t>
-        </w:r>
-      </w:hyperlink>
+      <w:r>
+        <w:rPr>
+          <w:lang w:val="zh_TW" w:bidi="zh_TW"/>
+        </w:rPr>
+        <w:t>16:20–24</w:t>
+      </w:r>
       <w:r>
         <w:rPr>
           <w:lang w:val="zh_TW" w:bidi="zh_TW"/>
         </w:rPr>
         <w:t>；</w:t>
       </w:r>
-      <w:hyperlink r:id="rId62">
-        <w:r>
-          <w:rPr>
-            <w:lang w:val="zh_TW" w:bidi="zh_TW"/>
-          </w:rPr>
-          <w:rPr>
-            <w:color w:val="0000EE"/>
-            <w:u w:val="single"/>
-          </w:rPr>
-          <w:t>帖前5:16</w:t>
-        </w:r>
-      </w:hyperlink>
+      <w:r>
+        <w:rPr>
+          <w:lang w:val="zh_TW" w:bidi="zh_TW"/>
+        </w:rPr>
+        <w:t>帖前5:16</w:t>
+      </w:r>
       <w:r>
         <w:rPr>
           <w:lang w:val="zh_TW" w:bidi="zh_TW"/>
@@ -2342,36 +2036,24 @@
         </w:rPr>
         <w:t>作為這個世界的客旅，腓立比的信徒應當活出天國子民的樣式（參</w:t>
       </w:r>
-      <w:hyperlink r:id="rId63">
-        <w:r>
-          <w:rPr>
-            <w:lang w:val="zh_TW" w:bidi="zh_TW"/>
-          </w:rPr>
-          <w:rPr>
-            <w:color w:val="0000EE"/>
-            <w:u w:val="single"/>
-          </w:rPr>
-          <w:t>3:20</w:t>
-        </w:r>
-      </w:hyperlink>
+      <w:r>
+        <w:rPr>
+          <w:lang w:val="zh_TW" w:bidi="zh_TW"/>
+        </w:rPr>
+        <w:t>3:20</w:t>
+      </w:r>
       <w:r>
         <w:rPr>
           <w:lang w:val="zh_TW" w:bidi="zh_TW"/>
         </w:rPr>
         <w:t>；</w:t>
       </w:r>
-      <w:hyperlink r:id="rId64">
-        <w:r>
-          <w:rPr>
-            <w:lang w:val="zh_TW" w:bidi="zh_TW"/>
-          </w:rPr>
-          <w:rPr>
-            <w:color w:val="0000EE"/>
-            <w:u w:val="single"/>
-          </w:rPr>
-          <w:t>彼前2:9–11</w:t>
-        </w:r>
-      </w:hyperlink>
+      <w:r>
+        <w:rPr>
+          <w:lang w:val="zh_TW" w:bidi="zh_TW"/>
+        </w:rPr>
+        <w:t>彼前2:9–11</w:t>
+      </w:r>
       <w:r>
         <w:rPr>
           <w:lang w:val="zh_TW" w:bidi="zh_TW"/>
@@ -2426,54 +2108,36 @@
         </w:rPr>
         <w:t>保羅鼓勵腓立比的基督徒要活出與福音相稱的生活（參</w:t>
       </w:r>
-      <w:hyperlink r:id="rId65">
-        <w:r>
-          <w:rPr>
-            <w:lang w:val="zh_TW" w:bidi="zh_TW"/>
-          </w:rPr>
-          <w:rPr>
-            <w:color w:val="0000EE"/>
-            <w:u w:val="single"/>
-          </w:rPr>
-          <w:t>弗4:1</w:t>
-        </w:r>
-      </w:hyperlink>
+      <w:r>
+        <w:rPr>
+          <w:lang w:val="zh_TW" w:bidi="zh_TW"/>
+        </w:rPr>
+        <w:t>弗4:1</w:t>
+      </w:r>
       <w:r>
         <w:rPr>
           <w:lang w:val="zh_TW" w:bidi="zh_TW"/>
         </w:rPr>
         <w:t>；</w:t>
       </w:r>
-      <w:hyperlink r:id="rId66">
-        <w:r>
-          <w:rPr>
-            <w:lang w:val="zh_TW" w:bidi="zh_TW"/>
-          </w:rPr>
-          <w:rPr>
-            <w:color w:val="0000EE"/>
-            <w:u w:val="single"/>
-          </w:rPr>
-          <w:t>西1:10</w:t>
-        </w:r>
-      </w:hyperlink>
+      <w:r>
+        <w:rPr>
+          <w:lang w:val="zh_TW" w:bidi="zh_TW"/>
+        </w:rPr>
+        <w:t>西1:10</w:t>
+      </w:r>
       <w:r>
         <w:rPr>
           <w:lang w:val="zh_TW" w:bidi="zh_TW"/>
         </w:rPr>
         <w:t>；</w:t>
       </w:r>
-      <w:hyperlink r:id="rId67">
-        <w:r>
-          <w:rPr>
-            <w:lang w:val="zh_TW" w:bidi="zh_TW"/>
-          </w:rPr>
-          <w:rPr>
-            <w:color w:val="0000EE"/>
-            <w:u w:val="single"/>
-          </w:rPr>
-          <w:t>帖前2:12</w:t>
-        </w:r>
-      </w:hyperlink>
+      <w:r>
+        <w:rPr>
+          <w:lang w:val="zh_TW" w:bidi="zh_TW"/>
+        </w:rPr>
+        <w:t>帖前2:12</w:t>
+      </w:r>
       <w:r>
         <w:rPr>
           <w:lang w:val="zh_TW" w:bidi="zh_TW"/>
@@ -2547,18 +2211,12 @@
         </w:rPr>
         <w:t>根據這個解釋，逼迫者對真理仍是盲目的（參</w:t>
       </w:r>
-      <w:hyperlink r:id="rId68">
-        <w:r>
-          <w:rPr>
-            <w:lang w:val="zh_TW" w:bidi="zh_TW"/>
-          </w:rPr>
-          <w:rPr>
-            <w:color w:val="0000EE"/>
-            <w:u w:val="single"/>
-          </w:rPr>
-          <w:t>林後2:15–16</w:t>
-        </w:r>
-      </w:hyperlink>
+      <w:r>
+        <w:rPr>
+          <w:lang w:val="zh_TW" w:bidi="zh_TW"/>
+        </w:rPr>
+        <w:t>林後2:15–16</w:t>
+      </w:r>
       <w:r>
         <w:rPr>
           <w:lang w:val="zh_TW" w:bidi="zh_TW"/>
@@ -2695,36 +2353,24 @@
         </w:rPr>
         <w:t>：見</w:t>
       </w:r>
-      <w:hyperlink r:id="rId19">
-        <w:r>
-          <w:rPr>
-            <w:lang w:val="zh_TW" w:bidi="zh_TW"/>
-          </w:rPr>
-          <w:rPr>
-            <w:color w:val="0000EE"/>
-            <w:u w:val="single"/>
-          </w:rPr>
-          <w:t>使徒行傳十六章11至40節</w:t>
-        </w:r>
-      </w:hyperlink>
+      <w:r>
+        <w:rPr>
+          <w:lang w:val="zh_TW" w:bidi="zh_TW"/>
+        </w:rPr>
+        <w:t>使徒行傳十六章11至40節</w:t>
+      </w:r>
       <w:r>
         <w:rPr>
           <w:lang w:val="zh_TW" w:bidi="zh_TW"/>
         </w:rPr>
         <w:t>；參</w:t>
       </w:r>
-      <w:hyperlink r:id="rId69">
-        <w:r>
-          <w:rPr>
-            <w:lang w:val="zh_TW" w:bidi="zh_TW"/>
-          </w:rPr>
-          <w:rPr>
-            <w:color w:val="0000EE"/>
-            <w:u w:val="single"/>
-          </w:rPr>
-          <w:t>帖撒羅尼迦前書二章2節</w:t>
-        </w:r>
-      </w:hyperlink>
+      <w:r>
+        <w:rPr>
+          <w:lang w:val="zh_TW" w:bidi="zh_TW"/>
+        </w:rPr>
+        <w:t>帖撒羅尼迦前書二章2節</w:t>
+      </w:r>
       <w:r>
         <w:rPr>
           <w:lang w:val="zh_TW" w:bidi="zh_TW"/>
@@ -2875,54 +2521,36 @@
         </w:rPr>
         <w:t>不要自私（譯註：和合本譯為「不要單顧自己的事」）：以自我為中心與真正關切他人是相反的態度（參</w:t>
       </w:r>
-      <w:hyperlink r:id="rId13">
-        <w:r>
-          <w:rPr>
-            <w:lang w:val="zh_TW" w:bidi="zh_TW"/>
-          </w:rPr>
-          <w:rPr>
-            <w:color w:val="0000EE"/>
-            <w:u w:val="single"/>
-          </w:rPr>
-          <w:t>2:20–21</w:t>
-        </w:r>
-      </w:hyperlink>
+      <w:r>
+        <w:rPr>
+          <w:lang w:val="zh_TW" w:bidi="zh_TW"/>
+        </w:rPr>
+        <w:t>2:20–21</w:t>
+      </w:r>
       <w:r>
         <w:rPr>
           <w:lang w:val="zh_TW" w:bidi="zh_TW"/>
         </w:rPr>
         <w:t>；</w:t>
       </w:r>
-      <w:hyperlink r:id="rId70">
-        <w:r>
-          <w:rPr>
-            <w:lang w:val="zh_TW" w:bidi="zh_TW"/>
-          </w:rPr>
-          <w:rPr>
-            <w:color w:val="0000EE"/>
-            <w:u w:val="single"/>
-          </w:rPr>
-          <w:t>林前10:24</w:t>
-        </w:r>
-      </w:hyperlink>
+      <w:r>
+        <w:rPr>
+          <w:lang w:val="zh_TW" w:bidi="zh_TW"/>
+        </w:rPr>
+        <w:t>林前10:24</w:t>
+      </w:r>
       <w:r>
         <w:rPr>
           <w:lang w:val="zh_TW" w:bidi="zh_TW"/>
         </w:rPr>
         <w:t>；</w:t>
       </w:r>
-      <w:hyperlink r:id="rId71">
-        <w:r>
-          <w:rPr>
-            <w:lang w:val="zh_TW" w:bidi="zh_TW"/>
-          </w:rPr>
-          <w:rPr>
-            <w:color w:val="0000EE"/>
-            <w:u w:val="single"/>
-          </w:rPr>
-          <w:t>加5:26</w:t>
-        </w:r>
-      </w:hyperlink>
+      <w:r>
+        <w:rPr>
+          <w:lang w:val="zh_TW" w:bidi="zh_TW"/>
+        </w:rPr>
+        <w:t>加5:26</w:t>
+      </w:r>
       <w:r>
         <w:rPr>
           <w:lang w:val="zh_TW" w:bidi="zh_TW"/>
@@ -2983,54 +2611,36 @@
         </w:rPr>
         <w:t>：參</w:t>
       </w:r>
-      <w:hyperlink r:id="rId72">
-        <w:r>
-          <w:rPr>
-            <w:lang w:val="zh_TW" w:bidi="zh_TW"/>
-          </w:rPr>
-          <w:rPr>
-            <w:color w:val="0000EE"/>
-            <w:u w:val="single"/>
-          </w:rPr>
-          <w:t>約翰福音一章1至3節</w:t>
-        </w:r>
-      </w:hyperlink>
+      <w:r>
+        <w:rPr>
+          <w:lang w:val="zh_TW" w:bidi="zh_TW"/>
+        </w:rPr>
+        <w:t>約翰福音一章1至3節</w:t>
+      </w:r>
       <w:r>
         <w:rPr>
           <w:lang w:val="zh_TW" w:bidi="zh_TW"/>
         </w:rPr>
         <w:t>，</w:t>
       </w:r>
-      <w:hyperlink r:id="rId73">
-        <w:r>
-          <w:rPr>
-            <w:lang w:val="zh_TW" w:bidi="zh_TW"/>
-          </w:rPr>
-          <w:rPr>
-            <w:color w:val="0000EE"/>
-            <w:u w:val="single"/>
-          </w:rPr>
-          <w:t>十七章5節</w:t>
-        </w:r>
-      </w:hyperlink>
+      <w:r>
+        <w:rPr>
+          <w:lang w:val="zh_TW" w:bidi="zh_TW"/>
+        </w:rPr>
+        <w:t>十七章5節</w:t>
+      </w:r>
       <w:r>
         <w:rPr>
           <w:lang w:val="zh_TW" w:bidi="zh_TW"/>
         </w:rPr>
         <w:t>；</w:t>
       </w:r>
-      <w:hyperlink r:id="rId74">
-        <w:r>
-          <w:rPr>
-            <w:lang w:val="zh_TW" w:bidi="zh_TW"/>
-          </w:rPr>
-          <w:rPr>
-            <w:color w:val="0000EE"/>
-            <w:u w:val="single"/>
-          </w:rPr>
-          <w:t>歌羅西書一章15節</w:t>
-        </w:r>
-      </w:hyperlink>
+      <w:r>
+        <w:rPr>
+          <w:lang w:val="zh_TW" w:bidi="zh_TW"/>
+        </w:rPr>
+        <w:t>歌羅西書一章15節</w:t>
+      </w:r>
       <w:r>
         <w:rPr>
           <w:lang w:val="zh_TW" w:bidi="zh_TW"/>
@@ -3150,36 +2760,24 @@
         </w:rPr>
         <w:t>；譯註：和合本譯為「反倒虛己」）：</w:t>
       </w:r>
-      <w:hyperlink r:id="rId75">
-        <w:r>
-          <w:rPr>
-            <w:lang w:val="zh_TW" w:bidi="zh_TW"/>
-          </w:rPr>
-          <w:rPr>
-            <w:color w:val="0000EE"/>
-            <w:u w:val="single"/>
-          </w:rPr>
-          <w:t>二章7至8節</w:t>
-        </w:r>
-      </w:hyperlink>
+      <w:r>
+        <w:rPr>
+          <w:lang w:val="zh_TW" w:bidi="zh_TW"/>
+        </w:rPr>
+        <w:t>二章7至8節</w:t>
+      </w:r>
       <w:r>
         <w:rPr>
           <w:lang w:val="zh_TW" w:bidi="zh_TW"/>
         </w:rPr>
         <w:t>其餘的部分說明了這種終極的神聖自我否定（參</w:t>
       </w:r>
-      <w:hyperlink r:id="rId76">
-        <w:r>
-          <w:rPr>
-            <w:lang w:val="zh_TW" w:bidi="zh_TW"/>
-          </w:rPr>
-          <w:rPr>
-            <w:color w:val="0000EE"/>
-            <w:u w:val="single"/>
-          </w:rPr>
-          <w:t>林後8:9</w:t>
-        </w:r>
-      </w:hyperlink>
+      <w:r>
+        <w:rPr>
+          <w:lang w:val="zh_TW" w:bidi="zh_TW"/>
+        </w:rPr>
+        <w:t>林後8:9</w:t>
+      </w:r>
       <w:r>
         <w:rPr>
           <w:lang w:val="zh_TW" w:bidi="zh_TW"/>
@@ -3217,18 +2815,12 @@
         </w:rPr>
         <w:t>；譯註：和合本譯為「取了奴僕的形象」）：保羅可能想到的是</w:t>
       </w:r>
-      <w:hyperlink r:id="rId77">
-        <w:r>
-          <w:rPr>
-            <w:lang w:val="zh_TW" w:bidi="zh_TW"/>
-          </w:rPr>
-          <w:rPr>
-            <w:color w:val="0000EE"/>
-            <w:u w:val="single"/>
-          </w:rPr>
-          <w:t>以賽亞書五十二章13節至五十三章12節</w:t>
-        </w:r>
-      </w:hyperlink>
+      <w:r>
+        <w:rPr>
+          <w:lang w:val="zh_TW" w:bidi="zh_TW"/>
+        </w:rPr>
+        <w:t>以賽亞書五十二章13節至五十三章12節</w:t>
+      </w:r>
       <w:r>
         <w:rPr>
           <w:lang w:val="zh_TW" w:bidi="zh_TW"/>
@@ -3253,36 +2845,24 @@
         </w:rPr>
         <w:t>成為人的樣式：參</w:t>
       </w:r>
-      <w:hyperlink r:id="rId78">
-        <w:r>
-          <w:rPr>
-            <w:lang w:val="zh_TW" w:bidi="zh_TW"/>
-          </w:rPr>
-          <w:rPr>
-            <w:color w:val="0000EE"/>
-            <w:u w:val="single"/>
-          </w:rPr>
-          <w:t>約翰福音一章14節</w:t>
-        </w:r>
-      </w:hyperlink>
+      <w:r>
+        <w:rPr>
+          <w:lang w:val="zh_TW" w:bidi="zh_TW"/>
+        </w:rPr>
+        <w:t>約翰福音一章14節</w:t>
+      </w:r>
       <w:r>
         <w:rPr>
           <w:lang w:val="zh_TW" w:bidi="zh_TW"/>
         </w:rPr>
         <w:t>；</w:t>
       </w:r>
-      <w:hyperlink r:id="rId79">
-        <w:r>
-          <w:rPr>
-            <w:lang w:val="zh_TW" w:bidi="zh_TW"/>
-          </w:rPr>
-          <w:rPr>
-            <w:color w:val="0000EE"/>
-            <w:u w:val="single"/>
-          </w:rPr>
-          <w:t>提摩太前書三章16節</w:t>
-        </w:r>
-      </w:hyperlink>
+      <w:r>
+        <w:rPr>
+          <w:lang w:val="zh_TW" w:bidi="zh_TW"/>
+        </w:rPr>
+        <w:t>提摩太前書三章16節</w:t>
+      </w:r>
       <w:r>
         <w:rPr>
           <w:lang w:val="zh_TW" w:bidi="zh_TW"/>
@@ -3341,180 +2921,120 @@
         </w:rPr>
         <w:t>順服神（譯註：和合本譯為「存心順服」）：神的旨意是要耶穌為世人的罪而死（見</w:t>
       </w:r>
-      <w:hyperlink r:id="rId80">
-        <w:r>
-          <w:rPr>
-            <w:lang w:val="zh_TW" w:bidi="zh_TW"/>
-          </w:rPr>
-          <w:rPr>
-            <w:color w:val="0000EE"/>
-            <w:u w:val="single"/>
-          </w:rPr>
-          <w:t>賽53:7</w:t>
-        </w:r>
-      </w:hyperlink>
+      <w:r>
+        <w:rPr>
+          <w:lang w:val="zh_TW" w:bidi="zh_TW"/>
+        </w:rPr>
+        <w:t>賽53:7</w:t>
+      </w:r>
       <w:r>
         <w:rPr>
           <w:lang w:val="zh_TW" w:bidi="zh_TW"/>
         </w:rPr>
         <w:t>；</w:t>
       </w:r>
-      <w:hyperlink r:id="rId81">
-        <w:r>
-          <w:rPr>
-            <w:lang w:val="zh_TW" w:bidi="zh_TW"/>
-          </w:rPr>
-          <w:rPr>
-            <w:color w:val="0000EE"/>
-            <w:u w:val="single"/>
-          </w:rPr>
-          <w:t>太26:39</w:t>
-        </w:r>
-      </w:hyperlink>
+      <w:r>
+        <w:rPr>
+          <w:lang w:val="zh_TW" w:bidi="zh_TW"/>
+        </w:rPr>
+        <w:t>太26:39</w:t>
+      </w:r>
       <w:r>
         <w:rPr>
           <w:lang w:val="zh_TW" w:bidi="zh_TW"/>
         </w:rPr>
         <w:t>；</w:t>
       </w:r>
-      <w:hyperlink r:id="rId82">
-        <w:r>
-          <w:rPr>
-            <w:lang w:val="zh_TW" w:bidi="zh_TW"/>
-          </w:rPr>
-          <w:rPr>
-            <w:color w:val="0000EE"/>
-            <w:u w:val="single"/>
-          </w:rPr>
-          <w:t>約3:16</w:t>
-        </w:r>
-      </w:hyperlink>
+      <w:r>
+        <w:rPr>
+          <w:lang w:val="zh_TW" w:bidi="zh_TW"/>
+        </w:rPr>
+        <w:t>約3:16</w:t>
+      </w:r>
       <w:r>
         <w:rPr>
           <w:lang w:val="zh_TW" w:bidi="zh_TW"/>
         </w:rPr>
         <w:t>，</w:t>
       </w:r>
-      <w:hyperlink r:id="rId83">
-        <w:r>
-          <w:rPr>
-            <w:lang w:val="zh_TW" w:bidi="zh_TW"/>
-          </w:rPr>
-          <w:rPr>
-            <w:color w:val="0000EE"/>
-            <w:u w:val="single"/>
-          </w:rPr>
-          <w:t>10:17–18</w:t>
-        </w:r>
-      </w:hyperlink>
+      <w:r>
+        <w:rPr>
+          <w:lang w:val="zh_TW" w:bidi="zh_TW"/>
+        </w:rPr>
+        <w:t>10:17–18</w:t>
+      </w:r>
       <w:r>
         <w:rPr>
           <w:lang w:val="zh_TW" w:bidi="zh_TW"/>
         </w:rPr>
         <w:t>；</w:t>
       </w:r>
-      <w:hyperlink r:id="rId84">
-        <w:r>
-          <w:rPr>
-            <w:lang w:val="zh_TW" w:bidi="zh_TW"/>
-          </w:rPr>
-          <w:rPr>
-            <w:color w:val="0000EE"/>
-            <w:u w:val="single"/>
-          </w:rPr>
-          <w:t>羅5:8</w:t>
-        </w:r>
-      </w:hyperlink>
+      <w:r>
+        <w:rPr>
+          <w:lang w:val="zh_TW" w:bidi="zh_TW"/>
+        </w:rPr>
+        <w:t>羅5:8</w:t>
+      </w:r>
       <w:r>
         <w:rPr>
           <w:lang w:val="zh_TW" w:bidi="zh_TW"/>
         </w:rPr>
         <w:t>、</w:t>
       </w:r>
-      <w:hyperlink r:id="rId85">
-        <w:r>
-          <w:rPr>
-            <w:lang w:val="zh_TW" w:bidi="zh_TW"/>
-          </w:rPr>
-          <w:rPr>
-            <w:color w:val="0000EE"/>
-            <w:u w:val="single"/>
-          </w:rPr>
-          <w:t>19</w:t>
-        </w:r>
-      </w:hyperlink>
+      <w:r>
+        <w:rPr>
+          <w:lang w:val="zh_TW" w:bidi="zh_TW"/>
+        </w:rPr>
+        <w:t>19</w:t>
+      </w:r>
       <w:r>
         <w:rPr>
           <w:lang w:val="zh_TW" w:bidi="zh_TW"/>
         </w:rPr>
         <w:t>，</w:t>
       </w:r>
-      <w:hyperlink r:id="rId86">
-        <w:r>
-          <w:rPr>
-            <w:lang w:val="zh_TW" w:bidi="zh_TW"/>
-          </w:rPr>
-          <w:rPr>
-            <w:color w:val="0000EE"/>
-            <w:u w:val="single"/>
-          </w:rPr>
-          <w:t>8:3</w:t>
-        </w:r>
-      </w:hyperlink>
+      <w:r>
+        <w:rPr>
+          <w:lang w:val="zh_TW" w:bidi="zh_TW"/>
+        </w:rPr>
+        <w:t>8:3</w:t>
+      </w:r>
       <w:r>
         <w:rPr>
           <w:lang w:val="zh_TW" w:bidi="zh_TW"/>
         </w:rPr>
         <w:t>；</w:t>
       </w:r>
-      <w:hyperlink r:id="rId87">
-        <w:r>
-          <w:rPr>
-            <w:lang w:val="zh_TW" w:bidi="zh_TW"/>
-          </w:rPr>
-          <w:rPr>
-            <w:color w:val="0000EE"/>
-            <w:u w:val="single"/>
-          </w:rPr>
-          <w:t>來5:8</w:t>
-        </w:r>
-      </w:hyperlink>
+      <w:r>
+        <w:rPr>
+          <w:lang w:val="zh_TW" w:bidi="zh_TW"/>
+        </w:rPr>
+        <w:t>來5:8</w:t>
+      </w:r>
       <w:r>
         <w:rPr>
           <w:lang w:val="zh_TW" w:bidi="zh_TW"/>
         </w:rPr>
         <w:t>；</w:t>
       </w:r>
-      <w:hyperlink r:id="rId88">
-        <w:r>
-          <w:rPr>
-            <w:lang w:val="zh_TW" w:bidi="zh_TW"/>
-          </w:rPr>
-          <w:rPr>
-            <w:color w:val="0000EE"/>
-            <w:u w:val="single"/>
-          </w:rPr>
-          <w:t>約一4:9–10</w:t>
-        </w:r>
-      </w:hyperlink>
+      <w:r>
+        <w:rPr>
+          <w:lang w:val="zh_TW" w:bidi="zh_TW"/>
+        </w:rPr>
+        <w:t>約一4:9–10</w:t>
+      </w:r>
       <w:r>
         <w:rPr>
           <w:lang w:val="zh_TW" w:bidi="zh_TW"/>
         </w:rPr>
         <w:t>、</w:t>
       </w:r>
-      <w:hyperlink r:id="rId89">
-        <w:r>
-          <w:rPr>
-            <w:lang w:val="zh_TW" w:bidi="zh_TW"/>
-          </w:rPr>
-          <w:rPr>
-            <w:color w:val="0000EE"/>
-            <w:u w:val="single"/>
-          </w:rPr>
-          <w:t>14</w:t>
-        </w:r>
-      </w:hyperlink>
+      <w:r>
+        <w:rPr>
+          <w:lang w:val="zh_TW" w:bidi="zh_TW"/>
+        </w:rPr>
+        <w:t>14</w:t>
+      </w:r>
       <w:r>
         <w:rPr>
           <w:lang w:val="zh_TW" w:bidi="zh_TW"/>
@@ -3604,54 +3124,36 @@
         </w:rPr>
         <w:t>見</w:t>
       </w:r>
-      <w:hyperlink r:id="rId90">
-        <w:r>
-          <w:rPr>
-            <w:lang w:val="zh_TW" w:bidi="zh_TW"/>
-          </w:rPr>
-          <w:rPr>
-            <w:color w:val="0000EE"/>
-            <w:u w:val="single"/>
-          </w:rPr>
-          <w:t>使徒行傳一章9至10節</w:t>
-        </w:r>
-      </w:hyperlink>
+      <w:r>
+        <w:rPr>
+          <w:lang w:val="zh_TW" w:bidi="zh_TW"/>
+        </w:rPr>
+        <w:t>使徒行傳一章9至10節</w:t>
+      </w:r>
       <w:r>
         <w:rPr>
           <w:lang w:val="zh_TW" w:bidi="zh_TW"/>
         </w:rPr>
         <w:t>；參</w:t>
       </w:r>
-      <w:hyperlink r:id="rId91">
-        <w:r>
-          <w:rPr>
-            <w:lang w:val="zh_TW" w:bidi="zh_TW"/>
-          </w:rPr>
-          <w:rPr>
-            <w:color w:val="0000EE"/>
-            <w:u w:val="single"/>
-          </w:rPr>
-          <w:t>使徒行傳二章32至33節</w:t>
-        </w:r>
-      </w:hyperlink>
+      <w:r>
+        <w:rPr>
+          <w:lang w:val="zh_TW" w:bidi="zh_TW"/>
+        </w:rPr>
+        <w:t>使徒行傳二章32至33節</w:t>
+      </w:r>
       <w:r>
         <w:rPr>
           <w:lang w:val="zh_TW" w:bidi="zh_TW"/>
         </w:rPr>
         <w:t>，</w:t>
       </w:r>
-      <w:hyperlink r:id="rId92">
-        <w:r>
-          <w:rPr>
-            <w:lang w:val="zh_TW" w:bidi="zh_TW"/>
-          </w:rPr>
-          <w:rPr>
-            <w:color w:val="0000EE"/>
-            <w:u w:val="single"/>
-          </w:rPr>
-          <w:t>七章55至56節</w:t>
-        </w:r>
-      </w:hyperlink>
+      <w:r>
+        <w:rPr>
+          <w:lang w:val="zh_TW" w:bidi="zh_TW"/>
+        </w:rPr>
+        <w:t>七章55至56節</w:t>
+      </w:r>
       <w:r>
         <w:rPr>
           <w:lang w:val="zh_TW" w:bidi="zh_TW"/>
@@ -3676,108 +3178,72 @@
         </w:rPr>
         <w:t>超乎萬名之上的名：耶穌擁有至高的權柄和能力（</w:t>
       </w:r>
-      <w:hyperlink r:id="rId93">
-        <w:r>
-          <w:rPr>
-            <w:lang w:val="zh_TW" w:bidi="zh_TW"/>
-          </w:rPr>
-          <w:rPr>
-            <w:color w:val="0000EE"/>
-            <w:u w:val="single"/>
-          </w:rPr>
-          <w:t>腓2:10–11</w:t>
-        </w:r>
-      </w:hyperlink>
+      <w:r>
+        <w:rPr>
+          <w:lang w:val="zh_TW" w:bidi="zh_TW"/>
+        </w:rPr>
+        <w:t>腓2:10–11</w:t>
+      </w:r>
       <w:r>
         <w:rPr>
           <w:lang w:val="zh_TW" w:bidi="zh_TW"/>
         </w:rPr>
         <w:t>；參</w:t>
       </w:r>
-      <w:hyperlink r:id="rId94">
-        <w:r>
-          <w:rPr>
-            <w:lang w:val="zh_TW" w:bidi="zh_TW"/>
-          </w:rPr>
-          <w:rPr>
-            <w:color w:val="0000EE"/>
-            <w:u w:val="single"/>
-          </w:rPr>
-          <w:t>太28:18</w:t>
-        </w:r>
-      </w:hyperlink>
+      <w:r>
+        <w:rPr>
+          <w:lang w:val="zh_TW" w:bidi="zh_TW"/>
+        </w:rPr>
+        <w:t>太28:18</w:t>
+      </w:r>
       <w:r>
         <w:rPr>
           <w:lang w:val="zh_TW" w:bidi="zh_TW"/>
         </w:rPr>
         <w:t>；</w:t>
       </w:r>
-      <w:hyperlink r:id="rId73">
-        <w:r>
-          <w:rPr>
-            <w:lang w:val="zh_TW" w:bidi="zh_TW"/>
-          </w:rPr>
-          <w:rPr>
-            <w:color w:val="0000EE"/>
-            <w:u w:val="single"/>
-          </w:rPr>
-          <w:t>約17:5</w:t>
-        </w:r>
-      </w:hyperlink>
+      <w:r>
+        <w:rPr>
+          <w:lang w:val="zh_TW" w:bidi="zh_TW"/>
+        </w:rPr>
+        <w:t>約17:5</w:t>
+      </w:r>
       <w:r>
         <w:rPr>
           <w:lang w:val="zh_TW" w:bidi="zh_TW"/>
         </w:rPr>
         <w:t>；</w:t>
       </w:r>
-      <w:hyperlink r:id="rId95">
-        <w:r>
-          <w:rPr>
-            <w:lang w:val="zh_TW" w:bidi="zh_TW"/>
-          </w:rPr>
-          <w:rPr>
-            <w:color w:val="0000EE"/>
-            <w:u w:val="single"/>
-          </w:rPr>
-          <w:t>徒2:33–36</w:t>
-        </w:r>
-      </w:hyperlink>
+      <w:r>
+        <w:rPr>
+          <w:lang w:val="zh_TW" w:bidi="zh_TW"/>
+        </w:rPr>
+        <w:t>徒2:33–36</w:t>
+      </w:r>
       <w:r>
         <w:rPr>
           <w:lang w:val="zh_TW" w:bidi="zh_TW"/>
         </w:rPr>
         <w:t>；</w:t>
       </w:r>
-      <w:hyperlink r:id="rId96">
-        <w:r>
-          <w:rPr>
-            <w:lang w:val="zh_TW" w:bidi="zh_TW"/>
-          </w:rPr>
-          <w:rPr>
-            <w:color w:val="0000EE"/>
-            <w:u w:val="single"/>
-          </w:rPr>
-          <w:t>來2:9</w:t>
-        </w:r>
-      </w:hyperlink>
+      <w:r>
+        <w:rPr>
+          <w:lang w:val="zh_TW" w:bidi="zh_TW"/>
+        </w:rPr>
+        <w:t>來2:9</w:t>
+      </w:r>
       <w:r>
         <w:rPr>
           <w:lang w:val="zh_TW" w:bidi="zh_TW"/>
         </w:rPr>
         <w:t>，</w:t>
       </w:r>
-      <w:hyperlink r:id="rId97">
-        <w:r>
-          <w:rPr>
-            <w:lang w:val="zh_TW" w:bidi="zh_TW"/>
-          </w:rPr>
-          <w:rPr>
-            <w:color w:val="0000EE"/>
-            <w:u w:val="single"/>
-          </w:rPr>
-          <w:t>12:2</w:t>
-        </w:r>
-      </w:hyperlink>
+      <w:r>
+        <w:rPr>
+          <w:lang w:val="zh_TW" w:bidi="zh_TW"/>
+        </w:rPr>
+        <w:t>12:2</w:t>
+      </w:r>
       <w:r>
         <w:rPr>
           <w:lang w:val="zh_TW" w:bidi="zh_TW"/>
@@ -3836,72 +3302,48 @@
         </w:rPr>
         <w:t>全體受造之物，包括屬靈的權勢與天使、地上的人類，以及已死之人，終有一天都要承認耶穌基督的主權（見</w:t>
       </w:r>
-      <w:hyperlink r:id="rId98">
-        <w:r>
-          <w:rPr>
-            <w:lang w:val="zh_TW" w:bidi="zh_TW"/>
-          </w:rPr>
-          <w:rPr>
-            <w:color w:val="0000EE"/>
-            <w:u w:val="single"/>
-          </w:rPr>
-          <w:t>弗1:9–10</w:t>
-        </w:r>
-      </w:hyperlink>
+      <w:r>
+        <w:rPr>
+          <w:lang w:val="zh_TW" w:bidi="zh_TW"/>
+        </w:rPr>
+        <w:t>弗1:9–10</w:t>
+      </w:r>
       <w:r>
         <w:rPr>
           <w:lang w:val="zh_TW" w:bidi="zh_TW"/>
         </w:rPr>
         <w:t>、</w:t>
       </w:r>
-      <w:hyperlink r:id="rId99">
-        <w:r>
-          <w:rPr>
-            <w:lang w:val="zh_TW" w:bidi="zh_TW"/>
-          </w:rPr>
-          <w:rPr>
-            <w:color w:val="0000EE"/>
-            <w:u w:val="single"/>
-          </w:rPr>
-          <w:t>21</w:t>
-        </w:r>
-      </w:hyperlink>
+      <w:r>
+        <w:rPr>
+          <w:lang w:val="zh_TW" w:bidi="zh_TW"/>
+        </w:rPr>
+        <w:t>21</w:t>
+      </w:r>
       <w:r>
         <w:rPr>
           <w:lang w:val="zh_TW" w:bidi="zh_TW"/>
         </w:rPr>
         <w:t>；</w:t>
       </w:r>
-      <w:hyperlink r:id="rId100">
-        <w:r>
-          <w:rPr>
-            <w:lang w:val="zh_TW" w:bidi="zh_TW"/>
-          </w:rPr>
-          <w:rPr>
-            <w:color w:val="0000EE"/>
-            <w:u w:val="single"/>
-          </w:rPr>
-          <w:t>西1:20–25</w:t>
-        </w:r>
-      </w:hyperlink>
+      <w:r>
+        <w:rPr>
+          <w:lang w:val="zh_TW" w:bidi="zh_TW"/>
+        </w:rPr>
+        <w:t>西1:20–25</w:t>
+      </w:r>
       <w:r>
         <w:rPr>
           <w:lang w:val="zh_TW" w:bidi="zh_TW"/>
         </w:rPr>
         <w:t>；</w:t>
       </w:r>
-      <w:hyperlink r:id="rId101">
-        <w:r>
-          <w:rPr>
-            <w:lang w:val="zh_TW" w:bidi="zh_TW"/>
-          </w:rPr>
-          <w:rPr>
-            <w:color w:val="0000EE"/>
-            <w:u w:val="single"/>
-          </w:rPr>
-          <w:t>彼前3:22</w:t>
-        </w:r>
-      </w:hyperlink>
+      <w:r>
+        <w:rPr>
+          <w:lang w:val="zh_TW" w:bidi="zh_TW"/>
+        </w:rPr>
+        <w:t>彼前3:22</w:t>
+      </w:r>
       <w:r>
         <w:rPr>
           <w:lang w:val="zh_TW" w:bidi="zh_TW"/>
@@ -3926,36 +3368,24 @@
         </w:rPr>
         <w:t>萬口都要承認（參</w:t>
       </w:r>
-      <w:hyperlink r:id="rId102">
-        <w:r>
-          <w:rPr>
-            <w:lang w:val="zh_TW" w:bidi="zh_TW"/>
-          </w:rPr>
-          <w:rPr>
-            <w:color w:val="0000EE"/>
-            <w:u w:val="single"/>
-          </w:rPr>
-          <w:t>賽45:23</w:t>
-        </w:r>
-      </w:hyperlink>
+      <w:r>
+        <w:rPr>
+          <w:lang w:val="zh_TW" w:bidi="zh_TW"/>
+        </w:rPr>
+        <w:t>賽45:23</w:t>
+      </w:r>
       <w:r>
         <w:rPr>
           <w:lang w:val="zh_TW" w:bidi="zh_TW"/>
         </w:rPr>
         <w:t>；</w:t>
       </w:r>
-      <w:hyperlink r:id="rId103">
-        <w:r>
-          <w:rPr>
-            <w:lang w:val="zh_TW" w:bidi="zh_TW"/>
-          </w:rPr>
-          <w:rPr>
-            <w:color w:val="0000EE"/>
-            <w:u w:val="single"/>
-          </w:rPr>
-          <w:t>羅14:11</w:t>
-        </w:r>
-      </w:hyperlink>
+      <w:r>
+        <w:rPr>
+          <w:lang w:val="zh_TW" w:bidi="zh_TW"/>
+        </w:rPr>
+        <w:t>羅14:11</w:t>
+      </w:r>
       <w:r>
         <w:rPr>
           <w:lang w:val="zh_TW" w:bidi="zh_TW"/>
@@ -4036,54 +3466,36 @@
         </w:rPr>
         <w:t>順服神（見</w:t>
       </w:r>
-      <w:hyperlink r:id="rId104">
-        <w:r>
-          <w:rPr>
-            <w:lang w:val="zh_TW" w:bidi="zh_TW"/>
-          </w:rPr>
-          <w:rPr>
-            <w:color w:val="0000EE"/>
-            <w:u w:val="single"/>
-          </w:rPr>
-          <w:t>約3:36</w:t>
-        </w:r>
-      </w:hyperlink>
+      <w:r>
+        <w:rPr>
+          <w:lang w:val="zh_TW" w:bidi="zh_TW"/>
+        </w:rPr>
+        <w:t>約3:36</w:t>
+      </w:r>
       <w:r>
         <w:rPr>
           <w:lang w:val="zh_TW" w:bidi="zh_TW"/>
         </w:rPr>
         <w:t>；</w:t>
       </w:r>
-      <w:hyperlink r:id="rId105">
-        <w:r>
-          <w:rPr>
-            <w:lang w:val="zh_TW" w:bidi="zh_TW"/>
-          </w:rPr>
-          <w:rPr>
-            <w:color w:val="0000EE"/>
-            <w:u w:val="single"/>
-          </w:rPr>
-          <w:t>羅1:5</w:t>
-        </w:r>
-      </w:hyperlink>
+      <w:r>
+        <w:rPr>
+          <w:lang w:val="zh_TW" w:bidi="zh_TW"/>
+        </w:rPr>
+        <w:t>羅1:5</w:t>
+      </w:r>
       <w:r>
         <w:rPr>
           <w:lang w:val="zh_TW" w:bidi="zh_TW"/>
         </w:rPr>
         <w:t>）：信徒與所有人一樣，都必須面對神的審判（參</w:t>
       </w:r>
-      <w:hyperlink r:id="rId106">
-        <w:r>
-          <w:rPr>
-            <w:lang w:val="zh_TW" w:bidi="zh_TW"/>
-          </w:rPr>
-          <w:rPr>
-            <w:color w:val="0000EE"/>
-            <w:u w:val="single"/>
-          </w:rPr>
-          <w:t>林前3:10–13</w:t>
-        </w:r>
-      </w:hyperlink>
+      <w:r>
+        <w:rPr>
+          <w:lang w:val="zh_TW" w:bidi="zh_TW"/>
+        </w:rPr>
+        <w:t>林前3:10–13</w:t>
+      </w:r>
       <w:r>
         <w:rPr>
           <w:lang w:val="zh_TW" w:bidi="zh_TW"/>
@@ -4186,90 +3598,60 @@
         </w:rPr>
         <w:t>因為......神在你們心裡運行：神賦予信徒力量並激勵他們的生命（見</w:t>
       </w:r>
-      <w:hyperlink r:id="rId107">
-        <w:r>
-          <w:rPr>
-            <w:lang w:val="zh_TW" w:bidi="zh_TW"/>
-          </w:rPr>
-          <w:rPr>
-            <w:color w:val="0000EE"/>
-            <w:u w:val="single"/>
-          </w:rPr>
-          <w:t>約15:5</w:t>
-        </w:r>
-      </w:hyperlink>
+      <w:r>
+        <w:rPr>
+          <w:lang w:val="zh_TW" w:bidi="zh_TW"/>
+        </w:rPr>
+        <w:t>約15:5</w:t>
+      </w:r>
       <w:r>
         <w:rPr>
           <w:lang w:val="zh_TW" w:bidi="zh_TW"/>
         </w:rPr>
         <w:t>；</w:t>
       </w:r>
-      <w:hyperlink r:id="rId108">
-        <w:r>
-          <w:rPr>
-            <w:lang w:val="zh_TW" w:bidi="zh_TW"/>
-          </w:rPr>
-          <w:rPr>
-            <w:color w:val="0000EE"/>
-            <w:u w:val="single"/>
-          </w:rPr>
-          <w:t>林前12:6</w:t>
-        </w:r>
-      </w:hyperlink>
+      <w:r>
+        <w:rPr>
+          <w:lang w:val="zh_TW" w:bidi="zh_TW"/>
+        </w:rPr>
+        <w:t>林前12:6</w:t>
+      </w:r>
       <w:r>
         <w:rPr>
           <w:lang w:val="zh_TW" w:bidi="zh_TW"/>
         </w:rPr>
         <w:t>，</w:t>
       </w:r>
-      <w:hyperlink r:id="rId109">
-        <w:r>
-          <w:rPr>
-            <w:lang w:val="zh_TW" w:bidi="zh_TW"/>
-          </w:rPr>
-          <w:rPr>
-            <w:color w:val="0000EE"/>
-            <w:u w:val="single"/>
-          </w:rPr>
-          <w:t>15:10</w:t>
-        </w:r>
-      </w:hyperlink>
+      <w:r>
+        <w:rPr>
+          <w:lang w:val="zh_TW" w:bidi="zh_TW"/>
+        </w:rPr>
+        <w:t>15:10</w:t>
+      </w:r>
       <w:r>
         <w:rPr>
           <w:lang w:val="zh_TW" w:bidi="zh_TW"/>
         </w:rPr>
         <w:t>；</w:t>
       </w:r>
-      <w:hyperlink r:id="rId110">
-        <w:r>
-          <w:rPr>
-            <w:lang w:val="zh_TW" w:bidi="zh_TW"/>
-          </w:rPr>
-          <w:rPr>
-            <w:color w:val="0000EE"/>
-            <w:u w:val="single"/>
-          </w:rPr>
-          <w:t>林後3:5</w:t>
-        </w:r>
-      </w:hyperlink>
+      <w:r>
+        <w:rPr>
+          <w:lang w:val="zh_TW" w:bidi="zh_TW"/>
+        </w:rPr>
+        <w:t>林後3:5</w:t>
+      </w:r>
       <w:r>
         <w:rPr>
           <w:lang w:val="zh_TW" w:bidi="zh_TW"/>
         </w:rPr>
         <w:t>；</w:t>
       </w:r>
-      <w:hyperlink r:id="rId111">
-        <w:r>
-          <w:rPr>
-            <w:lang w:val="zh_TW" w:bidi="zh_TW"/>
-          </w:rPr>
-          <w:rPr>
-            <w:color w:val="0000EE"/>
-            <w:u w:val="single"/>
-          </w:rPr>
-          <w:t>帖前2:13</w:t>
-        </w:r>
-      </w:hyperlink>
+      <w:r>
+        <w:rPr>
+          <w:lang w:val="zh_TW" w:bidi="zh_TW"/>
+        </w:rPr>
+        <w:t>帖前2:13</w:t>
+      </w:r>
       <w:r>
         <w:rPr>
           <w:lang w:val="zh_TW" w:bidi="zh_TW"/>
@@ -4324,72 +3706,48 @@
         </w:rPr>
         <w:t>發怨言和起爭論皆源於以自我為中心（見</w:t>
       </w:r>
-      <w:hyperlink r:id="rId112">
-        <w:r>
-          <w:rPr>
-            <w:lang w:val="zh_TW" w:bidi="zh_TW"/>
-          </w:rPr>
-          <w:rPr>
-            <w:color w:val="0000EE"/>
-            <w:u w:val="single"/>
-          </w:rPr>
-          <w:t>林前10:10</w:t>
-        </w:r>
-      </w:hyperlink>
+      <w:r>
+        <w:rPr>
+          <w:lang w:val="zh_TW" w:bidi="zh_TW"/>
+        </w:rPr>
+        <w:t>林前10:10</w:t>
+      </w:r>
       <w:r>
         <w:rPr>
           <w:lang w:val="zh_TW" w:bidi="zh_TW"/>
         </w:rPr>
         <w:t>；</w:t>
       </w:r>
-      <w:hyperlink r:id="rId113">
-        <w:r>
-          <w:rPr>
-            <w:lang w:val="zh_TW" w:bidi="zh_TW"/>
-          </w:rPr>
-          <w:rPr>
-            <w:color w:val="0000EE"/>
-            <w:u w:val="single"/>
-          </w:rPr>
-          <w:t>彼前4:9</w:t>
-        </w:r>
-      </w:hyperlink>
+      <w:r>
+        <w:rPr>
+          <w:lang w:val="zh_TW" w:bidi="zh_TW"/>
+        </w:rPr>
+        <w:t>彼前4:9</w:t>
+      </w:r>
       <w:r>
         <w:rPr>
           <w:lang w:val="zh_TW" w:bidi="zh_TW"/>
         </w:rPr>
         <w:t>；</w:t>
       </w:r>
-      <w:hyperlink r:id="rId114">
-        <w:r>
-          <w:rPr>
-            <w:lang w:val="zh_TW" w:bidi="zh_TW"/>
-          </w:rPr>
-          <w:rPr>
-            <w:color w:val="0000EE"/>
-            <w:u w:val="single"/>
-          </w:rPr>
-          <w:t>猶1:16</w:t>
-        </w:r>
-      </w:hyperlink>
+      <w:r>
+        <w:rPr>
+          <w:lang w:val="zh_TW" w:bidi="zh_TW"/>
+        </w:rPr>
+        <w:t>猶1:16</w:t>
+      </w:r>
       <w:r>
         <w:rPr>
           <w:lang w:val="zh_TW" w:bidi="zh_TW"/>
         </w:rPr>
         <w:t>），而信徒是蒙召要活出捨己的愛（</w:t>
       </w:r>
-      <w:hyperlink r:id="rId115">
-        <w:r>
-          <w:rPr>
-            <w:lang w:val="zh_TW" w:bidi="zh_TW"/>
-          </w:rPr>
-          <w:rPr>
-            <w:color w:val="0000EE"/>
-            <w:u w:val="single"/>
-          </w:rPr>
-          <w:t>腓2:4</w:t>
-        </w:r>
-      </w:hyperlink>
+      <w:r>
+        <w:rPr>
+          <w:lang w:val="zh_TW" w:bidi="zh_TW"/>
+        </w:rPr>
+        <w:t>腓2:4</w:t>
+      </w:r>
       <w:r>
         <w:rPr>
           <w:lang w:val="zh_TW" w:bidi="zh_TW"/>
@@ -4448,18 +3806,12 @@
         </w:rPr>
         <w:t>如明光照耀：信徒應該藉由他們的生命來吸引人歸向神（見</w:t>
       </w:r>
-      <w:hyperlink r:id="rId116">
-        <w:r>
-          <w:rPr>
-            <w:lang w:val="zh_TW" w:bidi="zh_TW"/>
-          </w:rPr>
-          <w:rPr>
-            <w:color w:val="0000EE"/>
-            <w:u w:val="single"/>
-          </w:rPr>
-          <w:t>太5:13–16</w:t>
-        </w:r>
-      </w:hyperlink>
+      <w:r>
+        <w:rPr>
+          <w:lang w:val="zh_TW" w:bidi="zh_TW"/>
+        </w:rPr>
+        <w:t>太5:13–16</w:t>
+      </w:r>
       <w:r>
         <w:rPr>
           <w:lang w:val="zh_TW" w:bidi="zh_TW"/>
@@ -4484,54 +3836,36 @@
         </w:rPr>
         <w:t>在一個充滿扭曲和敗壞之人的世界中：見</w:t>
       </w:r>
-      <w:hyperlink r:id="rId117">
-        <w:r>
-          <w:rPr>
-            <w:lang w:val="zh_TW" w:bidi="zh_TW"/>
-          </w:rPr>
-          <w:rPr>
-            <w:color w:val="0000EE"/>
-            <w:u w:val="single"/>
-          </w:rPr>
-          <w:t>申命記三十二章5節</w:t>
-        </w:r>
-      </w:hyperlink>
+      <w:r>
+        <w:rPr>
+          <w:lang w:val="zh_TW" w:bidi="zh_TW"/>
+        </w:rPr>
+        <w:t>申命記三十二章5節</w:t>
+      </w:r>
       <w:r>
         <w:rPr>
           <w:lang w:val="zh_TW" w:bidi="zh_TW"/>
         </w:rPr>
         <w:t>；</w:t>
       </w:r>
-      <w:hyperlink r:id="rId118">
-        <w:r>
-          <w:rPr>
-            <w:lang w:val="zh_TW" w:bidi="zh_TW"/>
-          </w:rPr>
-          <w:rPr>
-            <w:color w:val="0000EE"/>
-            <w:u w:val="single"/>
-          </w:rPr>
-          <w:t>羅馬書一章18至32節</w:t>
-        </w:r>
-      </w:hyperlink>
+      <w:r>
+        <w:rPr>
+          <w:lang w:val="zh_TW" w:bidi="zh_TW"/>
+        </w:rPr>
+        <w:t>羅馬書一章18至32節</w:t>
+      </w:r>
       <w:r>
         <w:rPr>
           <w:lang w:val="zh_TW" w:bidi="zh_TW"/>
         </w:rPr>
         <w:t>，</w:t>
       </w:r>
-      <w:hyperlink r:id="rId119">
-        <w:r>
-          <w:rPr>
-            <w:lang w:val="zh_TW" w:bidi="zh_TW"/>
-          </w:rPr>
-          <w:rPr>
-            <w:color w:val="0000EE"/>
-            <w:u w:val="single"/>
-          </w:rPr>
-          <w:t>三章10至23節</w:t>
-        </w:r>
-      </w:hyperlink>
+      <w:r>
+        <w:rPr>
+          <w:lang w:val="zh_TW" w:bidi="zh_TW"/>
+        </w:rPr>
+        <w:t>三章10至23節</w:t>
+      </w:r>
       <w:r>
         <w:rPr>
           <w:lang w:val="zh_TW" w:bidi="zh_TW"/>
@@ -4590,36 +3924,24 @@
         </w:rPr>
         <w:t>持守生命之道：信徒必須堅守對基督所賜生命之福音的信心。神是信實的，但信徒也必須保持忠誠（</w:t>
       </w:r>
-      <w:hyperlink r:id="rId120">
-        <w:r>
-          <w:rPr>
-            <w:lang w:val="zh_TW" w:bidi="zh_TW"/>
-          </w:rPr>
-          <w:rPr>
-            <w:color w:val="0000EE"/>
-            <w:u w:val="single"/>
-          </w:rPr>
-          <w:t>1:6</w:t>
-        </w:r>
-      </w:hyperlink>
+      <w:r>
+        <w:rPr>
+          <w:lang w:val="zh_TW" w:bidi="zh_TW"/>
+        </w:rPr>
+        <w:t>1:6</w:t>
+      </w:r>
       <w:r>
         <w:rPr>
           <w:lang w:val="zh_TW" w:bidi="zh_TW"/>
         </w:rPr>
         <w:t>，</w:t>
       </w:r>
-      <w:hyperlink r:id="rId121">
-        <w:r>
-          <w:rPr>
-            <w:lang w:val="zh_TW" w:bidi="zh_TW"/>
-          </w:rPr>
-          <w:rPr>
-            <w:color w:val="0000EE"/>
-            <w:u w:val="single"/>
-          </w:rPr>
-          <w:t>2:12–13</w:t>
-        </w:r>
-      </w:hyperlink>
+      <w:r>
+        <w:rPr>
+          <w:lang w:val="zh_TW" w:bidi="zh_TW"/>
+        </w:rPr>
+        <w:t>2:12–13</w:t>
+      </w:r>
       <w:r>
         <w:rPr>
           <w:lang w:val="zh_TW" w:bidi="zh_TW"/>
@@ -4644,108 +3966,72 @@
         </w:rPr>
         <w:t>奔跑賽程（譯註：和合本譯為「跑」）：保羅經常使用運動的比喻來象徵基督徒的生命旅程（見</w:t>
       </w:r>
-      <w:hyperlink r:id="rId122">
-        <w:r>
-          <w:rPr>
-            <w:lang w:val="zh_TW" w:bidi="zh_TW"/>
-          </w:rPr>
-          <w:rPr>
-            <w:color w:val="0000EE"/>
-            <w:u w:val="single"/>
-          </w:rPr>
-          <w:t>3:12–14</w:t>
-        </w:r>
-      </w:hyperlink>
+      <w:r>
+        <w:rPr>
+          <w:lang w:val="zh_TW" w:bidi="zh_TW"/>
+        </w:rPr>
+        <w:t>3:12–14</w:t>
+      </w:r>
       <w:r>
         <w:rPr>
           <w:lang w:val="zh_TW" w:bidi="zh_TW"/>
         </w:rPr>
         <w:t>；</w:t>
       </w:r>
-      <w:hyperlink r:id="rId123">
-        <w:r>
-          <w:rPr>
-            <w:lang w:val="zh_TW" w:bidi="zh_TW"/>
-          </w:rPr>
-          <w:rPr>
-            <w:color w:val="0000EE"/>
-            <w:u w:val="single"/>
-          </w:rPr>
-          <w:t>林前9:24</w:t>
-        </w:r>
-      </w:hyperlink>
+      <w:r>
+        <w:rPr>
+          <w:lang w:val="zh_TW" w:bidi="zh_TW"/>
+        </w:rPr>
+        <w:t>林前9:24</w:t>
+      </w:r>
       <w:r>
         <w:rPr>
           <w:lang w:val="zh_TW" w:bidi="zh_TW"/>
         </w:rPr>
         <w:t>、</w:t>
       </w:r>
-      <w:hyperlink r:id="rId124">
-        <w:r>
-          <w:rPr>
-            <w:lang w:val="zh_TW" w:bidi="zh_TW"/>
-          </w:rPr>
-          <w:rPr>
-            <w:color w:val="0000EE"/>
-            <w:u w:val="single"/>
-          </w:rPr>
-          <w:t>26</w:t>
-        </w:r>
-      </w:hyperlink>
+      <w:r>
+        <w:rPr>
+          <w:lang w:val="zh_TW" w:bidi="zh_TW"/>
+        </w:rPr>
+        <w:t>26</w:t>
+      </w:r>
       <w:r>
         <w:rPr>
           <w:lang w:val="zh_TW" w:bidi="zh_TW"/>
         </w:rPr>
         <w:t>；</w:t>
       </w:r>
-      <w:hyperlink r:id="rId125">
-        <w:r>
-          <w:rPr>
-            <w:lang w:val="zh_TW" w:bidi="zh_TW"/>
-          </w:rPr>
-          <w:rPr>
-            <w:color w:val="0000EE"/>
-            <w:u w:val="single"/>
-          </w:rPr>
-          <w:t>加2:2</w:t>
-        </w:r>
-      </w:hyperlink>
+      <w:r>
+        <w:rPr>
+          <w:lang w:val="zh_TW" w:bidi="zh_TW"/>
+        </w:rPr>
+        <w:t>加2:2</w:t>
+      </w:r>
       <w:r>
         <w:rPr>
           <w:lang w:val="zh_TW" w:bidi="zh_TW"/>
         </w:rPr>
         <w:t>，</w:t>
       </w:r>
-      <w:hyperlink r:id="rId126">
-        <w:r>
-          <w:rPr>
-            <w:lang w:val="zh_TW" w:bidi="zh_TW"/>
-          </w:rPr>
-          <w:rPr>
-            <w:color w:val="0000EE"/>
-            <w:u w:val="single"/>
-          </w:rPr>
-          <w:t>5:7</w:t>
-        </w:r>
-      </w:hyperlink>
+      <w:r>
+        <w:rPr>
+          <w:lang w:val="zh_TW" w:bidi="zh_TW"/>
+        </w:rPr>
+        <w:t>5:7</w:t>
+      </w:r>
       <w:r>
         <w:rPr>
           <w:lang w:val="zh_TW" w:bidi="zh_TW"/>
         </w:rPr>
         <w:t>；</w:t>
       </w:r>
-      <w:hyperlink r:id="rId127">
-        <w:r>
-          <w:rPr>
-            <w:lang w:val="zh_TW" w:bidi="zh_TW"/>
-          </w:rPr>
-          <w:rPr>
-            <w:color w:val="0000EE"/>
-            <w:u w:val="single"/>
-          </w:rPr>
-          <w:t>提後4:7</w:t>
-        </w:r>
-      </w:hyperlink>
+      <w:r>
+        <w:rPr>
+          <w:lang w:val="zh_TW" w:bidi="zh_TW"/>
+        </w:rPr>
+        <w:t>提後4:7</w:t>
+      </w:r>
       <w:r>
         <w:rPr>
           <w:lang w:val="zh_TW" w:bidi="zh_TW"/>
@@ -4816,36 +4102,24 @@
         </w:rPr>
         <w:t>：猶太人和異教徒常常將奠酒倒在祭物上，或澆在祭壇基座，以示對神祇的尊敬。保羅將自己的一生視為供獻給神的祭物（參</w:t>
       </w:r>
-      <w:hyperlink r:id="rId128">
-        <w:r>
-          <w:rPr>
-            <w:lang w:val="zh_TW" w:bidi="zh_TW"/>
-          </w:rPr>
-          <w:rPr>
-            <w:color w:val="0000EE"/>
-            <w:u w:val="single"/>
-          </w:rPr>
-          <w:t>羅12:1</w:t>
-        </w:r>
-      </w:hyperlink>
+      <w:r>
+        <w:rPr>
+          <w:lang w:val="zh_TW" w:bidi="zh_TW"/>
+        </w:rPr>
+        <w:t>羅12:1</w:t>
+      </w:r>
       <w:r>
         <w:rPr>
           <w:lang w:val="zh_TW" w:bidi="zh_TW"/>
         </w:rPr>
         <w:t>，</w:t>
       </w:r>
-      <w:hyperlink r:id="rId129">
-        <w:r>
-          <w:rPr>
-            <w:lang w:val="zh_TW" w:bidi="zh_TW"/>
-          </w:rPr>
-          <w:rPr>
-            <w:color w:val="0000EE"/>
-            <w:u w:val="single"/>
-          </w:rPr>
-          <w:t>15:16</w:t>
-        </w:r>
-      </w:hyperlink>
+      <w:r>
+        <w:rPr>
+          <w:lang w:val="zh_TW" w:bidi="zh_TW"/>
+        </w:rPr>
+        <w:t>15:16</w:t>
+      </w:r>
       <w:r>
         <w:rPr>
           <w:lang w:val="zh_TW" w:bidi="zh_TW"/>
@@ -4870,18 +4144,12 @@
         </w:rPr>
         <w:t>忠心的事奉是喜樂的原因，因為為神所做的一切都不是徒然的（見</w:t>
       </w:r>
-      <w:hyperlink r:id="rId130">
-        <w:r>
-          <w:rPr>
-            <w:lang w:val="zh_TW" w:bidi="zh_TW"/>
-          </w:rPr>
-          <w:rPr>
-            <w:color w:val="0000EE"/>
-            <w:u w:val="single"/>
-          </w:rPr>
-          <w:t>林前15:58</w:t>
-        </w:r>
-      </w:hyperlink>
+      <w:r>
+        <w:rPr>
+          <w:lang w:val="zh_TW" w:bidi="zh_TW"/>
+        </w:rPr>
+        <w:t>林前15:58</w:t>
+      </w:r>
       <w:r>
         <w:rPr>
           <w:lang w:val="zh_TW" w:bidi="zh_TW"/>
@@ -4936,90 +4204,60 @@
         </w:rPr>
         <w:t>保羅稱讚提摩太，他希望不久後能打發提摩太去探望腓利比的信徒。提摩太曾陪同保羅首次造訪腓立比（見</w:t>
       </w:r>
-      <w:hyperlink r:id="rId131">
-        <w:r>
-          <w:rPr>
-            <w:lang w:val="zh_TW" w:bidi="zh_TW"/>
-          </w:rPr>
-          <w:rPr>
-            <w:color w:val="0000EE"/>
-            <w:u w:val="single"/>
-          </w:rPr>
-          <w:t>徒16:1–3</w:t>
-        </w:r>
-      </w:hyperlink>
+      <w:r>
+        <w:rPr>
+          <w:lang w:val="zh_TW" w:bidi="zh_TW"/>
+        </w:rPr>
+        <w:t>徒16:1–3</w:t>
+      </w:r>
       <w:r>
         <w:rPr>
           <w:lang w:val="zh_TW" w:bidi="zh_TW"/>
         </w:rPr>
         <w:t>、</w:t>
       </w:r>
-      <w:hyperlink r:id="rId132">
-        <w:r>
-          <w:rPr>
-            <w:lang w:val="zh_TW" w:bidi="zh_TW"/>
-          </w:rPr>
-          <w:rPr>
-            <w:color w:val="0000EE"/>
-            <w:u w:val="single"/>
-          </w:rPr>
-          <w:t>12</w:t>
-        </w:r>
-      </w:hyperlink>
+      <w:r>
+        <w:rPr>
+          <w:lang w:val="zh_TW" w:bidi="zh_TW"/>
+        </w:rPr>
+        <w:t>12</w:t>
+      </w:r>
       <w:r>
         <w:rPr>
           <w:lang w:val="zh_TW" w:bidi="zh_TW"/>
         </w:rPr>
         <w:t>，</w:t>
       </w:r>
-      <w:hyperlink r:id="rId133">
-        <w:r>
-          <w:rPr>
-            <w:lang w:val="zh_TW" w:bidi="zh_TW"/>
-          </w:rPr>
-          <w:rPr>
-            <w:color w:val="0000EE"/>
-            <w:u w:val="single"/>
-          </w:rPr>
-          <w:t>17:15</w:t>
-        </w:r>
-      </w:hyperlink>
+      <w:r>
+        <w:rPr>
+          <w:lang w:val="zh_TW" w:bidi="zh_TW"/>
+        </w:rPr>
+        <w:t>17:15</w:t>
+      </w:r>
       <w:r>
         <w:rPr>
           <w:lang w:val="zh_TW" w:bidi="zh_TW"/>
         </w:rPr>
         <w:t>，</w:t>
       </w:r>
-      <w:hyperlink r:id="rId134">
-        <w:r>
-          <w:rPr>
-            <w:lang w:val="zh_TW" w:bidi="zh_TW"/>
-          </w:rPr>
-          <w:rPr>
-            <w:color w:val="0000EE"/>
-            <w:u w:val="single"/>
-          </w:rPr>
-          <w:t>18:5</w:t>
-        </w:r>
-      </w:hyperlink>
+      <w:r>
+        <w:rPr>
+          <w:lang w:val="zh_TW" w:bidi="zh_TW"/>
+        </w:rPr>
+        <w:t>18:5</w:t>
+      </w:r>
       <w:r>
         <w:rPr>
           <w:lang w:val="zh_TW" w:bidi="zh_TW"/>
         </w:rPr>
         <w:t>；參</w:t>
       </w:r>
-      <w:hyperlink r:id="rId135">
-        <w:r>
-          <w:rPr>
-            <w:lang w:val="zh_TW" w:bidi="zh_TW"/>
-          </w:rPr>
-          <w:rPr>
-            <w:color w:val="0000EE"/>
-            <w:u w:val="single"/>
-          </w:rPr>
-          <w:t>徒19:22</w:t>
-        </w:r>
-      </w:hyperlink>
+      <w:r>
+        <w:rPr>
+          <w:lang w:val="zh_TW" w:bidi="zh_TW"/>
+        </w:rPr>
+        <w:t>徒19:22</w:t>
+      </w:r>
       <w:r>
         <w:rPr>
           <w:lang w:val="zh_TW" w:bidi="zh_TW"/>
@@ -5134,36 +4372,24 @@
         </w:rPr>
         <w:t>保羅有信心自己很快能從獄中獲釋，並能親自拜訪腓立比的信徒（見</w:t>
       </w:r>
-      <w:hyperlink r:id="rId136">
-        <w:r>
-          <w:rPr>
-            <w:lang w:val="zh_TW" w:bidi="zh_TW"/>
-          </w:rPr>
-          <w:rPr>
-            <w:color w:val="0000EE"/>
-            <w:u w:val="single"/>
-          </w:rPr>
-          <w:t>1:19</w:t>
-        </w:r>
-      </w:hyperlink>
+      <w:r>
+        <w:rPr>
+          <w:lang w:val="zh_TW" w:bidi="zh_TW"/>
+        </w:rPr>
+        <w:t>1:19</w:t>
+      </w:r>
       <w:r>
         <w:rPr>
           <w:lang w:val="zh_TW" w:bidi="zh_TW"/>
         </w:rPr>
         <w:t>、</w:t>
       </w:r>
-      <w:hyperlink r:id="rId46">
-        <w:r>
-          <w:rPr>
-            <w:lang w:val="zh_TW" w:bidi="zh_TW"/>
-          </w:rPr>
-          <w:rPr>
-            <w:color w:val="0000EE"/>
-            <w:u w:val="single"/>
-          </w:rPr>
-          <w:t>25–26</w:t>
-        </w:r>
-      </w:hyperlink>
+      <w:r>
+        <w:rPr>
+          <w:lang w:val="zh_TW" w:bidi="zh_TW"/>
+        </w:rPr>
+        <w:t>25–26</w:t>
+      </w:r>
       <w:r>
         <w:rPr>
           <w:lang w:val="zh_TW" w:bidi="zh_TW"/>
@@ -5222,18 +4448,12 @@
         </w:rPr>
         <w:t>保羅讚揚以巴弗提（另見</w:t>
       </w:r>
-      <w:hyperlink r:id="rId137">
-        <w:r>
-          <w:rPr>
-            <w:lang w:val="zh_TW" w:bidi="zh_TW"/>
-          </w:rPr>
-          <w:rPr>
-            <w:color w:val="0000EE"/>
-            <w:u w:val="single"/>
-          </w:rPr>
-          <w:t>4:18</w:t>
-        </w:r>
-      </w:hyperlink>
+      <w:r>
+        <w:rPr>
+          <w:lang w:val="zh_TW" w:bidi="zh_TW"/>
+        </w:rPr>
+        <w:t>4:18</w:t>
+      </w:r>
       <w:r>
         <w:rPr>
           <w:lang w:val="zh_TW" w:bidi="zh_TW"/>
@@ -5367,144 +4587,96 @@
         </w:rPr>
         <w:t>因為他為了基督的工，為他們冒著生命的危險服事保羅（關於表現尊重的重要性，參</w:t>
       </w:r>
-      <w:hyperlink r:id="rId138">
-        <w:r>
-          <w:rPr>
-            <w:lang w:val="zh_TW" w:bidi="zh_TW"/>
-          </w:rPr>
-          <w:rPr>
-            <w:color w:val="0000EE"/>
-            <w:u w:val="single"/>
-          </w:rPr>
-          <w:t>羅10:12</w:t>
-        </w:r>
-      </w:hyperlink>
+      <w:r>
+        <w:rPr>
+          <w:lang w:val="zh_TW" w:bidi="zh_TW"/>
+        </w:rPr>
+        <w:t>羅10:12</w:t>
+      </w:r>
       <w:r>
         <w:rPr>
           <w:lang w:val="zh_TW" w:bidi="zh_TW"/>
         </w:rPr>
         <w:t>，</w:t>
       </w:r>
-      <w:hyperlink r:id="rId139">
-        <w:r>
-          <w:rPr>
-            <w:lang w:val="zh_TW" w:bidi="zh_TW"/>
-          </w:rPr>
-          <w:rPr>
-            <w:color w:val="0000EE"/>
-            <w:u w:val="single"/>
-          </w:rPr>
-          <w:t>13:7</w:t>
-        </w:r>
-      </w:hyperlink>
+      <w:r>
+        <w:rPr>
+          <w:lang w:val="zh_TW" w:bidi="zh_TW"/>
+        </w:rPr>
+        <w:t>13:7</w:t>
+      </w:r>
       <w:r>
         <w:rPr>
           <w:lang w:val="zh_TW" w:bidi="zh_TW"/>
         </w:rPr>
         <w:t>；</w:t>
       </w:r>
-      <w:hyperlink r:id="rId140">
-        <w:r>
-          <w:rPr>
-            <w:lang w:val="zh_TW" w:bidi="zh_TW"/>
-          </w:rPr>
-          <w:rPr>
-            <w:color w:val="0000EE"/>
-            <w:u w:val="single"/>
-          </w:rPr>
-          <w:t>弗5:33</w:t>
-        </w:r>
-      </w:hyperlink>
+      <w:r>
+        <w:rPr>
+          <w:lang w:val="zh_TW" w:bidi="zh_TW"/>
+        </w:rPr>
+        <w:t>弗5:33</w:t>
+      </w:r>
       <w:r>
         <w:rPr>
           <w:lang w:val="zh_TW" w:bidi="zh_TW"/>
         </w:rPr>
         <w:t>，</w:t>
       </w:r>
-      <w:hyperlink r:id="rId141">
-        <w:r>
-          <w:rPr>
-            <w:lang w:val="zh_TW" w:bidi="zh_TW"/>
-          </w:rPr>
-          <w:rPr>
-            <w:color w:val="0000EE"/>
-            <w:u w:val="single"/>
-          </w:rPr>
-          <w:t>6:2</w:t>
-        </w:r>
-      </w:hyperlink>
+      <w:r>
+        <w:rPr>
+          <w:lang w:val="zh_TW" w:bidi="zh_TW"/>
+        </w:rPr>
+        <w:t>6:2</w:t>
+      </w:r>
       <w:r>
         <w:rPr>
           <w:lang w:val="zh_TW" w:bidi="zh_TW"/>
         </w:rPr>
         <w:t>；</w:t>
       </w:r>
-      <w:hyperlink r:id="rId142">
-        <w:r>
-          <w:rPr>
-            <w:lang w:val="zh_TW" w:bidi="zh_TW"/>
-          </w:rPr>
-          <w:rPr>
-            <w:color w:val="0000EE"/>
-            <w:u w:val="single"/>
-          </w:rPr>
-          <w:t>提前5:17</w:t>
-        </w:r>
-      </w:hyperlink>
+      <w:r>
+        <w:rPr>
+          <w:lang w:val="zh_TW" w:bidi="zh_TW"/>
+        </w:rPr>
+        <w:t>提前5:17</w:t>
+      </w:r>
       <w:r>
         <w:rPr>
           <w:lang w:val="zh_TW" w:bidi="zh_TW"/>
         </w:rPr>
         <w:t>，</w:t>
       </w:r>
-      <w:hyperlink r:id="rId143">
-        <w:r>
-          <w:rPr>
-            <w:lang w:val="zh_TW" w:bidi="zh_TW"/>
-          </w:rPr>
-          <w:rPr>
-            <w:color w:val="0000EE"/>
-            <w:u w:val="single"/>
-          </w:rPr>
-          <w:t>6:1</w:t>
-        </w:r>
-      </w:hyperlink>
+      <w:r>
+        <w:rPr>
+          <w:lang w:val="zh_TW" w:bidi="zh_TW"/>
+        </w:rPr>
+        <w:t>6:1</w:t>
+      </w:r>
       <w:r>
         <w:rPr>
           <w:lang w:val="zh_TW" w:bidi="zh_TW"/>
         </w:rPr>
         <w:t>；</w:t>
       </w:r>
-      <w:hyperlink r:id="rId144">
-        <w:r>
-          <w:rPr>
-            <w:lang w:val="zh_TW" w:bidi="zh_TW"/>
-          </w:rPr>
-          <w:rPr>
-            <w:color w:val="0000EE"/>
-            <w:u w:val="single"/>
-          </w:rPr>
-          <w:t>彼前2:17</w:t>
-        </w:r>
-      </w:hyperlink>
+      <w:r>
+        <w:rPr>
+          <w:lang w:val="zh_TW" w:bidi="zh_TW"/>
+        </w:rPr>
+        <w:t>彼前2:17</w:t>
+      </w:r>
       <w:r>
         <w:rPr>
           <w:lang w:val="zh_TW" w:bidi="zh_TW"/>
         </w:rPr>
         <w:t>，</w:t>
       </w:r>
-      <w:hyperlink r:id="rId145">
-        <w:r>
-          <w:rPr>
-            <w:lang w:val="zh_TW" w:bidi="zh_TW"/>
-          </w:rPr>
-          <w:rPr>
-            <w:color w:val="0000EE"/>
-            <w:u w:val="single"/>
-          </w:rPr>
-          <w:t>3:7</w:t>
-        </w:r>
-      </w:hyperlink>
+      <w:r>
+        <w:rPr>
+          <w:lang w:val="zh_TW" w:bidi="zh_TW"/>
+        </w:rPr>
+        <w:t>3:7</w:t>
+      </w:r>
       <w:r>
         <w:rPr>
           <w:lang w:val="zh_TW" w:bidi="zh_TW"/>
@@ -5563,90 +4735,60 @@
         </w:rPr>
         <w:t>要靠主喜樂：這個主題在</w:t>
       </w:r>
-      <w:hyperlink r:id="rId58">
-        <w:r>
-          <w:rPr>
-            <w:lang w:val="zh_TW" w:bidi="zh_TW"/>
-          </w:rPr>
-          <w:rPr>
-            <w:color w:val="0000EE"/>
-            <w:u w:val="single"/>
-          </w:rPr>
-          <w:t>四章4節</w:t>
-        </w:r>
-      </w:hyperlink>
+      <w:r>
+        <w:rPr>
+          <w:lang w:val="zh_TW" w:bidi="zh_TW"/>
+        </w:rPr>
+        <w:t>四章4節</w:t>
+      </w:r>
       <w:r>
         <w:rPr>
           <w:lang w:val="zh_TW" w:bidi="zh_TW"/>
         </w:rPr>
         <w:t>中又再次出現（另見</w:t>
       </w:r>
-      <w:hyperlink r:id="rId146">
-        <w:r>
-          <w:rPr>
-            <w:lang w:val="zh_TW" w:bidi="zh_TW"/>
-          </w:rPr>
-          <w:rPr>
-            <w:color w:val="0000EE"/>
-            <w:u w:val="single"/>
-          </w:rPr>
-          <w:t>1:18</w:t>
-        </w:r>
-      </w:hyperlink>
+      <w:r>
+        <w:rPr>
+          <w:lang w:val="zh_TW" w:bidi="zh_TW"/>
+        </w:rPr>
+        <w:t>1:18</w:t>
+      </w:r>
       <w:r>
         <w:rPr>
           <w:lang w:val="zh_TW" w:bidi="zh_TW"/>
         </w:rPr>
         <w:t>，</w:t>
       </w:r>
-      <w:hyperlink r:id="rId147">
-        <w:r>
-          <w:rPr>
-            <w:lang w:val="zh_TW" w:bidi="zh_TW"/>
-          </w:rPr>
-          <w:rPr>
-            <w:color w:val="0000EE"/>
-            <w:u w:val="single"/>
-          </w:rPr>
-          <w:t>2:17–18</w:t>
-        </w:r>
-      </w:hyperlink>
+      <w:r>
+        <w:rPr>
+          <w:lang w:val="zh_TW" w:bidi="zh_TW"/>
+        </w:rPr>
+        <w:t>2:17–18</w:t>
+      </w:r>
       <w:r>
         <w:rPr>
           <w:lang w:val="zh_TW" w:bidi="zh_TW"/>
         </w:rPr>
         <w:t>、</w:t>
       </w:r>
-      <w:hyperlink r:id="rId148">
-        <w:r>
-          <w:rPr>
-            <w:lang w:val="zh_TW" w:bidi="zh_TW"/>
-          </w:rPr>
-          <w:rPr>
-            <w:color w:val="0000EE"/>
-            <w:u w:val="single"/>
-          </w:rPr>
-          <w:t>28</w:t>
-        </w:r>
-      </w:hyperlink>
+      <w:r>
+        <w:rPr>
+          <w:lang w:val="zh_TW" w:bidi="zh_TW"/>
+        </w:rPr>
+        <w:t>28</w:t>
+      </w:r>
       <w:r>
         <w:rPr>
           <w:lang w:val="zh_TW" w:bidi="zh_TW"/>
         </w:rPr>
         <w:t>，</w:t>
       </w:r>
-      <w:hyperlink r:id="rId149">
-        <w:r>
-          <w:rPr>
-            <w:lang w:val="zh_TW" w:bidi="zh_TW"/>
-          </w:rPr>
-          <w:rPr>
-            <w:color w:val="0000EE"/>
-            <w:u w:val="single"/>
-          </w:rPr>
-          <w:t>4:10</w:t>
-        </w:r>
-      </w:hyperlink>
+      <w:r>
+        <w:rPr>
+          <w:lang w:val="zh_TW" w:bidi="zh_TW"/>
+        </w:rPr>
+        <w:t>4:10</w:t>
+      </w:r>
       <w:r>
         <w:rPr>
           <w:lang w:val="zh_TW" w:bidi="zh_TW"/>
@@ -5684,18 +4826,12 @@
         </w:rPr>
         <w:t>；譯註：和合本譯為「這話」）的含義並不明確：它可能指的是（1）剛剛勸勉信徒要在主裡喜樂的話；（2）先前鼓勵信徒效法基督的榜樣（</w:t>
       </w:r>
-      <w:hyperlink r:id="rId150">
-        <w:r>
-          <w:rPr>
-            <w:lang w:val="zh_TW" w:bidi="zh_TW"/>
-          </w:rPr>
-          <w:rPr>
-            <w:color w:val="0000EE"/>
-            <w:u w:val="single"/>
-          </w:rPr>
-          <w:t>2:1–18</w:t>
-        </w:r>
-      </w:hyperlink>
+      <w:r>
+        <w:rPr>
+          <w:lang w:val="zh_TW" w:bidi="zh_TW"/>
+        </w:rPr>
+        <w:t>2:1–18</w:t>
+      </w:r>
       <w:r>
         <w:rPr>
           <w:lang w:val="zh_TW" w:bidi="zh_TW"/>
@@ -5763,90 +4899,60 @@
         </w:rPr>
         <w:t>的說法（參</w:t>
       </w:r>
-      <w:hyperlink r:id="rId151">
-        <w:r>
-          <w:rPr>
-            <w:lang w:val="zh_TW" w:bidi="zh_TW"/>
-          </w:rPr>
-          <w:rPr>
-            <w:color w:val="0000EE"/>
-            <w:u w:val="single"/>
-          </w:rPr>
-          <w:t>可7:27–28</w:t>
-        </w:r>
-      </w:hyperlink>
+      <w:r>
+        <w:rPr>
+          <w:lang w:val="zh_TW" w:bidi="zh_TW"/>
+        </w:rPr>
+        <w:t>可7:27–28</w:t>
+      </w:r>
       <w:r>
         <w:rPr>
           <w:lang w:val="zh_TW" w:bidi="zh_TW"/>
         </w:rPr>
         <w:t>）。保羅最嚴厲的侮辱是針對那些宣揚外邦人必須受割禮才能得救的猶太人（參</w:t>
       </w:r>
-      <w:hyperlink r:id="rId152">
-        <w:r>
-          <w:rPr>
-            <w:lang w:val="zh_TW" w:bidi="zh_TW"/>
-          </w:rPr>
-          <w:rPr>
-            <w:color w:val="0000EE"/>
-            <w:u w:val="single"/>
-          </w:rPr>
-          <w:t>林後11:13–15</w:t>
-        </w:r>
-      </w:hyperlink>
+      <w:r>
+        <w:rPr>
+          <w:lang w:val="zh_TW" w:bidi="zh_TW"/>
+        </w:rPr>
+        <w:t>林後11:13–15</w:t>
+      </w:r>
       <w:r>
         <w:rPr>
           <w:lang w:val="zh_TW" w:bidi="zh_TW"/>
         </w:rPr>
         <w:t>；</w:t>
       </w:r>
-      <w:hyperlink r:id="rId153">
-        <w:r>
-          <w:rPr>
-            <w:lang w:val="zh_TW" w:bidi="zh_TW"/>
-          </w:rPr>
-          <w:rPr>
-            <w:color w:val="0000EE"/>
-            <w:u w:val="single"/>
-          </w:rPr>
-          <w:t>加1:6–9</w:t>
-        </w:r>
-      </w:hyperlink>
+      <w:r>
+        <w:rPr>
+          <w:lang w:val="zh_TW" w:bidi="zh_TW"/>
+        </w:rPr>
+        <w:t>加1:6–9</w:t>
+      </w:r>
       <w:r>
         <w:rPr>
           <w:lang w:val="zh_TW" w:bidi="zh_TW"/>
         </w:rPr>
         <w:t>，</w:t>
       </w:r>
-      <w:hyperlink r:id="rId154">
-        <w:r>
-          <w:rPr>
-            <w:lang w:val="zh_TW" w:bidi="zh_TW"/>
-          </w:rPr>
-          <w:rPr>
-            <w:color w:val="0000EE"/>
-            <w:u w:val="single"/>
-          </w:rPr>
-          <w:t>5:1–6</w:t>
-        </w:r>
-      </w:hyperlink>
+      <w:r>
+        <w:rPr>
+          <w:lang w:val="zh_TW" w:bidi="zh_TW"/>
+        </w:rPr>
+        <w:t>5:1–6</w:t>
+      </w:r>
       <w:r>
         <w:rPr>
           <w:lang w:val="zh_TW" w:bidi="zh_TW"/>
         </w:rPr>
         <w:t>、</w:t>
       </w:r>
-      <w:hyperlink r:id="rId155">
-        <w:r>
-          <w:rPr>
-            <w:lang w:val="zh_TW" w:bidi="zh_TW"/>
-          </w:rPr>
-          <w:rPr>
-            <w:color w:val="0000EE"/>
-            <w:u w:val="single"/>
-          </w:rPr>
-          <w:t>12</w:t>
-        </w:r>
-      </w:hyperlink>
+      <w:r>
+        <w:rPr>
+          <w:lang w:val="zh_TW" w:bidi="zh_TW"/>
+        </w:rPr>
+        <w:t>12</w:t>
+      </w:r>
       <w:r>
         <w:rPr>
           <w:lang w:val="zh_TW" w:bidi="zh_TW"/>
@@ -5949,90 +5055,60 @@
         </w:rPr>
         <w:t>割禮被視為識別神真正子民的記號（見</w:t>
       </w:r>
-      <w:hyperlink r:id="rId156">
-        <w:r>
-          <w:rPr>
-            <w:lang w:val="zh_TW" w:bidi="zh_TW"/>
-          </w:rPr>
-          <w:rPr>
-            <w:color w:val="0000EE"/>
-            <w:u w:val="single"/>
-          </w:rPr>
-          <w:t>創17:10–14</w:t>
-        </w:r>
-      </w:hyperlink>
+      <w:r>
+        <w:rPr>
+          <w:lang w:val="zh_TW" w:bidi="zh_TW"/>
+        </w:rPr>
+        <w:t>創17:10–14</w:t>
+      </w:r>
       <w:r>
         <w:rPr>
           <w:lang w:val="zh_TW" w:bidi="zh_TW"/>
         </w:rPr>
         <w:t>），但那些信靠基督的人才是真正在心裡受割禮的人（見</w:t>
       </w:r>
-      <w:hyperlink r:id="rId157">
-        <w:r>
-          <w:rPr>
-            <w:lang w:val="zh_TW" w:bidi="zh_TW"/>
-          </w:rPr>
-          <w:rPr>
-            <w:color w:val="0000EE"/>
-            <w:u w:val="single"/>
-          </w:rPr>
-          <w:t>羅2:28–29</w:t>
-        </w:r>
-      </w:hyperlink>
+      <w:r>
+        <w:rPr>
+          <w:lang w:val="zh_TW" w:bidi="zh_TW"/>
+        </w:rPr>
+        <w:t>羅2:28–29</w:t>
+      </w:r>
       <w:r>
         <w:rPr>
           <w:lang w:val="zh_TW" w:bidi="zh_TW"/>
         </w:rPr>
         <w:t>；參</w:t>
       </w:r>
-      <w:hyperlink r:id="rId158">
-        <w:r>
-          <w:rPr>
-            <w:lang w:val="zh_TW" w:bidi="zh_TW"/>
-          </w:rPr>
-          <w:rPr>
-            <w:color w:val="0000EE"/>
-            <w:u w:val="single"/>
-          </w:rPr>
-          <w:t>耶4:4</w:t>
-        </w:r>
-      </w:hyperlink>
+      <w:r>
+        <w:rPr>
+          <w:lang w:val="zh_TW" w:bidi="zh_TW"/>
+        </w:rPr>
+        <w:t>耶4:4</w:t>
+      </w:r>
       <w:r>
         <w:rPr>
           <w:lang w:val="zh_TW" w:bidi="zh_TW"/>
         </w:rPr>
         <w:t>；</w:t>
       </w:r>
-      <w:hyperlink r:id="rId159">
-        <w:r>
-          <w:rPr>
-            <w:lang w:val="zh_TW" w:bidi="zh_TW"/>
-          </w:rPr>
-          <w:rPr>
-            <w:color w:val="0000EE"/>
-            <w:u w:val="single"/>
-          </w:rPr>
-          <w:t>弗2:11</w:t>
-        </w:r>
-      </w:hyperlink>
+      <w:r>
+        <w:rPr>
+          <w:lang w:val="zh_TW" w:bidi="zh_TW"/>
+        </w:rPr>
+        <w:t>弗2:11</w:t>
+      </w:r>
       <w:r>
         <w:rPr>
           <w:lang w:val="zh_TW" w:bidi="zh_TW"/>
         </w:rPr>
         <w:t>；</w:t>
       </w:r>
-      <w:hyperlink r:id="rId160">
-        <w:r>
-          <w:rPr>
-            <w:lang w:val="zh_TW" w:bidi="zh_TW"/>
-          </w:rPr>
-          <w:rPr>
-            <w:color w:val="0000EE"/>
-            <w:u w:val="single"/>
-          </w:rPr>
-          <w:t>西2:11–13</w:t>
-        </w:r>
-      </w:hyperlink>
+      <w:r>
+        <w:rPr>
+          <w:lang w:val="zh_TW" w:bidi="zh_TW"/>
+        </w:rPr>
+        <w:t>西2:11–13</w:t>
+      </w:r>
       <w:r>
         <w:rPr>
           <w:lang w:val="zh_TW" w:bidi="zh_TW"/>
@@ -6165,72 +5241,48 @@
         </w:rPr>
         <w:t>我第八天受割禮：見</w:t>
       </w:r>
-      <w:hyperlink r:id="rId161">
-        <w:r>
-          <w:rPr>
-            <w:lang w:val="zh_TW" w:bidi="zh_TW"/>
-          </w:rPr>
-          <w:rPr>
-            <w:color w:val="0000EE"/>
-            <w:u w:val="single"/>
-          </w:rPr>
-          <w:t>創世記十七章12節</w:t>
-        </w:r>
-      </w:hyperlink>
+      <w:r>
+        <w:rPr>
+          <w:lang w:val="zh_TW" w:bidi="zh_TW"/>
+        </w:rPr>
+        <w:t>創世記十七章12節</w:t>
+      </w:r>
       <w:r>
         <w:rPr>
           <w:lang w:val="zh_TW" w:bidi="zh_TW"/>
         </w:rPr>
         <w:t>；</w:t>
       </w:r>
-      <w:hyperlink r:id="rId162">
-        <w:r>
-          <w:rPr>
-            <w:lang w:val="zh_TW" w:bidi="zh_TW"/>
-          </w:rPr>
-          <w:rPr>
-            <w:color w:val="0000EE"/>
-            <w:u w:val="single"/>
-          </w:rPr>
-          <w:t>利未記十二章3節</w:t>
-        </w:r>
-      </w:hyperlink>
+      <w:r>
+        <w:rPr>
+          <w:lang w:val="zh_TW" w:bidi="zh_TW"/>
+        </w:rPr>
+        <w:t>利未記十二章3節</w:t>
+      </w:r>
       <w:r>
         <w:rPr>
           <w:lang w:val="zh_TW" w:bidi="zh_TW"/>
         </w:rPr>
         <w:t>；</w:t>
       </w:r>
-      <w:hyperlink r:id="rId163">
-        <w:r>
-          <w:rPr>
-            <w:lang w:val="zh_TW" w:bidi="zh_TW"/>
-          </w:rPr>
-          <w:rPr>
-            <w:color w:val="0000EE"/>
-            <w:u w:val="single"/>
-          </w:rPr>
-          <w:t>路加福音一章59節</w:t>
-        </w:r>
-      </w:hyperlink>
+      <w:r>
+        <w:rPr>
+          <w:lang w:val="zh_TW" w:bidi="zh_TW"/>
+        </w:rPr>
+        <w:t>路加福音一章59節</w:t>
+      </w:r>
       <w:r>
         <w:rPr>
           <w:lang w:val="zh_TW" w:bidi="zh_TW"/>
         </w:rPr>
         <w:t>、</w:t>
       </w:r>
-      <w:hyperlink r:id="rId164">
-        <w:r>
-          <w:rPr>
-            <w:lang w:val="zh_TW" w:bidi="zh_TW"/>
-          </w:rPr>
-          <w:rPr>
-            <w:color w:val="0000EE"/>
-            <w:u w:val="single"/>
-          </w:rPr>
-          <w:t>二章21節</w:t>
-        </w:r>
-      </w:hyperlink>
+      <w:r>
+        <w:rPr>
+          <w:lang w:val="zh_TW" w:bidi="zh_TW"/>
+        </w:rPr>
+        <w:t>二章21節</w:t>
+      </w:r>
       <w:r>
         <w:rPr>
           <w:lang w:val="zh_TW" w:bidi="zh_TW"/>
@@ -6255,36 +5307,24 @@
         </w:rPr>
         <w:t>保羅是法利賽人，法利賽人是以嚴格遵守律法著稱的猶太教流派（見</w:t>
       </w:r>
-      <w:hyperlink r:id="rId165">
-        <w:r>
-          <w:rPr>
-            <w:lang w:val="zh_TW" w:bidi="zh_TW"/>
-          </w:rPr>
-          <w:rPr>
-            <w:color w:val="0000EE"/>
-            <w:u w:val="single"/>
-          </w:rPr>
-          <w:t>徒23:6</w:t>
-        </w:r>
-      </w:hyperlink>
+      <w:r>
+        <w:rPr>
+          <w:lang w:val="zh_TW" w:bidi="zh_TW"/>
+        </w:rPr>
+        <w:t>徒23:6</w:t>
+      </w:r>
       <w:r>
         <w:rPr>
           <w:lang w:val="zh_TW" w:bidi="zh_TW"/>
         </w:rPr>
         <w:t>，</w:t>
       </w:r>
-      <w:hyperlink r:id="rId166">
-        <w:r>
-          <w:rPr>
-            <w:lang w:val="zh_TW" w:bidi="zh_TW"/>
-          </w:rPr>
-          <w:rPr>
-            <w:color w:val="0000EE"/>
-            <w:u w:val="single"/>
-          </w:rPr>
-          <w:t>26:5</w:t>
-        </w:r>
-      </w:hyperlink>
+      <w:r>
+        <w:rPr>
+          <w:lang w:val="zh_TW" w:bidi="zh_TW"/>
+        </w:rPr>
+        <w:t>26:5</w:t>
+      </w:r>
       <w:r>
         <w:rPr>
           <w:lang w:val="zh_TW" w:bidi="zh_TW"/>
@@ -6397,72 +5437,48 @@
         </w:rPr>
         <w:t>（見</w:t>
       </w:r>
-      <w:hyperlink r:id="rId167">
-        <w:r>
-          <w:rPr>
-            <w:lang w:val="zh_TW" w:bidi="zh_TW"/>
-          </w:rPr>
-          <w:rPr>
-            <w:color w:val="0000EE"/>
-            <w:u w:val="single"/>
-          </w:rPr>
-          <w:t>徒8:1–3</w:t>
-        </w:r>
-      </w:hyperlink>
+      <w:r>
+        <w:rPr>
+          <w:lang w:val="zh_TW" w:bidi="zh_TW"/>
+        </w:rPr>
+        <w:t>徒8:1–3</w:t>
+      </w:r>
       <w:r>
         <w:rPr>
           <w:lang w:val="zh_TW" w:bidi="zh_TW"/>
         </w:rPr>
         <w:t>，</w:t>
       </w:r>
-      <w:hyperlink r:id="rId168">
-        <w:r>
-          <w:rPr>
-            <w:lang w:val="zh_TW" w:bidi="zh_TW"/>
-          </w:rPr>
-          <w:rPr>
-            <w:color w:val="0000EE"/>
-            <w:u w:val="single"/>
-          </w:rPr>
-          <w:t>9:1–2</w:t>
-        </w:r>
-      </w:hyperlink>
+      <w:r>
+        <w:rPr>
+          <w:lang w:val="zh_TW" w:bidi="zh_TW"/>
+        </w:rPr>
+        <w:t>9:1–2</w:t>
+      </w:r>
       <w:r>
         <w:rPr>
           <w:lang w:val="zh_TW" w:bidi="zh_TW"/>
         </w:rPr>
         <w:t>、</w:t>
       </w:r>
-      <w:hyperlink r:id="rId169">
-        <w:r>
-          <w:rPr>
-            <w:lang w:val="zh_TW" w:bidi="zh_TW"/>
-          </w:rPr>
-          <w:rPr>
-            <w:color w:val="0000EE"/>
-            <w:u w:val="single"/>
-          </w:rPr>
-          <w:t>21</w:t>
-        </w:r>
-      </w:hyperlink>
+      <w:r>
+        <w:rPr>
+          <w:lang w:val="zh_TW" w:bidi="zh_TW"/>
+        </w:rPr>
+        <w:t>21</w:t>
+      </w:r>
       <w:r>
         <w:rPr>
           <w:lang w:val="zh_TW" w:bidi="zh_TW"/>
         </w:rPr>
         <w:t>；</w:t>
       </w:r>
-      <w:hyperlink r:id="rId170">
-        <w:r>
-          <w:rPr>
-            <w:lang w:val="zh_TW" w:bidi="zh_TW"/>
-          </w:rPr>
-          <w:rPr>
-            <w:color w:val="0000EE"/>
-            <w:u w:val="single"/>
-          </w:rPr>
-          <w:t>加1:13</w:t>
-        </w:r>
-      </w:hyperlink>
+      <w:r>
+        <w:rPr>
+          <w:lang w:val="zh_TW" w:bidi="zh_TW"/>
+        </w:rPr>
+        <w:t>加1:13</w:t>
+      </w:r>
       <w:r>
         <w:rPr>
           <w:lang w:val="zh_TW" w:bidi="zh_TW"/>
@@ -6487,54 +5503,36 @@
         </w:rPr>
         <w:t>按照人的標準來看，保羅的公義是他對律法熱忱的另一個表現（另見</w:t>
       </w:r>
-      <w:hyperlink r:id="rId171">
-        <w:r>
-          <w:rPr>
-            <w:lang w:val="zh_TW" w:bidi="zh_TW"/>
-          </w:rPr>
-          <w:rPr>
-            <w:color w:val="0000EE"/>
-            <w:u w:val="single"/>
-          </w:rPr>
-          <w:t>加1:14</w:t>
-        </w:r>
-      </w:hyperlink>
+      <w:r>
+        <w:rPr>
+          <w:lang w:val="zh_TW" w:bidi="zh_TW"/>
+        </w:rPr>
+        <w:t>加1:14</w:t>
+      </w:r>
       <w:r>
         <w:rPr>
           <w:lang w:val="zh_TW" w:bidi="zh_TW"/>
         </w:rPr>
         <w:t>；關於保羅後來對基督信仰的觀點，參</w:t>
       </w:r>
-      <w:hyperlink r:id="rId172">
-        <w:r>
-          <w:rPr>
-            <w:lang w:val="zh_TW" w:bidi="zh_TW"/>
-          </w:rPr>
-          <w:rPr>
-            <w:color w:val="0000EE"/>
-            <w:u w:val="single"/>
-          </w:rPr>
-          <w:t>羅3:23</w:t>
-        </w:r>
-      </w:hyperlink>
+      <w:r>
+        <w:rPr>
+          <w:lang w:val="zh_TW" w:bidi="zh_TW"/>
+        </w:rPr>
+        <w:t>羅3:23</w:t>
+      </w:r>
       <w:r>
         <w:rPr>
           <w:lang w:val="zh_TW" w:bidi="zh_TW"/>
         </w:rPr>
         <w:t>，</w:t>
       </w:r>
-      <w:hyperlink r:id="rId173">
-        <w:r>
-          <w:rPr>
-            <w:lang w:val="zh_TW" w:bidi="zh_TW"/>
-          </w:rPr>
-          <w:rPr>
-            <w:color w:val="0000EE"/>
-            <w:u w:val="single"/>
-          </w:rPr>
-          <w:t>7:14–25</w:t>
-        </w:r>
-      </w:hyperlink>
+      <w:r>
+        <w:rPr>
+          <w:lang w:val="zh_TW" w:bidi="zh_TW"/>
+        </w:rPr>
+        <w:t>7:14–25</w:t>
+      </w:r>
       <w:r>
         <w:rPr>
           <w:lang w:val="zh_TW" w:bidi="zh_TW"/>
@@ -6589,54 +5587,36 @@
         </w:rPr>
         <w:t>作為基督徒，保羅現在認為這些事（</w:t>
       </w:r>
-      <w:hyperlink r:id="rId174">
-        <w:r>
-          <w:rPr>
-            <w:lang w:val="zh_TW" w:bidi="zh_TW"/>
-          </w:rPr>
-          <w:rPr>
-            <w:color w:val="0000EE"/>
-            <w:u w:val="single"/>
-          </w:rPr>
-          <w:t>3:5–6</w:t>
-        </w:r>
-      </w:hyperlink>
+      <w:r>
+        <w:rPr>
+          <w:lang w:val="zh_TW" w:bidi="zh_TW"/>
+        </w:rPr>
+        <w:t>3:5–6</w:t>
+      </w:r>
       <w:r>
         <w:rPr>
           <w:lang w:val="zh_TW" w:bidi="zh_TW"/>
         </w:rPr>
         <w:t>）因基督所成就的而算不得什麼：信徒與神的關係是藉著認識基督來定義的（參</w:t>
       </w:r>
-      <w:hyperlink r:id="rId175">
-        <w:r>
-          <w:rPr>
-            <w:lang w:val="zh_TW" w:bidi="zh_TW"/>
-          </w:rPr>
-          <w:rPr>
-            <w:color w:val="0000EE"/>
-            <w:u w:val="single"/>
-          </w:rPr>
-          <w:t>3:10</w:t>
-        </w:r>
-      </w:hyperlink>
+      <w:r>
+        <w:rPr>
+          <w:lang w:val="zh_TW" w:bidi="zh_TW"/>
+        </w:rPr>
+        <w:t>3:10</w:t>
+      </w:r>
       <w:r>
         <w:rPr>
           <w:lang w:val="zh_TW" w:bidi="zh_TW"/>
         </w:rPr>
         <w:t>；</w:t>
       </w:r>
-      <w:hyperlink r:id="rId176">
-        <w:r>
-          <w:rPr>
-            <w:lang w:val="zh_TW" w:bidi="zh_TW"/>
-          </w:rPr>
-          <w:rPr>
-            <w:color w:val="0000EE"/>
-            <w:u w:val="single"/>
-          </w:rPr>
-          <w:t>約17:3</w:t>
-        </w:r>
-      </w:hyperlink>
+      <w:r>
+        <w:rPr>
+          <w:lang w:val="zh_TW" w:bidi="zh_TW"/>
+        </w:rPr>
+        <w:t>約17:3</w:t>
+      </w:r>
       <w:r>
         <w:rPr>
           <w:lang w:val="zh_TW" w:bidi="zh_TW"/>
@@ -6656,36 +5636,24 @@
         </w:rPr>
         <w:t>從而領受永恆救恩的恩賜（參</w:t>
       </w:r>
-      <w:hyperlink r:id="rId82">
-        <w:r>
-          <w:rPr>
-            <w:lang w:val="zh_TW" w:bidi="zh_TW"/>
-          </w:rPr>
-          <w:rPr>
-            <w:color w:val="0000EE"/>
-            <w:u w:val="single"/>
-          </w:rPr>
-          <w:t>約3:16</w:t>
-        </w:r>
-      </w:hyperlink>
+      <w:r>
+        <w:rPr>
+          <w:lang w:val="zh_TW" w:bidi="zh_TW"/>
+        </w:rPr>
+        <w:t>約3:16</w:t>
+      </w:r>
       <w:r>
         <w:rPr>
           <w:lang w:val="zh_TW" w:bidi="zh_TW"/>
         </w:rPr>
         <w:t>；</w:t>
       </w:r>
-      <w:hyperlink r:id="rId177">
-        <w:r>
-          <w:rPr>
-            <w:lang w:val="zh_TW" w:bidi="zh_TW"/>
-          </w:rPr>
-          <w:rPr>
-            <w:color w:val="0000EE"/>
-            <w:u w:val="single"/>
-          </w:rPr>
-          <w:t>約一5:11–13</w:t>
-        </w:r>
-      </w:hyperlink>
+      <w:r>
+        <w:rPr>
+          <w:lang w:val="zh_TW" w:bidi="zh_TW"/>
+        </w:rPr>
+        <w:t>約一5:11–13</w:t>
+      </w:r>
       <w:r>
         <w:rPr>
           <w:lang w:val="zh_TW" w:bidi="zh_TW"/>
@@ -6753,18 +5721,12 @@
         </w:rPr>
         <w:t>保羅在這裡總結了他對救恩的理解與他的敵對者對救恩的理解的對比 (</w:t>
       </w:r>
-      <w:hyperlink r:id="rId178">
-        <w:r>
-          <w:rPr>
-            <w:lang w:val="zh_TW" w:bidi="zh_TW"/>
-          </w:rPr>
-          <w:rPr>
-            <w:color w:val="0000EE"/>
-            <w:u w:val="single"/>
-          </w:rPr>
-          <w:t>3:2</w:t>
-        </w:r>
-      </w:hyperlink>
+      <w:r>
+        <w:rPr>
+          <w:lang w:val="zh_TW" w:bidi="zh_TW"/>
+        </w:rPr>
+        <w:t>3:2</w:t>
+      </w:r>
       <w:r>
         <w:rPr>
           <w:lang w:val="zh_TW" w:bidi="zh_TW"/>
@@ -6789,18 +5751,12 @@
         </w:rPr>
         <w:t>信徒因信靠基督得著救恩，並與基督聯合，共享祂的生命 (參</w:t>
       </w:r>
-      <w:hyperlink r:id="rId179">
-        <w:r>
-          <w:rPr>
-            <w:lang w:val="zh_TW" w:bidi="zh_TW"/>
-          </w:rPr>
-          <w:rPr>
-            <w:color w:val="0000EE"/>
-            <w:u w:val="single"/>
-          </w:rPr>
-          <w:t>約15:1–5</w:t>
-        </w:r>
-      </w:hyperlink>
+      <w:r>
+        <w:rPr>
+          <w:lang w:val="zh_TW" w:bidi="zh_TW"/>
+        </w:rPr>
+        <w:t>約15:1–5</w:t>
+      </w:r>
       <w:r>
         <w:rPr>
           <w:lang w:val="zh_TW" w:bidi="zh_TW"/>
@@ -6825,90 +5781,60 @@
         </w:rPr>
         <w:t>我們得以成為義人，不是藉著遵守摩西律法，而是藉著對基督的信心。這是神使我們與祂和好的方式：救恩不能靠行為獲取，而只能作為白白的恩賜來領受 (見</w:t>
       </w:r>
-      <w:hyperlink r:id="rId180">
-        <w:r>
-          <w:rPr>
-            <w:lang w:val="zh_TW" w:bidi="zh_TW"/>
-          </w:rPr>
-          <w:rPr>
-            <w:color w:val="0000EE"/>
-            <w:u w:val="single"/>
-          </w:rPr>
-          <w:t>羅1:17</w:t>
-        </w:r>
-      </w:hyperlink>
+      <w:r>
+        <w:rPr>
+          <w:lang w:val="zh_TW" w:bidi="zh_TW"/>
+        </w:rPr>
+        <w:t>羅1:17</w:t>
+      </w:r>
       <w:r>
         <w:rPr>
           <w:lang w:val="zh_TW" w:bidi="zh_TW"/>
         </w:rPr>
         <w:t>，</w:t>
       </w:r>
-      <w:hyperlink r:id="rId181">
-        <w:r>
-          <w:rPr>
-            <w:lang w:val="zh_TW" w:bidi="zh_TW"/>
-          </w:rPr>
-          <w:rPr>
-            <w:color w:val="0000EE"/>
-            <w:u w:val="single"/>
-          </w:rPr>
-          <w:t>3:21–26</w:t>
-        </w:r>
-      </w:hyperlink>
+      <w:r>
+        <w:rPr>
+          <w:lang w:val="zh_TW" w:bidi="zh_TW"/>
+        </w:rPr>
+        <w:t>3:21–26</w:t>
+      </w:r>
       <w:r>
         <w:rPr>
           <w:lang w:val="zh_TW" w:bidi="zh_TW"/>
         </w:rPr>
         <w:t>，</w:t>
       </w:r>
-      <w:hyperlink r:id="rId182">
-        <w:r>
-          <w:rPr>
-            <w:lang w:val="zh_TW" w:bidi="zh_TW"/>
-          </w:rPr>
-          <w:rPr>
-            <w:color w:val="0000EE"/>
-            <w:u w:val="single"/>
-          </w:rPr>
-          <w:t>4:5–8</w:t>
-        </w:r>
-      </w:hyperlink>
+      <w:r>
+        <w:rPr>
+          <w:lang w:val="zh_TW" w:bidi="zh_TW"/>
+        </w:rPr>
+        <w:t>4:5–8</w:t>
+      </w:r>
       <w:r>
         <w:rPr>
           <w:lang w:val="zh_TW" w:bidi="zh_TW"/>
         </w:rPr>
         <w:t>；</w:t>
       </w:r>
-      <w:hyperlink r:id="rId183">
-        <w:r>
-          <w:rPr>
-            <w:lang w:val="zh_TW" w:bidi="zh_TW"/>
-          </w:rPr>
-          <w:rPr>
-            <w:color w:val="0000EE"/>
-            <w:u w:val="single"/>
-          </w:rPr>
-          <w:t>加2:16</w:t>
-        </w:r>
-      </w:hyperlink>
+      <w:r>
+        <w:rPr>
+          <w:lang w:val="zh_TW" w:bidi="zh_TW"/>
+        </w:rPr>
+        <w:t>加2:16</w:t>
+      </w:r>
       <w:r>
         <w:rPr>
           <w:lang w:val="zh_TW" w:bidi="zh_TW"/>
         </w:rPr>
         <w:t>；</w:t>
       </w:r>
-      <w:hyperlink r:id="rId184">
-        <w:r>
-          <w:rPr>
-            <w:lang w:val="zh_TW" w:bidi="zh_TW"/>
-          </w:rPr>
-          <w:rPr>
-            <w:color w:val="0000EE"/>
-            <w:u w:val="single"/>
-          </w:rPr>
-          <w:t>弗2:8–9</w:t>
-        </w:r>
-      </w:hyperlink>
+      <w:r>
+        <w:rPr>
+          <w:lang w:val="zh_TW" w:bidi="zh_TW"/>
+        </w:rPr>
+        <w:t>弗2:8–9</w:t>
+      </w:r>
       <w:r>
         <w:rPr>
           <w:lang w:val="zh_TW" w:bidi="zh_TW"/>
@@ -6967,54 +5893,36 @@
         </w:rPr>
         <w:t>認識基督：人在認識基督時，也就認識了神並蒙神所接納（參</w:t>
       </w:r>
-      <w:hyperlink r:id="rId185">
-        <w:r>
-          <w:rPr>
-            <w:lang w:val="zh_TW" w:bidi="zh_TW"/>
-          </w:rPr>
-          <w:rPr>
-            <w:color w:val="0000EE"/>
-            <w:u w:val="single"/>
-          </w:rPr>
-          <w:t>3:7–8</w:t>
-        </w:r>
-      </w:hyperlink>
+      <w:r>
+        <w:rPr>
+          <w:lang w:val="zh_TW" w:bidi="zh_TW"/>
+        </w:rPr>
+        <w:t>3:7–8</w:t>
+      </w:r>
       <w:r>
         <w:rPr>
           <w:lang w:val="zh_TW" w:bidi="zh_TW"/>
         </w:rPr>
         <w:t>；</w:t>
       </w:r>
-      <w:hyperlink r:id="rId186">
-        <w:r>
-          <w:rPr>
-            <w:lang w:val="zh_TW" w:bidi="zh_TW"/>
-          </w:rPr>
-          <w:rPr>
-            <w:color w:val="0000EE"/>
-            <w:u w:val="single"/>
-          </w:rPr>
-          <w:t>約1:12–13</w:t>
-        </w:r>
-      </w:hyperlink>
+      <w:r>
+        <w:rPr>
+          <w:lang w:val="zh_TW" w:bidi="zh_TW"/>
+        </w:rPr>
+        <w:t>約1:12–13</w:t>
+      </w:r>
       <w:r>
         <w:rPr>
           <w:lang w:val="zh_TW" w:bidi="zh_TW"/>
         </w:rPr>
         <w:t>，</w:t>
       </w:r>
-      <w:hyperlink r:id="rId176">
-        <w:r>
-          <w:rPr>
-            <w:lang w:val="zh_TW" w:bidi="zh_TW"/>
-          </w:rPr>
-          <w:rPr>
-            <w:color w:val="0000EE"/>
-            <w:u w:val="single"/>
-          </w:rPr>
-          <w:t>17:3</w:t>
-        </w:r>
-      </w:hyperlink>
+      <w:r>
+        <w:rPr>
+          <w:lang w:val="zh_TW" w:bidi="zh_TW"/>
+        </w:rPr>
+        <w:t>17:3</w:t>
+      </w:r>
       <w:r>
         <w:rPr>
           <w:lang w:val="zh_TW" w:bidi="zh_TW"/>
@@ -7039,54 +5947,36 @@
         </w:rPr>
         <w:t>信徒在今生也在永恆中能經歷那使基督從死裡復活的大能（見</w:t>
       </w:r>
-      <w:hyperlink r:id="rId187">
-        <w:r>
-          <w:rPr>
-            <w:lang w:val="zh_TW" w:bidi="zh_TW"/>
-          </w:rPr>
-          <w:rPr>
-            <w:color w:val="0000EE"/>
-            <w:u w:val="single"/>
-          </w:rPr>
-          <w:t>羅6:4–14</w:t>
-        </w:r>
-      </w:hyperlink>
+      <w:r>
+        <w:rPr>
+          <w:lang w:val="zh_TW" w:bidi="zh_TW"/>
+        </w:rPr>
+        <w:t>羅6:4–14</w:t>
+      </w:r>
       <w:r>
         <w:rPr>
           <w:lang w:val="zh_TW" w:bidi="zh_TW"/>
         </w:rPr>
         <w:t>，</w:t>
       </w:r>
-      <w:hyperlink r:id="rId188">
-        <w:r>
-          <w:rPr>
-            <w:lang w:val="zh_TW" w:bidi="zh_TW"/>
-          </w:rPr>
-          <w:rPr>
-            <w:color w:val="0000EE"/>
-            <w:u w:val="single"/>
-          </w:rPr>
-          <w:t>8:10–11</w:t>
-        </w:r>
-      </w:hyperlink>
+      <w:r>
+        <w:rPr>
+          <w:lang w:val="zh_TW" w:bidi="zh_TW"/>
+        </w:rPr>
+        <w:t>8:10–11</w:t>
+      </w:r>
       <w:r>
         <w:rPr>
           <w:lang w:val="zh_TW" w:bidi="zh_TW"/>
         </w:rPr>
         <w:t>；</w:t>
       </w:r>
-      <w:hyperlink r:id="rId189">
-        <w:r>
-          <w:rPr>
-            <w:lang w:val="zh_TW" w:bidi="zh_TW"/>
-          </w:rPr>
-          <w:rPr>
-            <w:color w:val="0000EE"/>
-            <w:u w:val="single"/>
-          </w:rPr>
-          <w:t>西3:1–4</w:t>
-        </w:r>
-      </w:hyperlink>
+      <w:r>
+        <w:rPr>
+          <w:lang w:val="zh_TW" w:bidi="zh_TW"/>
+        </w:rPr>
+        <w:t>西3:1–4</w:t>
+      </w:r>
       <w:r>
         <w:rPr>
           <w:lang w:val="zh_TW" w:bidi="zh_TW"/>
@@ -7117,72 +6007,48 @@
         </w:rPr>
         <w:t>：與基督聯合的信徒有榮幸經歷祂的生與死（見</w:t>
       </w:r>
-      <w:hyperlink r:id="rId32">
-        <w:r>
-          <w:rPr>
-            <w:lang w:val="zh_TW" w:bidi="zh_TW"/>
-          </w:rPr>
-          <w:rPr>
-            <w:color w:val="0000EE"/>
-            <w:u w:val="single"/>
-          </w:rPr>
-          <w:t>腓1:29</w:t>
-        </w:r>
-      </w:hyperlink>
+      <w:r>
+        <w:rPr>
+          <w:lang w:val="zh_TW" w:bidi="zh_TW"/>
+        </w:rPr>
+        <w:t>腓1:29</w:t>
+      </w:r>
       <w:r>
         <w:rPr>
           <w:lang w:val="zh_TW" w:bidi="zh_TW"/>
         </w:rPr>
         <w:t>；</w:t>
       </w:r>
-      <w:hyperlink r:id="rId190">
-        <w:r>
-          <w:rPr>
-            <w:lang w:val="zh_TW" w:bidi="zh_TW"/>
-          </w:rPr>
-          <w:rPr>
-            <w:color w:val="0000EE"/>
-            <w:u w:val="single"/>
-          </w:rPr>
-          <w:t>林後4:10–12</w:t>
-        </w:r>
-      </w:hyperlink>
+      <w:r>
+        <w:rPr>
+          <w:lang w:val="zh_TW" w:bidi="zh_TW"/>
+        </w:rPr>
+        <w:t>林後4:10–12</w:t>
+      </w:r>
       <w:r>
         <w:rPr>
           <w:lang w:val="zh_TW" w:bidi="zh_TW"/>
         </w:rPr>
         <w:t>；</w:t>
       </w:r>
-      <w:hyperlink r:id="rId191">
-        <w:r>
-          <w:rPr>
-            <w:lang w:val="zh_TW" w:bidi="zh_TW"/>
-          </w:rPr>
-          <w:rPr>
-            <w:color w:val="0000EE"/>
-            <w:u w:val="single"/>
-          </w:rPr>
-          <w:t>西1:24</w:t>
-        </w:r>
-      </w:hyperlink>
+      <w:r>
+        <w:rPr>
+          <w:lang w:val="zh_TW" w:bidi="zh_TW"/>
+        </w:rPr>
+        <w:t>西1:24</w:t>
+      </w:r>
       <w:r>
         <w:rPr>
           <w:lang w:val="zh_TW" w:bidi="zh_TW"/>
         </w:rPr>
         <w:t>；</w:t>
       </w:r>
-      <w:hyperlink r:id="rId192">
-        <w:r>
-          <w:rPr>
-            <w:lang w:val="zh_TW" w:bidi="zh_TW"/>
-          </w:rPr>
-          <w:rPr>
-            <w:color w:val="0000EE"/>
-            <w:u w:val="single"/>
-          </w:rPr>
-          <w:t>彼前4:13–16</w:t>
-        </w:r>
-      </w:hyperlink>
+      <w:r>
+        <w:rPr>
+          <w:lang w:val="zh_TW" w:bidi="zh_TW"/>
+        </w:rPr>
+        <w:t>彼前4:13–16</w:t>
+      </w:r>
       <w:r>
         <w:rPr>
           <w:lang w:val="zh_TW" w:bidi="zh_TW"/>
@@ -7237,54 +6103,36 @@
         </w:rPr>
         <w:t>經歷從死裡復活指的是從審判中得救並領受永生（見</w:t>
       </w:r>
-      <w:hyperlink r:id="rId193">
-        <w:r>
-          <w:rPr>
-            <w:lang w:val="zh_TW" w:bidi="zh_TW"/>
-          </w:rPr>
-          <w:rPr>
-            <w:color w:val="0000EE"/>
-            <w:u w:val="single"/>
-          </w:rPr>
-          <w:t>啟20:4–6</w:t>
-        </w:r>
-      </w:hyperlink>
+      <w:r>
+        <w:rPr>
+          <w:lang w:val="zh_TW" w:bidi="zh_TW"/>
+        </w:rPr>
+        <w:t>啟20:4–6</w:t>
+      </w:r>
       <w:r>
         <w:rPr>
           <w:lang w:val="zh_TW" w:bidi="zh_TW"/>
         </w:rPr>
         <w:t>）。保羅深知神的聖潔以及最後審判的嚴肅性（</w:t>
       </w:r>
-      <w:hyperlink r:id="rId194">
-        <w:r>
-          <w:rPr>
-            <w:lang w:val="zh_TW" w:bidi="zh_TW"/>
-          </w:rPr>
-          <w:rPr>
-            <w:color w:val="0000EE"/>
-            <w:u w:val="single"/>
-          </w:rPr>
-          <w:t>啟20:11–15</w:t>
-        </w:r>
-      </w:hyperlink>
+      <w:r>
+        <w:rPr>
+          <w:lang w:val="zh_TW" w:bidi="zh_TW"/>
+        </w:rPr>
+        <w:t>啟20:11–15</w:t>
+      </w:r>
       <w:r>
         <w:rPr>
           <w:lang w:val="zh_TW" w:bidi="zh_TW"/>
         </w:rPr>
         <w:t>）；他知道他必須在追求基督和救恩的道路上堅持不懈（參</w:t>
       </w:r>
-      <w:hyperlink r:id="rId195">
-        <w:r>
-          <w:rPr>
-            <w:lang w:val="zh_TW" w:bidi="zh_TW"/>
-          </w:rPr>
-          <w:rPr>
-            <w:color w:val="0000EE"/>
-            <w:u w:val="single"/>
-          </w:rPr>
-          <w:t>加5:5</w:t>
-        </w:r>
-      </w:hyperlink>
+      <w:r>
+        <w:rPr>
+          <w:lang w:val="zh_TW" w:bidi="zh_TW"/>
+        </w:rPr>
+        <w:t>加5:5</w:t>
+      </w:r>
       <w:r>
         <w:rPr>
           <w:lang w:val="zh_TW" w:bidi="zh_TW"/>
@@ -7469,72 +6317,48 @@
         </w:rPr>
         <w:t>那些靈裡成熟的人（參</w:t>
       </w:r>
-      <w:hyperlink r:id="rId196">
-        <w:r>
-          <w:rPr>
-            <w:lang w:val="zh_TW" w:bidi="zh_TW"/>
-          </w:rPr>
-          <w:rPr>
-            <w:color w:val="0000EE"/>
-            <w:u w:val="single"/>
-          </w:rPr>
-          <w:t>林前2:6</w:t>
-        </w:r>
-      </w:hyperlink>
+      <w:r>
+        <w:rPr>
+          <w:lang w:val="zh_TW" w:bidi="zh_TW"/>
+        </w:rPr>
+        <w:t>林前2:6</w:t>
+      </w:r>
       <w:r>
         <w:rPr>
           <w:lang w:val="zh_TW" w:bidi="zh_TW"/>
         </w:rPr>
         <w:t>，</w:t>
       </w:r>
-      <w:hyperlink r:id="rId197">
-        <w:r>
-          <w:rPr>
-            <w:lang w:val="zh_TW" w:bidi="zh_TW"/>
-          </w:rPr>
-          <w:rPr>
-            <w:color w:val="0000EE"/>
-            <w:u w:val="single"/>
-          </w:rPr>
-          <w:t>3:1</w:t>
-        </w:r>
-      </w:hyperlink>
+      <w:r>
+        <w:rPr>
+          <w:lang w:val="zh_TW" w:bidi="zh_TW"/>
+        </w:rPr>
+        <w:t>3:1</w:t>
+      </w:r>
       <w:r>
         <w:rPr>
           <w:lang w:val="zh_TW" w:bidi="zh_TW"/>
         </w:rPr>
         <w:t>）將會認同保羅的觀點，即永恆的事物才是生命中最重要的事物（</w:t>
       </w:r>
-      <w:hyperlink r:id="rId122">
-        <w:r>
-          <w:rPr>
-            <w:lang w:val="zh_TW" w:bidi="zh_TW"/>
-          </w:rPr>
-          <w:rPr>
-            <w:color w:val="0000EE"/>
-            <w:u w:val="single"/>
-          </w:rPr>
-          <w:t>腓3:12–14</w:t>
-        </w:r>
-      </w:hyperlink>
+      <w:r>
+        <w:rPr>
+          <w:lang w:val="zh_TW" w:bidi="zh_TW"/>
+        </w:rPr>
+        <w:t>腓3:12–14</w:t>
+      </w:r>
       <w:r>
         <w:rPr>
           <w:lang w:val="zh_TW" w:bidi="zh_TW"/>
         </w:rPr>
         <w:t>；參</w:t>
       </w:r>
-      <w:hyperlink r:id="rId198">
-        <w:r>
-          <w:rPr>
-            <w:lang w:val="zh_TW" w:bidi="zh_TW"/>
-          </w:rPr>
-          <w:rPr>
-            <w:color w:val="0000EE"/>
-            <w:u w:val="single"/>
-          </w:rPr>
-          <w:t>林後4:16–18</w:t>
-        </w:r>
-      </w:hyperlink>
+      <w:r>
+        <w:rPr>
+          <w:lang w:val="zh_TW" w:bidi="zh_TW"/>
+        </w:rPr>
+        <w:t>林後4:16–18</w:t>
+      </w:r>
       <w:r>
         <w:rPr>
           <w:lang w:val="zh_TW" w:bidi="zh_TW"/>
@@ -7655,126 +6479,84 @@
         </w:rPr>
         <w:t>：保羅認真尋求基督及神呼召他的生活方式（</w:t>
       </w:r>
-      <w:hyperlink r:id="rId199">
-        <w:r>
-          <w:rPr>
-            <w:lang w:val="zh_TW" w:bidi="zh_TW"/>
-          </w:rPr>
-          <w:rPr>
-            <w:color w:val="0000EE"/>
-            <w:u w:val="single"/>
-          </w:rPr>
-          <w:t>3:7–14</w:t>
-        </w:r>
-      </w:hyperlink>
+      <w:r>
+        <w:rPr>
+          <w:lang w:val="zh_TW" w:bidi="zh_TW"/>
+        </w:rPr>
+        <w:t>3:7–14</w:t>
+      </w:r>
       <w:r>
         <w:rPr>
           <w:lang w:val="zh_TW" w:bidi="zh_TW"/>
         </w:rPr>
         <w:t>，</w:t>
       </w:r>
-      <w:hyperlink r:id="rId200">
-        <w:r>
-          <w:rPr>
-            <w:lang w:val="zh_TW" w:bidi="zh_TW"/>
-          </w:rPr>
-          <w:rPr>
-            <w:color w:val="0000EE"/>
-            <w:u w:val="single"/>
-          </w:rPr>
-          <w:t>4:9</w:t>
-        </w:r>
-      </w:hyperlink>
+      <w:r>
+        <w:rPr>
+          <w:lang w:val="zh_TW" w:bidi="zh_TW"/>
+        </w:rPr>
+        <w:t>4:9</w:t>
+      </w:r>
       <w:r>
         <w:rPr>
           <w:lang w:val="zh_TW" w:bidi="zh_TW"/>
         </w:rPr>
         <w:t>；</w:t>
       </w:r>
-      <w:hyperlink r:id="rId201">
-        <w:r>
-          <w:rPr>
-            <w:lang w:val="zh_TW" w:bidi="zh_TW"/>
-          </w:rPr>
-          <w:rPr>
-            <w:color w:val="0000EE"/>
-            <w:u w:val="single"/>
-          </w:rPr>
-          <w:t>林前4:6</w:t>
-        </w:r>
-      </w:hyperlink>
+      <w:r>
+        <w:rPr>
+          <w:lang w:val="zh_TW" w:bidi="zh_TW"/>
+        </w:rPr>
+        <w:t>林前4:6</w:t>
+      </w:r>
       <w:r>
         <w:rPr>
           <w:lang w:val="zh_TW" w:bidi="zh_TW"/>
         </w:rPr>
         <w:t>、</w:t>
       </w:r>
-      <w:hyperlink r:id="rId202">
-        <w:r>
-          <w:rPr>
-            <w:lang w:val="zh_TW" w:bidi="zh_TW"/>
-          </w:rPr>
-          <w:rPr>
-            <w:color w:val="0000EE"/>
-            <w:u w:val="single"/>
-          </w:rPr>
-          <w:t>16–17</w:t>
-        </w:r>
-      </w:hyperlink>
+      <w:r>
+        <w:rPr>
+          <w:lang w:val="zh_TW" w:bidi="zh_TW"/>
+        </w:rPr>
+        <w:t>16–17</w:t>
+      </w:r>
       <w:r>
         <w:rPr>
           <w:lang w:val="zh_TW" w:bidi="zh_TW"/>
         </w:rPr>
         <w:t>，</w:t>
       </w:r>
-      <w:hyperlink r:id="rId203">
-        <w:r>
-          <w:rPr>
-            <w:lang w:val="zh_TW" w:bidi="zh_TW"/>
-          </w:rPr>
-          <w:rPr>
-            <w:color w:val="0000EE"/>
-            <w:u w:val="single"/>
-          </w:rPr>
-          <w:t>11:1</w:t>
-        </w:r>
-      </w:hyperlink>
+      <w:r>
+        <w:rPr>
+          <w:lang w:val="zh_TW" w:bidi="zh_TW"/>
+        </w:rPr>
+        <w:t>11:1</w:t>
+      </w:r>
       <w:r>
         <w:rPr>
           <w:lang w:val="zh_TW" w:bidi="zh_TW"/>
         </w:rPr>
         <w:t>；</w:t>
       </w:r>
-      <w:hyperlink r:id="rId204">
-        <w:r>
-          <w:rPr>
-            <w:lang w:val="zh_TW" w:bidi="zh_TW"/>
-          </w:rPr>
-          <w:rPr>
-            <w:color w:val="0000EE"/>
-            <w:u w:val="single"/>
-          </w:rPr>
-          <w:t>帖前3:7–9</w:t>
-        </w:r>
-      </w:hyperlink>
+      <w:r>
+        <w:rPr>
+          <w:lang w:val="zh_TW" w:bidi="zh_TW"/>
+        </w:rPr>
+        <w:t>帖前3:7–9</w:t>
+      </w:r>
       <w:r>
         <w:rPr>
           <w:lang w:val="zh_TW" w:bidi="zh_TW"/>
         </w:rPr>
         <w:t>）與接下來所描述的基督的敵人形成鮮明對比（</w:t>
       </w:r>
-      <w:hyperlink r:id="rId205">
-        <w:r>
-          <w:rPr>
-            <w:lang w:val="zh_TW" w:bidi="zh_TW"/>
-          </w:rPr>
-          <w:rPr>
-            <w:color w:val="0000EE"/>
-            <w:u w:val="single"/>
-          </w:rPr>
-          <w:t>腓3:18–19</w:t>
-        </w:r>
-      </w:hyperlink>
+      <w:r>
+        <w:rPr>
+          <w:lang w:val="zh_TW" w:bidi="zh_TW"/>
+        </w:rPr>
+        <w:t>腓3:18–19</w:t>
+      </w:r>
       <w:r>
         <w:rPr>
           <w:lang w:val="zh_TW" w:bidi="zh_TW"/>
@@ -7829,90 +6611,60 @@
         </w:rPr>
         <w:t>我們還不清楚這些仇敵的身份；他們可能是（1）猶太人或以割禮為榮的猶太基督徒（如</w:t>
       </w:r>
-      <w:hyperlink r:id="rId178">
-        <w:r>
-          <w:rPr>
-            <w:lang w:val="zh_TW" w:bidi="zh_TW"/>
-          </w:rPr>
-          <w:rPr>
-            <w:color w:val="0000EE"/>
-            <w:u w:val="single"/>
-          </w:rPr>
-          <w:t>3:2</w:t>
-        </w:r>
-      </w:hyperlink>
+      <w:r>
+        <w:rPr>
+          <w:lang w:val="zh_TW" w:bidi="zh_TW"/>
+        </w:rPr>
+        <w:t>3:2</w:t>
+      </w:r>
       <w:r>
         <w:rPr>
           <w:lang w:val="zh_TW" w:bidi="zh_TW"/>
         </w:rPr>
         <w:t>），他們強調遵守猶太律法，與基督的十字架相矛盾；（2）過著世俗、不道德生活的假信徒（參</w:t>
       </w:r>
-      <w:hyperlink r:id="rId206">
-        <w:r>
-          <w:rPr>
-            <w:lang w:val="zh_TW" w:bidi="zh_TW"/>
-          </w:rPr>
-          <w:rPr>
-            <w:color w:val="0000EE"/>
-            <w:u w:val="single"/>
-          </w:rPr>
-          <w:t>3:19</w:t>
-        </w:r>
-      </w:hyperlink>
+      <w:r>
+        <w:rPr>
+          <w:lang w:val="zh_TW" w:bidi="zh_TW"/>
+        </w:rPr>
+        <w:t>3:19</w:t>
+      </w:r>
       <w:r>
         <w:rPr>
           <w:lang w:val="zh_TW" w:bidi="zh_TW"/>
         </w:rPr>
         <w:t>）；或（3）自稱是信徒，但拒絕保羅以十字架為中心的福音觀。基督作為罪犯被釘十字架對許多人來說是可恥且令人反感的（見</w:t>
       </w:r>
-      <w:hyperlink r:id="rId207">
-        <w:r>
-          <w:rPr>
-            <w:lang w:val="zh_TW" w:bidi="zh_TW"/>
-          </w:rPr>
-          <w:rPr>
-            <w:color w:val="0000EE"/>
-            <w:u w:val="single"/>
-          </w:rPr>
-          <w:t>林前1:23</w:t>
-        </w:r>
-      </w:hyperlink>
+      <w:r>
+        <w:rPr>
+          <w:lang w:val="zh_TW" w:bidi="zh_TW"/>
+        </w:rPr>
+        <w:t>林前1:23</w:t>
+      </w:r>
       <w:r>
         <w:rPr>
           <w:lang w:val="zh_TW" w:bidi="zh_TW"/>
         </w:rPr>
         <w:t>；參</w:t>
       </w:r>
-      <w:hyperlink r:id="rId208">
-        <w:r>
-          <w:rPr>
-            <w:lang w:val="zh_TW" w:bidi="zh_TW"/>
-          </w:rPr>
-          <w:rPr>
-            <w:color w:val="0000EE"/>
-            <w:u w:val="single"/>
-          </w:rPr>
-          <w:t>羅9:33</w:t>
-        </w:r>
-      </w:hyperlink>
+      <w:r>
+        <w:rPr>
+          <w:lang w:val="zh_TW" w:bidi="zh_TW"/>
+        </w:rPr>
+        <w:t>羅9:33</w:t>
+      </w:r>
       <w:r>
         <w:rPr>
           <w:lang w:val="zh_TW" w:bidi="zh_TW"/>
         </w:rPr>
         <w:t>；</w:t>
       </w:r>
-      <w:hyperlink r:id="rId209">
-        <w:r>
-          <w:rPr>
-            <w:lang w:val="zh_TW" w:bidi="zh_TW"/>
-          </w:rPr>
-          <w:rPr>
-            <w:color w:val="0000EE"/>
-            <w:u w:val="single"/>
-          </w:rPr>
-          <w:t>彼前2:8</w:t>
-        </w:r>
-      </w:hyperlink>
+      <w:r>
+        <w:rPr>
+          <w:lang w:val="zh_TW" w:bidi="zh_TW"/>
+        </w:rPr>
+        <w:t>彼前2:8</w:t>
+      </w:r>
       <w:r>
         <w:rPr>
           <w:lang w:val="zh_TW" w:bidi="zh_TW"/>
@@ -7971,18 +6723,12 @@
         </w:rPr>
         <w:t>他們的神就是自己的肚腹可能指的是他們的貪婪、情慾或自私自利（參</w:t>
       </w:r>
-      <w:hyperlink r:id="rId210">
-        <w:r>
-          <w:rPr>
-            <w:lang w:val="zh_TW" w:bidi="zh_TW"/>
-          </w:rPr>
-          <w:rPr>
-            <w:color w:val="0000EE"/>
-            <w:u w:val="single"/>
-          </w:rPr>
-          <w:t>羅16:18</w:t>
-        </w:r>
-      </w:hyperlink>
+      <w:r>
+        <w:rPr>
+          <w:lang w:val="zh_TW" w:bidi="zh_TW"/>
+        </w:rPr>
+        <w:t>羅16:18</w:t>
+      </w:r>
       <w:r>
         <w:rPr>
           <w:lang w:val="zh_TW" w:bidi="zh_TW"/>
@@ -8025,198 +6771,132 @@
         </w:rPr>
         <w:t>永恆的滅亡是神對那些拒絕基督並過著以自我為中心、罪惡生活的人的最終審判（見</w:t>
       </w:r>
-      <w:hyperlink r:id="rId211">
-        <w:r>
-          <w:rPr>
-            <w:lang w:val="zh_TW" w:bidi="zh_TW"/>
-          </w:rPr>
-          <w:rPr>
-            <w:color w:val="0000EE"/>
-            <w:u w:val="single"/>
-          </w:rPr>
-          <w:t>帖後1:8–9</w:t>
-        </w:r>
-      </w:hyperlink>
+      <w:r>
+        <w:rPr>
+          <w:lang w:val="zh_TW" w:bidi="zh_TW"/>
+        </w:rPr>
+        <w:t>帖後1:8–9</w:t>
+      </w:r>
       <w:r>
         <w:rPr>
           <w:lang w:val="zh_TW" w:bidi="zh_TW"/>
         </w:rPr>
         <w:t>；參</w:t>
       </w:r>
-      <w:hyperlink r:id="rId212">
-        <w:r>
-          <w:rPr>
-            <w:lang w:val="zh_TW" w:bidi="zh_TW"/>
-          </w:rPr>
-          <w:rPr>
-            <w:color w:val="0000EE"/>
-            <w:u w:val="single"/>
-          </w:rPr>
-          <w:t>腓1:28</w:t>
-        </w:r>
-      </w:hyperlink>
+      <w:r>
+        <w:rPr>
+          <w:lang w:val="zh_TW" w:bidi="zh_TW"/>
+        </w:rPr>
+        <w:t>腓1:28</w:t>
+      </w:r>
       <w:r>
         <w:rPr>
           <w:lang w:val="zh_TW" w:bidi="zh_TW"/>
         </w:rPr>
         <w:t>；</w:t>
       </w:r>
-      <w:hyperlink r:id="rId213">
-        <w:r>
-          <w:rPr>
-            <w:lang w:val="zh_TW" w:bidi="zh_TW"/>
-          </w:rPr>
-          <w:rPr>
-            <w:color w:val="0000EE"/>
-            <w:u w:val="single"/>
-          </w:rPr>
-          <w:t>太7:13</w:t>
-        </w:r>
-      </w:hyperlink>
+      <w:r>
+        <w:rPr>
+          <w:lang w:val="zh_TW" w:bidi="zh_TW"/>
+        </w:rPr>
+        <w:t>太7:13</w:t>
+      </w:r>
       <w:r>
         <w:rPr>
           <w:lang w:val="zh_TW" w:bidi="zh_TW"/>
         </w:rPr>
         <w:t>；</w:t>
       </w:r>
-      <w:hyperlink r:id="rId214">
-        <w:r>
-          <w:rPr>
-            <w:lang w:val="zh_TW" w:bidi="zh_TW"/>
-          </w:rPr>
-          <w:rPr>
-            <w:color w:val="0000EE"/>
-            <w:u w:val="single"/>
-          </w:rPr>
-          <w:t>羅9:22</w:t>
-        </w:r>
-      </w:hyperlink>
+      <w:r>
+        <w:rPr>
+          <w:lang w:val="zh_TW" w:bidi="zh_TW"/>
+        </w:rPr>
+        <w:t>羅9:22</w:t>
+      </w:r>
       <w:r>
         <w:rPr>
           <w:lang w:val="zh_TW" w:bidi="zh_TW"/>
         </w:rPr>
         <w:t>；</w:t>
       </w:r>
-      <w:hyperlink r:id="rId215">
-        <w:r>
-          <w:rPr>
-            <w:lang w:val="zh_TW" w:bidi="zh_TW"/>
-          </w:rPr>
-          <w:rPr>
-            <w:color w:val="0000EE"/>
-            <w:u w:val="single"/>
-          </w:rPr>
-          <w:t>林前1:18</w:t>
-        </w:r>
-      </w:hyperlink>
+      <w:r>
+        <w:rPr>
+          <w:lang w:val="zh_TW" w:bidi="zh_TW"/>
+        </w:rPr>
+        <w:t>林前1:18</w:t>
+      </w:r>
       <w:r>
         <w:rPr>
           <w:lang w:val="zh_TW" w:bidi="zh_TW"/>
         </w:rPr>
         <w:t>；</w:t>
       </w:r>
-      <w:hyperlink r:id="rId216">
-        <w:r>
-          <w:rPr>
-            <w:lang w:val="zh_TW" w:bidi="zh_TW"/>
-          </w:rPr>
-          <w:rPr>
-            <w:color w:val="0000EE"/>
-            <w:u w:val="single"/>
-          </w:rPr>
-          <w:t>帖後2:10</w:t>
-        </w:r>
-      </w:hyperlink>
+      <w:r>
+        <w:rPr>
+          <w:lang w:val="zh_TW" w:bidi="zh_TW"/>
+        </w:rPr>
+        <w:t>帖後2:10</w:t>
+      </w:r>
       <w:r>
         <w:rPr>
           <w:lang w:val="zh_TW" w:bidi="zh_TW"/>
         </w:rPr>
         <w:t>；</w:t>
       </w:r>
-      <w:hyperlink r:id="rId217">
-        <w:r>
-          <w:rPr>
-            <w:lang w:val="zh_TW" w:bidi="zh_TW"/>
-          </w:rPr>
-          <w:rPr>
-            <w:color w:val="0000EE"/>
-            <w:u w:val="single"/>
-          </w:rPr>
-          <w:t>提前6:9</w:t>
-        </w:r>
-      </w:hyperlink>
+      <w:r>
+        <w:rPr>
+          <w:lang w:val="zh_TW" w:bidi="zh_TW"/>
+        </w:rPr>
+        <w:t>提前6:9</w:t>
+      </w:r>
       <w:r>
         <w:rPr>
           <w:lang w:val="zh_TW" w:bidi="zh_TW"/>
         </w:rPr>
         <w:t>；</w:t>
       </w:r>
-      <w:hyperlink r:id="rId218">
-        <w:r>
-          <w:rPr>
-            <w:lang w:val="zh_TW" w:bidi="zh_TW"/>
-          </w:rPr>
-          <w:rPr>
-            <w:color w:val="0000EE"/>
-            <w:u w:val="single"/>
-          </w:rPr>
-          <w:t>彼後2:3</w:t>
-        </w:r>
-      </w:hyperlink>
+      <w:r>
+        <w:rPr>
+          <w:lang w:val="zh_TW" w:bidi="zh_TW"/>
+        </w:rPr>
+        <w:t>彼後2:3</w:t>
+      </w:r>
       <w:r>
         <w:rPr>
           <w:lang w:val="zh_TW" w:bidi="zh_TW"/>
         </w:rPr>
         <w:t xml:space="preserve">、 </w:t>
       </w:r>
-      <w:hyperlink r:id="rId219">
-        <w:r>
-          <w:rPr>
-            <w:lang w:val="zh_TW" w:bidi="zh_TW"/>
-          </w:rPr>
-          <w:rPr>
-            <w:color w:val="0000EE"/>
-            <w:u w:val="single"/>
-          </w:rPr>
-          <w:t>13</w:t>
-        </w:r>
-      </w:hyperlink>
+      <w:r>
+        <w:rPr>
+          <w:lang w:val="zh_TW" w:bidi="zh_TW"/>
+        </w:rPr>
+        <w:t>13</w:t>
+      </w:r>
       <w:r>
         <w:rPr>
           <w:lang w:val="zh_TW" w:bidi="zh_TW"/>
         </w:rPr>
         <w:t>；</w:t>
       </w:r>
-      <w:hyperlink r:id="rId220">
-        <w:r>
-          <w:rPr>
-            <w:lang w:val="zh_TW" w:bidi="zh_TW"/>
-          </w:rPr>
-          <w:rPr>
-            <w:color w:val="0000EE"/>
-            <w:u w:val="single"/>
-          </w:rPr>
-          <w:t>猶1:10</w:t>
-        </w:r>
-      </w:hyperlink>
+      <w:r>
+        <w:rPr>
+          <w:lang w:val="zh_TW" w:bidi="zh_TW"/>
+        </w:rPr>
+        <w:t>猶1:10</w:t>
+      </w:r>
       <w:r>
         <w:rPr>
           <w:lang w:val="zh_TW" w:bidi="zh_TW"/>
         </w:rPr>
         <w:t>；</w:t>
       </w:r>
-      <w:hyperlink r:id="rId221">
-        <w:r>
-          <w:rPr>
-            <w:lang w:val="zh_TW" w:bidi="zh_TW"/>
-          </w:rPr>
-          <w:rPr>
-            <w:color w:val="0000EE"/>
-            <w:u w:val="single"/>
-          </w:rPr>
-          <w:t>啟11:18</w:t>
-        </w:r>
-      </w:hyperlink>
+      <w:r>
+        <w:rPr>
+          <w:lang w:val="zh_TW" w:bidi="zh_TW"/>
+        </w:rPr>
+        <w:t>啟11:18</w:t>
+      </w:r>
       <w:r>
         <w:rPr>
           <w:lang w:val="zh_TW" w:bidi="zh_TW"/>
@@ -8241,36 +6921,24 @@
         </w:rPr>
         <w:t>他們無法看見今生以外的事（參</w:t>
       </w:r>
-      <w:hyperlink r:id="rId222">
-        <w:r>
-          <w:rPr>
-            <w:lang w:val="zh_TW" w:bidi="zh_TW"/>
-          </w:rPr>
-          <w:rPr>
-            <w:color w:val="0000EE"/>
-            <w:u w:val="single"/>
-          </w:rPr>
-          <w:t>約12:25</w:t>
-        </w:r>
-      </w:hyperlink>
+      <w:r>
+        <w:rPr>
+          <w:lang w:val="zh_TW" w:bidi="zh_TW"/>
+        </w:rPr>
+        <w:t>約12:25</w:t>
+      </w:r>
       <w:r>
         <w:rPr>
           <w:lang w:val="zh_TW" w:bidi="zh_TW"/>
         </w:rPr>
         <w:t>；</w:t>
       </w:r>
-      <w:hyperlink r:id="rId223">
-        <w:r>
-          <w:rPr>
-            <w:lang w:val="zh_TW" w:bidi="zh_TW"/>
-          </w:rPr>
-          <w:rPr>
-            <w:color w:val="0000EE"/>
-            <w:u w:val="single"/>
-          </w:rPr>
-          <w:t>約一2:15–17</w:t>
-        </w:r>
-      </w:hyperlink>
+      <w:r>
+        <w:rPr>
+          <w:lang w:val="zh_TW" w:bidi="zh_TW"/>
+        </w:rPr>
+        <w:t>約一2:15–17</w:t>
+      </w:r>
       <w:r>
         <w:rPr>
           <w:lang w:val="zh_TW" w:bidi="zh_TW"/>
@@ -8325,108 +6993,72 @@
         </w:rPr>
         <w:t>相比之下，信徒知道自己家在天上（見</w:t>
       </w:r>
-      <w:hyperlink r:id="rId224">
-        <w:r>
-          <w:rPr>
-            <w:lang w:val="zh_TW" w:bidi="zh_TW"/>
-          </w:rPr>
-          <w:rPr>
-            <w:color w:val="0000EE"/>
-            <w:u w:val="single"/>
-          </w:rPr>
-          <w:t>弗2:19</w:t>
-        </w:r>
-      </w:hyperlink>
+      <w:r>
+        <w:rPr>
+          <w:lang w:val="zh_TW" w:bidi="zh_TW"/>
+        </w:rPr>
+        <w:t>弗2:19</w:t>
+      </w:r>
       <w:r>
         <w:rPr>
           <w:lang w:val="zh_TW" w:bidi="zh_TW"/>
         </w:rPr>
         <w:t>），並與主耶穌基督同在，心思意念中充滿了對天國的思想（見</w:t>
       </w:r>
-      <w:hyperlink r:id="rId225">
-        <w:r>
-          <w:rPr>
-            <w:lang w:val="zh_TW" w:bidi="zh_TW"/>
-          </w:rPr>
-          <w:rPr>
-            <w:color w:val="0000EE"/>
-            <w:u w:val="single"/>
-          </w:rPr>
-          <w:t>西3:1–2</w:t>
-        </w:r>
-      </w:hyperlink>
+      <w:r>
+        <w:rPr>
+          <w:lang w:val="zh_TW" w:bidi="zh_TW"/>
+        </w:rPr>
+        <w:t>西3:1–2</w:t>
+      </w:r>
       <w:r>
         <w:rPr>
           <w:lang w:val="zh_TW" w:bidi="zh_TW"/>
         </w:rPr>
         <w:t>；參</w:t>
       </w:r>
-      <w:hyperlink r:id="rId226">
-        <w:r>
-          <w:rPr>
-            <w:lang w:val="zh_TW" w:bidi="zh_TW"/>
-          </w:rPr>
-          <w:rPr>
-            <w:color w:val="0000EE"/>
-            <w:u w:val="single"/>
-          </w:rPr>
-          <w:t>林前15:19</w:t>
-        </w:r>
-      </w:hyperlink>
+      <w:r>
+        <w:rPr>
+          <w:lang w:val="zh_TW" w:bidi="zh_TW"/>
+        </w:rPr>
+        <w:t>林前15:19</w:t>
+      </w:r>
       <w:r>
         <w:rPr>
           <w:lang w:val="zh_TW" w:bidi="zh_TW"/>
         </w:rPr>
         <w:t>；</w:t>
       </w:r>
-      <w:hyperlink r:id="rId227">
-        <w:r>
-          <w:rPr>
-            <w:lang w:val="zh_TW" w:bidi="zh_TW"/>
-          </w:rPr>
-          <w:rPr>
-            <w:color w:val="0000EE"/>
-            <w:u w:val="single"/>
-          </w:rPr>
-          <w:t>彼前2:11</w:t>
-        </w:r>
-      </w:hyperlink>
+      <w:r>
+        <w:rPr>
+          <w:lang w:val="zh_TW" w:bidi="zh_TW"/>
+        </w:rPr>
+        <w:t>彼前2:11</w:t>
+      </w:r>
       <w:r>
         <w:rPr>
           <w:lang w:val="zh_TW" w:bidi="zh_TW"/>
         </w:rPr>
         <w:t>）和對基督再來的盼望（見</w:t>
       </w:r>
-      <w:hyperlink r:id="rId228">
-        <w:r>
-          <w:rPr>
-            <w:lang w:val="zh_TW" w:bidi="zh_TW"/>
-          </w:rPr>
-          <w:rPr>
-            <w:color w:val="0000EE"/>
-            <w:u w:val="single"/>
-          </w:rPr>
-          <w:t>林前1:7</w:t>
-        </w:r>
-      </w:hyperlink>
+      <w:r>
+        <w:rPr>
+          <w:lang w:val="zh_TW" w:bidi="zh_TW"/>
+        </w:rPr>
+        <w:t>林前1:7</w:t>
+      </w:r>
       <w:r>
         <w:rPr>
           <w:lang w:val="zh_TW" w:bidi="zh_TW"/>
         </w:rPr>
         <w:t>；</w:t>
       </w:r>
-      <w:hyperlink r:id="rId229">
-        <w:r>
-          <w:rPr>
-            <w:lang w:val="zh_TW" w:bidi="zh_TW"/>
-          </w:rPr>
-          <w:rPr>
-            <w:color w:val="0000EE"/>
-            <w:u w:val="single"/>
-          </w:rPr>
-          <w:t>多2:13</w:t>
-        </w:r>
-      </w:hyperlink>
+      <w:r>
+        <w:rPr>
+          <w:lang w:val="zh_TW" w:bidi="zh_TW"/>
+        </w:rPr>
+        <w:t>多2:13</w:t>
+      </w:r>
       <w:r>
         <w:rPr>
           <w:lang w:val="zh_TW" w:bidi="zh_TW"/>
@@ -8497,36 +7129,24 @@
         </w:rPr>
         <w:t>：見</w:t>
       </w:r>
-      <w:hyperlink r:id="rId230">
-        <w:r>
-          <w:rPr>
-            <w:lang w:val="zh_TW" w:bidi="zh_TW"/>
-          </w:rPr>
-          <w:rPr>
-            <w:color w:val="0000EE"/>
-            <w:u w:val="single"/>
-          </w:rPr>
-          <w:t>哥林多前書十五章42至54節</w:t>
-        </w:r>
-      </w:hyperlink>
+      <w:r>
+        <w:rPr>
+          <w:lang w:val="zh_TW" w:bidi="zh_TW"/>
+        </w:rPr>
+        <w:t>哥林多前書十五章42至54節</w:t>
+      </w:r>
       <w:r>
         <w:rPr>
           <w:lang w:val="zh_TW" w:bidi="zh_TW"/>
         </w:rPr>
         <w:t>；參</w:t>
       </w:r>
-      <w:hyperlink r:id="rId231">
-        <w:r>
-          <w:rPr>
-            <w:lang w:val="zh_TW" w:bidi="zh_TW"/>
-          </w:rPr>
-          <w:rPr>
-            <w:color w:val="0000EE"/>
-            <w:u w:val="single"/>
-          </w:rPr>
-          <w:t>羅馬書八章23節</w:t>
-        </w:r>
-      </w:hyperlink>
+      <w:r>
+        <w:rPr>
+          <w:lang w:val="zh_TW" w:bidi="zh_TW"/>
+        </w:rPr>
+        <w:t>羅馬書八章23節</w:t>
+      </w:r>
       <w:r>
         <w:rPr>
           <w:lang w:val="zh_TW" w:bidi="zh_TW"/>
@@ -8557,18 +7177,12 @@
         </w:rPr>
         <w:t>：見</w:t>
       </w:r>
-      <w:hyperlink r:id="rId232">
-        <w:r>
-          <w:rPr>
-            <w:lang w:val="zh_TW" w:bidi="zh_TW"/>
-          </w:rPr>
-          <w:rPr>
-            <w:color w:val="0000EE"/>
-            <w:u w:val="single"/>
-          </w:rPr>
-          <w:t>哥林多前書十五章24至27節</w:t>
-        </w:r>
-      </w:hyperlink>
+      <w:r>
+        <w:rPr>
+          <w:lang w:val="zh_TW" w:bidi="zh_TW"/>
+        </w:rPr>
+        <w:t>哥林多前書十五章24至27節</w:t>
+      </w:r>
       <w:r>
         <w:rPr>
           <w:lang w:val="zh_TW" w:bidi="zh_TW"/>
@@ -8652,18 +7266,12 @@
         </w:rPr>
         <w:t>）：參</w:t>
       </w:r>
-      <w:hyperlink r:id="rId233">
-        <w:r>
-          <w:rPr>
-            <w:lang w:val="zh_TW" w:bidi="zh_TW"/>
-          </w:rPr>
-          <w:rPr>
-            <w:color w:val="0000EE"/>
-            <w:u w:val="single"/>
-          </w:rPr>
-          <w:t>一章27節</w:t>
-        </w:r>
-      </w:hyperlink>
+      <w:r>
+        <w:rPr>
+          <w:lang w:val="zh_TW" w:bidi="zh_TW"/>
+        </w:rPr>
+        <w:t>一章27節</w:t>
+      </w:r>
       <w:r>
         <w:rPr>
           <w:lang w:val="zh_TW" w:bidi="zh_TW"/>
@@ -8688,18 +7296,12 @@
         </w:rPr>
         <w:t>他們對基督持續的忠誠是保羅深切喜樂的來源，也是他辛勤作工的冠冕（見</w:t>
       </w:r>
-      <w:hyperlink r:id="rId234">
-        <w:r>
-          <w:rPr>
-            <w:lang w:val="zh_TW" w:bidi="zh_TW"/>
-          </w:rPr>
-          <w:rPr>
-            <w:color w:val="0000EE"/>
-            <w:u w:val="single"/>
-          </w:rPr>
-          <w:t>帖前2:19–20</w:t>
-        </w:r>
-      </w:hyperlink>
+      <w:r>
+        <w:rPr>
+          <w:lang w:val="zh_TW" w:bidi="zh_TW"/>
+        </w:rPr>
+        <w:t>帖前2:19–20</w:t>
+      </w:r>
       <w:r>
         <w:rPr>
           <w:lang w:val="zh_TW" w:bidi="zh_TW"/>
@@ -8754,90 +7356,60 @@
         </w:rPr>
         <w:t>因為你們屬於主，應解決你們的分歧（譯註：和合本譯為「要在主裡同心」）：主的子民應該彼此相和（見</w:t>
       </w:r>
-      <w:hyperlink r:id="rId235">
-        <w:r>
-          <w:rPr>
-            <w:lang w:val="zh_TW" w:bidi="zh_TW"/>
-          </w:rPr>
-          <w:rPr>
-            <w:color w:val="0000EE"/>
-            <w:u w:val="single"/>
-          </w:rPr>
-          <w:t>2:2</w:t>
-        </w:r>
-      </w:hyperlink>
+      <w:r>
+        <w:rPr>
+          <w:lang w:val="zh_TW" w:bidi="zh_TW"/>
+        </w:rPr>
+        <w:t>2:2</w:t>
+      </w:r>
       <w:r>
         <w:rPr>
           <w:lang w:val="zh_TW" w:bidi="zh_TW"/>
         </w:rPr>
         <w:t>；</w:t>
       </w:r>
-      <w:hyperlink r:id="rId236">
-        <w:r>
-          <w:rPr>
-            <w:lang w:val="zh_TW" w:bidi="zh_TW"/>
-          </w:rPr>
-          <w:rPr>
-            <w:color w:val="0000EE"/>
-            <w:u w:val="single"/>
-          </w:rPr>
-          <w:t>林前1:10</w:t>
-        </w:r>
-      </w:hyperlink>
+      <w:r>
+        <w:rPr>
+          <w:lang w:val="zh_TW" w:bidi="zh_TW"/>
+        </w:rPr>
+        <w:t>林前1:10</w:t>
+      </w:r>
       <w:r>
         <w:rPr>
           <w:lang w:val="zh_TW" w:bidi="zh_TW"/>
         </w:rPr>
         <w:t>；</w:t>
       </w:r>
-      <w:hyperlink r:id="rId237">
-        <w:r>
-          <w:rPr>
-            <w:lang w:val="zh_TW" w:bidi="zh_TW"/>
-          </w:rPr>
-          <w:rPr>
-            <w:color w:val="0000EE"/>
-            <w:u w:val="single"/>
-          </w:rPr>
-          <w:t>弗4:1–3</w:t>
-        </w:r>
-      </w:hyperlink>
+      <w:r>
+        <w:rPr>
+          <w:lang w:val="zh_TW" w:bidi="zh_TW"/>
+        </w:rPr>
+        <w:t>弗4:1–3</w:t>
+      </w:r>
       <w:r>
         <w:rPr>
           <w:lang w:val="zh_TW" w:bidi="zh_TW"/>
         </w:rPr>
         <w:t>，</w:t>
       </w:r>
-      <w:hyperlink r:id="rId238">
-        <w:r>
-          <w:rPr>
-            <w:lang w:val="zh_TW" w:bidi="zh_TW"/>
-          </w:rPr>
-          <w:rPr>
-            <w:color w:val="0000EE"/>
-            <w:u w:val="single"/>
-          </w:rPr>
-          <w:t>31–32</w:t>
-        </w:r>
-      </w:hyperlink>
+      <w:r>
+        <w:rPr>
+          <w:lang w:val="zh_TW" w:bidi="zh_TW"/>
+        </w:rPr>
+        <w:t>31–32</w:t>
+      </w:r>
       <w:r>
         <w:rPr>
           <w:lang w:val="zh_TW" w:bidi="zh_TW"/>
         </w:rPr>
         <w:t>；</w:t>
       </w:r>
-      <w:hyperlink r:id="rId239">
-        <w:r>
-          <w:rPr>
-            <w:lang w:val="zh_TW" w:bidi="zh_TW"/>
-          </w:rPr>
-          <w:rPr>
-            <w:color w:val="0000EE"/>
-            <w:u w:val="single"/>
-          </w:rPr>
-          <w:t>西3:12–15</w:t>
-        </w:r>
-      </w:hyperlink>
+      <w:r>
+        <w:rPr>
+          <w:lang w:val="zh_TW" w:bidi="zh_TW"/>
+        </w:rPr>
+        <w:t>西3:12–15</w:t>
+      </w:r>
       <w:r>
         <w:rPr>
           <w:lang w:val="zh_TW" w:bidi="zh_TW"/>
@@ -8993,180 +7565,120 @@
         </w:rPr>
         <w:t>那些名字記在生命冊上的人是真正的信徒，注定要得著永生（見</w:t>
       </w:r>
-      <w:hyperlink r:id="rId240">
-        <w:r>
-          <w:rPr>
-            <w:lang w:val="zh_TW" w:bidi="zh_TW"/>
-          </w:rPr>
-          <w:rPr>
-            <w:color w:val="0000EE"/>
-            <w:u w:val="single"/>
-          </w:rPr>
-          <w:t>路10:20</w:t>
-        </w:r>
-      </w:hyperlink>
+      <w:r>
+        <w:rPr>
+          <w:lang w:val="zh_TW" w:bidi="zh_TW"/>
+        </w:rPr>
+        <w:t>路10:20</w:t>
+      </w:r>
       <w:r>
         <w:rPr>
           <w:lang w:val="zh_TW" w:bidi="zh_TW"/>
         </w:rPr>
         <w:t>；</w:t>
       </w:r>
-      <w:hyperlink r:id="rId241">
-        <w:r>
-          <w:rPr>
-            <w:lang w:val="zh_TW" w:bidi="zh_TW"/>
-          </w:rPr>
-          <w:rPr>
-            <w:color w:val="0000EE"/>
-            <w:u w:val="single"/>
-          </w:rPr>
-          <w:t>啟3:5</w:t>
-        </w:r>
-      </w:hyperlink>
+      <w:r>
+        <w:rPr>
+          <w:lang w:val="zh_TW" w:bidi="zh_TW"/>
+        </w:rPr>
+        <w:t>啟3:5</w:t>
+      </w:r>
       <w:r>
         <w:rPr>
           <w:lang w:val="zh_TW" w:bidi="zh_TW"/>
         </w:rPr>
         <w:t>，</w:t>
       </w:r>
-      <w:hyperlink r:id="rId242">
-        <w:r>
-          <w:rPr>
-            <w:lang w:val="zh_TW" w:bidi="zh_TW"/>
-          </w:rPr>
-          <w:rPr>
-            <w:color w:val="0000EE"/>
-            <w:u w:val="single"/>
-          </w:rPr>
-          <w:t>13:8</w:t>
-        </w:r>
-      </w:hyperlink>
+      <w:r>
+        <w:rPr>
+          <w:lang w:val="zh_TW" w:bidi="zh_TW"/>
+        </w:rPr>
+        <w:t>13:8</w:t>
+      </w:r>
       <w:r>
         <w:rPr>
           <w:lang w:val="zh_TW" w:bidi="zh_TW"/>
         </w:rPr>
         <w:t>，</w:t>
       </w:r>
-      <w:hyperlink r:id="rId243">
-        <w:r>
-          <w:rPr>
-            <w:lang w:val="zh_TW" w:bidi="zh_TW"/>
-          </w:rPr>
-          <w:rPr>
-            <w:color w:val="0000EE"/>
-            <w:u w:val="single"/>
-          </w:rPr>
-          <w:t>17:8</w:t>
-        </w:r>
-      </w:hyperlink>
+      <w:r>
+        <w:rPr>
+          <w:lang w:val="zh_TW" w:bidi="zh_TW"/>
+        </w:rPr>
+        <w:t>17:8</w:t>
+      </w:r>
       <w:r>
         <w:rPr>
           <w:lang w:val="zh_TW" w:bidi="zh_TW"/>
         </w:rPr>
         <w:t>，</w:t>
       </w:r>
-      <w:hyperlink r:id="rId244">
-        <w:r>
-          <w:rPr>
-            <w:lang w:val="zh_TW" w:bidi="zh_TW"/>
-          </w:rPr>
-          <w:rPr>
-            <w:color w:val="0000EE"/>
-            <w:u w:val="single"/>
-          </w:rPr>
-          <w:t>20:12</w:t>
-        </w:r>
-      </w:hyperlink>
+      <w:r>
+        <w:rPr>
+          <w:lang w:val="zh_TW" w:bidi="zh_TW"/>
+        </w:rPr>
+        <w:t>20:12</w:t>
+      </w:r>
       <w:r>
         <w:rPr>
           <w:lang w:val="zh_TW" w:bidi="zh_TW"/>
         </w:rPr>
         <w:t>、</w:t>
       </w:r>
-      <w:hyperlink r:id="rId245">
-        <w:r>
-          <w:rPr>
-            <w:lang w:val="zh_TW" w:bidi="zh_TW"/>
-          </w:rPr>
-          <w:rPr>
-            <w:color w:val="0000EE"/>
-            <w:u w:val="single"/>
-          </w:rPr>
-          <w:t>15</w:t>
-        </w:r>
-      </w:hyperlink>
+      <w:r>
+        <w:rPr>
+          <w:lang w:val="zh_TW" w:bidi="zh_TW"/>
+        </w:rPr>
+        <w:t>15</w:t>
+      </w:r>
       <w:r>
         <w:rPr>
           <w:lang w:val="zh_TW" w:bidi="zh_TW"/>
         </w:rPr>
         <w:t>，</w:t>
       </w:r>
-      <w:hyperlink r:id="rId246">
-        <w:r>
-          <w:rPr>
-            <w:lang w:val="zh_TW" w:bidi="zh_TW"/>
-          </w:rPr>
-          <w:rPr>
-            <w:color w:val="0000EE"/>
-            <w:u w:val="single"/>
-          </w:rPr>
-          <w:t>21:27</w:t>
-        </w:r>
-      </w:hyperlink>
+      <w:r>
+        <w:rPr>
+          <w:lang w:val="zh_TW" w:bidi="zh_TW"/>
+        </w:rPr>
+        <w:t>21:27</w:t>
+      </w:r>
       <w:r>
         <w:rPr>
           <w:lang w:val="zh_TW" w:bidi="zh_TW"/>
         </w:rPr>
         <w:t>；參</w:t>
       </w:r>
-      <w:hyperlink r:id="rId247">
-        <w:r>
-          <w:rPr>
-            <w:lang w:val="zh_TW" w:bidi="zh_TW"/>
-          </w:rPr>
-          <w:rPr>
-            <w:color w:val="0000EE"/>
-            <w:u w:val="single"/>
-          </w:rPr>
-          <w:t>出32:32</w:t>
-        </w:r>
-      </w:hyperlink>
+      <w:r>
+        <w:rPr>
+          <w:lang w:val="zh_TW" w:bidi="zh_TW"/>
+        </w:rPr>
+        <w:t>出32:32</w:t>
+      </w:r>
       <w:r>
         <w:rPr>
           <w:lang w:val="zh_TW" w:bidi="zh_TW"/>
         </w:rPr>
         <w:t>；</w:t>
       </w:r>
-      <w:hyperlink r:id="rId248">
-        <w:r>
-          <w:rPr>
-            <w:lang w:val="zh_TW" w:bidi="zh_TW"/>
-          </w:rPr>
-          <w:rPr>
-            <w:color w:val="0000EE"/>
-            <w:u w:val="single"/>
-          </w:rPr>
-          <w:t>詩69:28</w:t>
-        </w:r>
-      </w:hyperlink>
+      <w:r>
+        <w:rPr>
+          <w:lang w:val="zh_TW" w:bidi="zh_TW"/>
+        </w:rPr>
+        <w:t>詩69:28</w:t>
+      </w:r>
       <w:r>
         <w:rPr>
           <w:lang w:val="zh_TW" w:bidi="zh_TW"/>
         </w:rPr>
         <w:t>；</w:t>
       </w:r>
-      <w:hyperlink r:id="rId249">
-        <w:r>
-          <w:rPr>
-            <w:lang w:val="zh_TW" w:bidi="zh_TW"/>
-          </w:rPr>
-          <w:rPr>
-            <w:color w:val="0000EE"/>
-            <w:u w:val="single"/>
-          </w:rPr>
-          <w:t>但12:1</w:t>
-        </w:r>
-      </w:hyperlink>
+      <w:r>
+        <w:rPr>
+          <w:lang w:val="zh_TW" w:bidi="zh_TW"/>
+        </w:rPr>
+        <w:t>但12:1</w:t>
+      </w:r>
       <w:r>
         <w:rPr>
           <w:lang w:val="zh_TW" w:bidi="zh_TW"/>
@@ -9221,18 +7733,12 @@
         </w:rPr>
         <w:t>在保羅的書信中，喜樂和歡欣是對福音的回應（見</w:t>
       </w:r>
-      <w:hyperlink r:id="rId250">
-        <w:r>
-          <w:rPr>
-            <w:lang w:val="zh_TW" w:bidi="zh_TW"/>
-          </w:rPr>
-          <w:rPr>
-            <w:color w:val="0000EE"/>
-            <w:u w:val="single"/>
-          </w:rPr>
-          <w:t>弗5:19–20</w:t>
-        </w:r>
-      </w:hyperlink>
+      <w:r>
+        <w:rPr>
+          <w:lang w:val="zh_TW" w:bidi="zh_TW"/>
+        </w:rPr>
+        <w:t>弗5:19–20</w:t>
+      </w:r>
       <w:r>
         <w:rPr>
           <w:lang w:val="zh_TW" w:bidi="zh_TW"/>
@@ -9257,90 +7763,60 @@
         </w:rPr>
         <w:t>要喜樂！見</w:t>
       </w:r>
-      <w:hyperlink r:id="rId251">
-        <w:r>
-          <w:rPr>
-            <w:lang w:val="zh_TW" w:bidi="zh_TW"/>
-          </w:rPr>
-          <w:rPr>
-            <w:color w:val="0000EE"/>
-            <w:u w:val="single"/>
-          </w:rPr>
-          <w:t>腓立比書二章18節</w:t>
-        </w:r>
-      </w:hyperlink>
+      <w:r>
+        <w:rPr>
+          <w:lang w:val="zh_TW" w:bidi="zh_TW"/>
+        </w:rPr>
+        <w:t>腓立比書二章18節</w:t>
+      </w:r>
       <w:r>
         <w:rPr>
           <w:lang w:val="zh_TW" w:bidi="zh_TW"/>
         </w:rPr>
         <w:t>，</w:t>
       </w:r>
-      <w:hyperlink r:id="rId252">
-        <w:r>
-          <w:rPr>
-            <w:lang w:val="zh_TW" w:bidi="zh_TW"/>
-          </w:rPr>
-          <w:rPr>
-            <w:color w:val="0000EE"/>
-            <w:u w:val="single"/>
-          </w:rPr>
-          <w:t>三章1節</w:t>
-        </w:r>
-      </w:hyperlink>
+      <w:r>
+        <w:rPr>
+          <w:lang w:val="zh_TW" w:bidi="zh_TW"/>
+        </w:rPr>
+        <w:t>三章1節</w:t>
+      </w:r>
       <w:r>
         <w:rPr>
           <w:lang w:val="zh_TW" w:bidi="zh_TW"/>
         </w:rPr>
         <w:t>；</w:t>
       </w:r>
-      <w:hyperlink r:id="rId253">
-        <w:r>
-          <w:rPr>
-            <w:lang w:val="zh_TW" w:bidi="zh_TW"/>
-          </w:rPr>
-          <w:rPr>
-            <w:color w:val="0000EE"/>
-            <w:u w:val="single"/>
-          </w:rPr>
-          <w:t>羅馬書十二章12節</w:t>
-        </w:r>
-      </w:hyperlink>
+      <w:r>
+        <w:rPr>
+          <w:lang w:val="zh_TW" w:bidi="zh_TW"/>
+        </w:rPr>
+        <w:t>羅馬書十二章12節</w:t>
+      </w:r>
       <w:r>
         <w:rPr>
           <w:lang w:val="zh_TW" w:bidi="zh_TW"/>
         </w:rPr>
         <w:t>、</w:t>
       </w:r>
-      <w:hyperlink r:id="rId254">
-        <w:r>
-          <w:rPr>
-            <w:lang w:val="zh_TW" w:bidi="zh_TW"/>
-          </w:rPr>
-          <w:rPr>
-            <w:color w:val="0000EE"/>
-            <w:u w:val="single"/>
-          </w:rPr>
-          <w:t>15節</w:t>
-        </w:r>
-      </w:hyperlink>
+      <w:r>
+        <w:rPr>
+          <w:lang w:val="zh_TW" w:bidi="zh_TW"/>
+        </w:rPr>
+        <w:t>15節</w:t>
+      </w:r>
       <w:r>
         <w:rPr>
           <w:lang w:val="zh_TW" w:bidi="zh_TW"/>
         </w:rPr>
         <w:t>；</w:t>
       </w:r>
-      <w:hyperlink r:id="rId62">
-        <w:r>
-          <w:rPr>
-            <w:lang w:val="zh_TW" w:bidi="zh_TW"/>
-          </w:rPr>
-          <w:rPr>
-            <w:color w:val="0000EE"/>
-            <w:u w:val="single"/>
-          </w:rPr>
-          <w:t>帖撒羅尼迦前書五章16節</w:t>
-        </w:r>
-      </w:hyperlink>
+      <w:r>
+        <w:rPr>
+          <w:lang w:val="zh_TW" w:bidi="zh_TW"/>
+        </w:rPr>
+        <w:t>帖撒羅尼迦前書五章16節</w:t>
+      </w:r>
       <w:r>
         <w:rPr>
           <w:lang w:val="zh_TW" w:bidi="zh_TW"/>
@@ -9395,36 +7871,24 @@
         </w:rPr>
         <w:t>要喜樂！……禱告……感謝祂：參</w:t>
       </w:r>
-      <w:hyperlink r:id="rId255">
-        <w:r>
-          <w:rPr>
-            <w:lang w:val="zh_TW" w:bidi="zh_TW"/>
-          </w:rPr>
-          <w:rPr>
-            <w:color w:val="0000EE"/>
-            <w:u w:val="single"/>
-          </w:rPr>
-          <w:t>帖撒羅尼迦前書五章16至18節</w:t>
-        </w:r>
-      </w:hyperlink>
+      <w:r>
+        <w:rPr>
+          <w:lang w:val="zh_TW" w:bidi="zh_TW"/>
+        </w:rPr>
+        <w:t>帖撒羅尼迦前書五章16至18節</w:t>
+      </w:r>
       <w:r>
         <w:rPr>
           <w:lang w:val="zh_TW" w:bidi="zh_TW"/>
         </w:rPr>
         <w:t>；另這兩段經文都是寫給受迫害的教會；另見</w:t>
       </w:r>
-      <w:hyperlink r:id="rId253">
-        <w:r>
-          <w:rPr>
-            <w:lang w:val="zh_TW" w:bidi="zh_TW"/>
-          </w:rPr>
-          <w:rPr>
-            <w:color w:val="0000EE"/>
-            <w:u w:val="single"/>
-          </w:rPr>
-          <w:t>羅馬書十二章12節</w:t>
-        </w:r>
-      </w:hyperlink>
+      <w:r>
+        <w:rPr>
+          <w:lang w:val="zh_TW" w:bidi="zh_TW"/>
+        </w:rPr>
+        <w:t>羅馬書十二章12節</w:t>
+      </w:r>
       <w:r>
         <w:rPr>
           <w:lang w:val="zh_TW" w:bidi="zh_TW"/>
@@ -9479,18 +7943,12 @@
         </w:rPr>
         <w:t>信徒即使在受迫害時，也應在回應他人時保持謙讓。他們可以放心將審判交託給神，因為他們知道主快來了（參</w:t>
       </w:r>
-      <w:hyperlink r:id="rId256">
-        <w:r>
-          <w:rPr>
-            <w:lang w:val="zh_TW" w:bidi="zh_TW"/>
-          </w:rPr>
-          <w:rPr>
-            <w:color w:val="0000EE"/>
-            <w:u w:val="single"/>
-          </w:rPr>
-          <w:t>雅5:8–9</w:t>
-        </w:r>
-      </w:hyperlink>
+      <w:r>
+        <w:rPr>
+          <w:lang w:val="zh_TW" w:bidi="zh_TW"/>
+        </w:rPr>
+        <w:t>雅5:8–9</w:t>
+      </w:r>
       <w:r>
         <w:rPr>
           <w:lang w:val="zh_TW" w:bidi="zh_TW"/>
@@ -9545,108 +8003,72 @@
         </w:rPr>
         <w:t>信徒無需為任何事憂慮，因為天父愛祂的兒女，並關心他們的需要，祂邀請祂的兒女凡事要禱告和祈求（見</w:t>
       </w:r>
-      <w:hyperlink r:id="rId257">
-        <w:r>
-          <w:rPr>
-            <w:lang w:val="zh_TW" w:bidi="zh_TW"/>
-          </w:rPr>
-          <w:rPr>
-            <w:color w:val="0000EE"/>
-            <w:u w:val="single"/>
-          </w:rPr>
-          <w:t>太6:25–34</w:t>
-        </w:r>
-      </w:hyperlink>
+      <w:r>
+        <w:rPr>
+          <w:lang w:val="zh_TW" w:bidi="zh_TW"/>
+        </w:rPr>
+        <w:t>太6:25–34</w:t>
+      </w:r>
       <w:r>
         <w:rPr>
           <w:lang w:val="zh_TW" w:bidi="zh_TW"/>
         </w:rPr>
         <w:t>，</w:t>
       </w:r>
-      <w:hyperlink r:id="rId258">
-        <w:r>
-          <w:rPr>
-            <w:lang w:val="zh_TW" w:bidi="zh_TW"/>
-          </w:rPr>
-          <w:rPr>
-            <w:color w:val="0000EE"/>
-            <w:u w:val="single"/>
-          </w:rPr>
-          <w:t>7:9–11</w:t>
-        </w:r>
-      </w:hyperlink>
+      <w:r>
+        <w:rPr>
+          <w:lang w:val="zh_TW" w:bidi="zh_TW"/>
+        </w:rPr>
+        <w:t>7:9–11</w:t>
+      </w:r>
       <w:r>
         <w:rPr>
           <w:lang w:val="zh_TW" w:bidi="zh_TW"/>
         </w:rPr>
         <w:t>；</w:t>
       </w:r>
-      <w:hyperlink r:id="rId253">
-        <w:r>
-          <w:rPr>
-            <w:lang w:val="zh_TW" w:bidi="zh_TW"/>
-          </w:rPr>
-          <w:rPr>
-            <w:color w:val="0000EE"/>
-            <w:u w:val="single"/>
-          </w:rPr>
-          <w:t>羅12:12</w:t>
-        </w:r>
-      </w:hyperlink>
+      <w:r>
+        <w:rPr>
+          <w:lang w:val="zh_TW" w:bidi="zh_TW"/>
+        </w:rPr>
+        <w:t>羅12:12</w:t>
+      </w:r>
       <w:r>
         <w:rPr>
           <w:lang w:val="zh_TW" w:bidi="zh_TW"/>
         </w:rPr>
         <w:t>；</w:t>
       </w:r>
-      <w:hyperlink r:id="rId259">
-        <w:r>
-          <w:rPr>
-            <w:lang w:val="zh_TW" w:bidi="zh_TW"/>
-          </w:rPr>
-          <w:rPr>
-            <w:color w:val="0000EE"/>
-            <w:u w:val="single"/>
-          </w:rPr>
-          <w:t>弗6:18</w:t>
-        </w:r>
-      </w:hyperlink>
+      <w:r>
+        <w:rPr>
+          <w:lang w:val="zh_TW" w:bidi="zh_TW"/>
+        </w:rPr>
+        <w:t>弗6:18</w:t>
+      </w:r>
       <w:r>
         <w:rPr>
           <w:lang w:val="zh_TW" w:bidi="zh_TW"/>
         </w:rPr>
         <w:t>；</w:t>
       </w:r>
-      <w:hyperlink r:id="rId260">
-        <w:r>
-          <w:rPr>
-            <w:lang w:val="zh_TW" w:bidi="zh_TW"/>
-          </w:rPr>
-          <w:rPr>
-            <w:color w:val="0000EE"/>
-            <w:u w:val="single"/>
-          </w:rPr>
-          <w:t>帖前5:17</w:t>
-        </w:r>
-      </w:hyperlink>
+      <w:r>
+        <w:rPr>
+          <w:lang w:val="zh_TW" w:bidi="zh_TW"/>
+        </w:rPr>
+        <w:t>帖前5:17</w:t>
+      </w:r>
       <w:r>
         <w:rPr>
           <w:lang w:val="zh_TW" w:bidi="zh_TW"/>
         </w:rPr>
         <w:t>；</w:t>
       </w:r>
-      <w:hyperlink r:id="rId261">
-        <w:r>
-          <w:rPr>
-            <w:lang w:val="zh_TW" w:bidi="zh_TW"/>
-          </w:rPr>
-          <w:rPr>
-            <w:color w:val="0000EE"/>
-            <w:u w:val="single"/>
-          </w:rPr>
-          <w:t>彼前5:7</w:t>
-        </w:r>
-      </w:hyperlink>
+      <w:r>
+        <w:rPr>
+          <w:lang w:val="zh_TW" w:bidi="zh_TW"/>
+        </w:rPr>
+        <w:t>彼前5:7</w:t>
+      </w:r>
       <w:r>
         <w:rPr>
           <w:lang w:val="zh_TW" w:bidi="zh_TW"/>
@@ -9701,72 +8123,48 @@
         </w:rPr>
         <w:t>信靠神的生活 (</w:t>
       </w:r>
-      <w:hyperlink r:id="rId262">
-        <w:r>
-          <w:rPr>
-            <w:lang w:val="zh_TW" w:bidi="zh_TW"/>
-          </w:rPr>
-          <w:rPr>
-            <w:color w:val="0000EE"/>
-            <w:u w:val="single"/>
-          </w:rPr>
-          <w:t>4:6</w:t>
-        </w:r>
-      </w:hyperlink>
+      <w:r>
+        <w:rPr>
+          <w:lang w:val="zh_TW" w:bidi="zh_TW"/>
+        </w:rPr>
+        <w:t>4:6</w:t>
+      </w:r>
       <w:r>
         <w:rPr>
           <w:lang w:val="zh_TW" w:bidi="zh_TW"/>
         </w:rPr>
         <w:t>) 帶來神的平安 (另見</w:t>
       </w:r>
-      <w:hyperlink r:id="rId263">
-        <w:r>
-          <w:rPr>
-            <w:lang w:val="zh_TW" w:bidi="zh_TW"/>
-          </w:rPr>
-          <w:rPr>
-            <w:color w:val="0000EE"/>
-            <w:u w:val="single"/>
-          </w:rPr>
-          <w:t>賽26:3</w:t>
-        </w:r>
-      </w:hyperlink>
+      <w:r>
+        <w:rPr>
+          <w:lang w:val="zh_TW" w:bidi="zh_TW"/>
+        </w:rPr>
+        <w:t>賽26:3</w:t>
+      </w:r>
       <w:r>
         <w:rPr>
           <w:lang w:val="zh_TW" w:bidi="zh_TW"/>
         </w:rPr>
         <w:t>；</w:t>
       </w:r>
-      <w:hyperlink r:id="rId264">
-        <w:r>
-          <w:rPr>
-            <w:lang w:val="zh_TW" w:bidi="zh_TW"/>
-          </w:rPr>
-          <w:rPr>
-            <w:color w:val="0000EE"/>
-            <w:u w:val="single"/>
-          </w:rPr>
-          <w:t>約14:27</w:t>
-        </w:r>
-      </w:hyperlink>
+      <w:r>
+        <w:rPr>
+          <w:lang w:val="zh_TW" w:bidi="zh_TW"/>
+        </w:rPr>
+        <w:t>約14:27</w:t>
+      </w:r>
       <w:r>
         <w:rPr>
           <w:lang w:val="zh_TW" w:bidi="zh_TW"/>
         </w:rPr>
         <w:t>；</w:t>
       </w:r>
-      <w:hyperlink r:id="rId265">
-        <w:r>
-          <w:rPr>
-            <w:lang w:val="zh_TW" w:bidi="zh_TW"/>
-          </w:rPr>
-          <w:rPr>
-            <w:color w:val="0000EE"/>
-            <w:u w:val="single"/>
-          </w:rPr>
-          <w:t>西3:15</w:t>
-        </w:r>
-      </w:hyperlink>
+      <w:r>
+        <w:rPr>
+          <w:lang w:val="zh_TW" w:bidi="zh_TW"/>
+        </w:rPr>
+        <w:t>西3:15</w:t>
+      </w:r>
       <w:r>
         <w:rPr>
           <w:lang w:val="zh_TW" w:bidi="zh_TW"/>
@@ -9821,36 +8219,24 @@
         </w:rPr>
         <w:t>保羅勉勵腓立比信徒專注於神的美好恩賜，以便即使在苦難和迫害中，他們仍能活出好的榜樣，並讓平安充滿他們的內心和思想（</w:t>
       </w:r>
-      <w:hyperlink r:id="rId266">
-        <w:r>
-          <w:rPr>
-            <w:lang w:val="zh_TW" w:bidi="zh_TW"/>
-          </w:rPr>
-          <w:rPr>
-            <w:color w:val="0000EE"/>
-            <w:u w:val="single"/>
-          </w:rPr>
-          <w:t>4:7</w:t>
-        </w:r>
-      </w:hyperlink>
+      <w:r>
+        <w:rPr>
+          <w:lang w:val="zh_TW" w:bidi="zh_TW"/>
+        </w:rPr>
+        <w:t>4:7</w:t>
+      </w:r>
       <w:r>
         <w:rPr>
           <w:lang w:val="zh_TW" w:bidi="zh_TW"/>
         </w:rPr>
         <w:t>、</w:t>
       </w:r>
-      <w:hyperlink r:id="rId200">
-        <w:r>
-          <w:rPr>
-            <w:lang w:val="zh_TW" w:bidi="zh_TW"/>
-          </w:rPr>
-          <w:rPr>
-            <w:color w:val="0000EE"/>
-            <w:u w:val="single"/>
-          </w:rPr>
-          <w:t>9</w:t>
-        </w:r>
-      </w:hyperlink>
+      <w:r>
+        <w:rPr>
+          <w:lang w:val="zh_TW" w:bidi="zh_TW"/>
+        </w:rPr>
+        <w:t>9</w:t>
+      </w:r>
       <w:r>
         <w:rPr>
           <w:lang w:val="zh_TW" w:bidi="zh_TW"/>
@@ -9905,72 +8291,48 @@
         </w:rPr>
         <w:t>你們在我身上所學習的、所領受的：保羅藉著言語或榜樣教導他們如何活出神所喜悅的生命（見</w:t>
       </w:r>
-      <w:hyperlink r:id="rId267">
-        <w:r>
-          <w:rPr>
-            <w:lang w:val="zh_TW" w:bidi="zh_TW"/>
-          </w:rPr>
-          <w:rPr>
-            <w:color w:val="0000EE"/>
-            <w:u w:val="single"/>
-          </w:rPr>
-          <w:t>3:17</w:t>
-        </w:r>
-      </w:hyperlink>
+      <w:r>
+        <w:rPr>
+          <w:lang w:val="zh_TW" w:bidi="zh_TW"/>
+        </w:rPr>
+        <w:t>3:17</w:t>
+      </w:r>
       <w:r>
         <w:rPr>
           <w:lang w:val="zh_TW" w:bidi="zh_TW"/>
         </w:rPr>
         <w:t>；</w:t>
       </w:r>
-      <w:hyperlink r:id="rId201">
-        <w:r>
-          <w:rPr>
-            <w:lang w:val="zh_TW" w:bidi="zh_TW"/>
-          </w:rPr>
-          <w:rPr>
-            <w:color w:val="0000EE"/>
-            <w:u w:val="single"/>
-          </w:rPr>
-          <w:t>林前4:6</w:t>
-        </w:r>
-      </w:hyperlink>
+      <w:r>
+        <w:rPr>
+          <w:lang w:val="zh_TW" w:bidi="zh_TW"/>
+        </w:rPr>
+        <w:t>林前4:6</w:t>
+      </w:r>
       <w:r>
         <w:rPr>
           <w:lang w:val="zh_TW" w:bidi="zh_TW"/>
         </w:rPr>
         <w:t>、</w:t>
       </w:r>
-      <w:hyperlink r:id="rId202">
-        <w:r>
-          <w:rPr>
-            <w:lang w:val="zh_TW" w:bidi="zh_TW"/>
-          </w:rPr>
-          <w:rPr>
-            <w:color w:val="0000EE"/>
-            <w:u w:val="single"/>
-          </w:rPr>
-          <w:t>16–17</w:t>
-        </w:r>
-      </w:hyperlink>
+      <w:r>
+        <w:rPr>
+          <w:lang w:val="zh_TW" w:bidi="zh_TW"/>
+        </w:rPr>
+        <w:t>16–17</w:t>
+      </w:r>
       <w:r>
         <w:rPr>
           <w:lang w:val="zh_TW" w:bidi="zh_TW"/>
         </w:rPr>
         <w:t>；</w:t>
       </w:r>
-      <w:hyperlink r:id="rId204">
-        <w:r>
-          <w:rPr>
-            <w:lang w:val="zh_TW" w:bidi="zh_TW"/>
-          </w:rPr>
-          <w:rPr>
-            <w:color w:val="0000EE"/>
-            <w:u w:val="single"/>
-          </w:rPr>
-          <w:t>帖後3:7–9</w:t>
-        </w:r>
-      </w:hyperlink>
+      <w:r>
+        <w:rPr>
+          <w:lang w:val="zh_TW" w:bidi="zh_TW"/>
+        </w:rPr>
+        <w:t>帖後3:7–9</w:t>
+      </w:r>
       <w:r>
         <w:rPr>
           <w:lang w:val="zh_TW" w:bidi="zh_TW"/>
@@ -10182,90 +8544,60 @@
         </w:rPr>
         <w:t>透過基督（譯註：和合本譯為「靠著」）：在基督的幫助下，保羅有能力去做任何事情。在一切事上，特別是在面對苦難時，保羅都倚靠那住在他裡面並透過他作工的基督的力量（見</w:t>
       </w:r>
-      <w:hyperlink r:id="rId268">
-        <w:r>
-          <w:rPr>
-            <w:lang w:val="zh_TW" w:bidi="zh_TW"/>
-          </w:rPr>
-          <w:rPr>
-            <w:color w:val="0000EE"/>
-            <w:u w:val="single"/>
-          </w:rPr>
-          <w:t>林後1:8–10</w:t>
-        </w:r>
-      </w:hyperlink>
+      <w:r>
+        <w:rPr>
+          <w:lang w:val="zh_TW" w:bidi="zh_TW"/>
+        </w:rPr>
+        <w:t>林後1:8–10</w:t>
+      </w:r>
       <w:r>
         <w:rPr>
           <w:lang w:val="zh_TW" w:bidi="zh_TW"/>
         </w:rPr>
         <w:t>，</w:t>
       </w:r>
-      <w:hyperlink r:id="rId269">
-        <w:r>
-          <w:rPr>
-            <w:lang w:val="zh_TW" w:bidi="zh_TW"/>
-          </w:rPr>
-          <w:rPr>
-            <w:color w:val="0000EE"/>
-            <w:u w:val="single"/>
-          </w:rPr>
-          <w:t>4:7–12</w:t>
-        </w:r>
-      </w:hyperlink>
+      <w:r>
+        <w:rPr>
+          <w:lang w:val="zh_TW" w:bidi="zh_TW"/>
+        </w:rPr>
+        <w:t>4:7–12</w:t>
+      </w:r>
       <w:r>
         <w:rPr>
           <w:lang w:val="zh_TW" w:bidi="zh_TW"/>
         </w:rPr>
         <w:t>，</w:t>
       </w:r>
-      <w:hyperlink r:id="rId270">
-        <w:r>
-          <w:rPr>
-            <w:lang w:val="zh_TW" w:bidi="zh_TW"/>
-          </w:rPr>
-          <w:rPr>
-            <w:color w:val="0000EE"/>
-            <w:u w:val="single"/>
-          </w:rPr>
-          <w:t>12:8–10</w:t>
-        </w:r>
-      </w:hyperlink>
+      <w:r>
+        <w:rPr>
+          <w:lang w:val="zh_TW" w:bidi="zh_TW"/>
+        </w:rPr>
+        <w:t>12:8–10</w:t>
+      </w:r>
       <w:r>
         <w:rPr>
           <w:lang w:val="zh_TW" w:bidi="zh_TW"/>
         </w:rPr>
         <w:t>；</w:t>
       </w:r>
-      <w:hyperlink r:id="rId271">
-        <w:r>
-          <w:rPr>
-            <w:lang w:val="zh_TW" w:bidi="zh_TW"/>
-          </w:rPr>
-          <w:rPr>
-            <w:color w:val="0000EE"/>
-            <w:u w:val="single"/>
-          </w:rPr>
-          <w:t>加2:20</w:t>
-        </w:r>
-      </w:hyperlink>
+      <w:r>
+        <w:rPr>
+          <w:lang w:val="zh_TW" w:bidi="zh_TW"/>
+        </w:rPr>
+        <w:t>加2:20</w:t>
+      </w:r>
       <w:r>
         <w:rPr>
           <w:lang w:val="zh_TW" w:bidi="zh_TW"/>
         </w:rPr>
         <w:t>；</w:t>
       </w:r>
-      <w:hyperlink r:id="rId272">
-        <w:r>
-          <w:rPr>
-            <w:lang w:val="zh_TW" w:bidi="zh_TW"/>
-          </w:rPr>
-          <w:rPr>
-            <w:color w:val="0000EE"/>
-            <w:u w:val="single"/>
-          </w:rPr>
-          <w:t>西1:27</w:t>
-        </w:r>
-      </w:hyperlink>
+      <w:r>
+        <w:rPr>
+          <w:lang w:val="zh_TW" w:bidi="zh_TW"/>
+        </w:rPr>
+        <w:t>西1:27</w:t>
+      </w:r>
       <w:r>
         <w:rPr>
           <w:lang w:val="zh_TW" w:bidi="zh_TW"/>
@@ -10384,36 +8716,24 @@
         </w:rPr>
         <w:t>：相比之下，保羅決定不接受哥林多教會提供的錢財支持，因為這樣會損害福音在他們眼中的聲譽（</w:t>
       </w:r>
-      <w:hyperlink r:id="rId273">
-        <w:r>
-          <w:rPr>
-            <w:lang w:val="zh_TW" w:bidi="zh_TW"/>
-          </w:rPr>
-          <w:rPr>
-            <w:color w:val="0000EE"/>
-            <w:u w:val="single"/>
-          </w:rPr>
-          <w:t>林前9:11–18</w:t>
-        </w:r>
-      </w:hyperlink>
+      <w:r>
+        <w:rPr>
+          <w:lang w:val="zh_TW" w:bidi="zh_TW"/>
+        </w:rPr>
+        <w:t>林前9:11–18</w:t>
+      </w:r>
       <w:r>
         <w:rPr>
           <w:lang w:val="zh_TW" w:bidi="zh_TW"/>
         </w:rPr>
         <w:t>；</w:t>
       </w:r>
-      <w:hyperlink r:id="rId274">
-        <w:r>
-          <w:rPr>
-            <w:lang w:val="zh_TW" w:bidi="zh_TW"/>
-          </w:rPr>
-          <w:rPr>
-            <w:color w:val="0000EE"/>
-            <w:u w:val="single"/>
-          </w:rPr>
-          <w:t>林後11:7–12</w:t>
-        </w:r>
-      </w:hyperlink>
+      <w:r>
+        <w:rPr>
+          <w:lang w:val="zh_TW" w:bidi="zh_TW"/>
+        </w:rPr>
+        <w:t>林後11:7–12</w:t>
+      </w:r>
       <w:r>
         <w:rPr>
           <w:lang w:val="zh_TW" w:bidi="zh_TW"/>
@@ -10450,18 +8770,12 @@
         </w:rPr>
         <w:t>：見</w:t>
       </w:r>
-      <w:hyperlink r:id="rId19">
-        <w:r>
-          <w:rPr>
-            <w:lang w:val="zh_TW" w:bidi="zh_TW"/>
-          </w:rPr>
-          <w:rPr>
-            <w:color w:val="0000EE"/>
-            <w:u w:val="single"/>
-          </w:rPr>
-          <w:t>使徒行傳十六章11至40節</w:t>
-        </w:r>
-      </w:hyperlink>
+      <w:r>
+        <w:rPr>
+          <w:lang w:val="zh_TW" w:bidi="zh_TW"/>
+        </w:rPr>
+        <w:t>使徒行傳十六章11至40節</w:t>
+      </w:r>
       <w:r>
         <w:rPr>
           <w:lang w:val="zh_TW" w:bidi="zh_TW"/>
@@ -10516,54 +8830,36 @@
         </w:rPr>
         <w:t>離開腓立比（</w:t>
       </w:r>
-      <w:hyperlink r:id="rId275">
-        <w:r>
-          <w:rPr>
-            <w:lang w:val="zh_TW" w:bidi="zh_TW"/>
-          </w:rPr>
-          <w:rPr>
-            <w:color w:val="0000EE"/>
-            <w:u w:val="single"/>
-          </w:rPr>
-          <w:t>4:15</w:t>
-        </w:r>
-      </w:hyperlink>
+      <w:r>
+        <w:rPr>
+          <w:lang w:val="zh_TW" w:bidi="zh_TW"/>
+        </w:rPr>
+        <w:t>4:15</w:t>
+      </w:r>
       <w:r>
         <w:rPr>
           <w:lang w:val="zh_TW" w:bidi="zh_TW"/>
         </w:rPr>
         <w:t>）後，保羅去了帖撒羅尼迦（見</w:t>
       </w:r>
-      <w:hyperlink r:id="rId276">
-        <w:r>
-          <w:rPr>
-            <w:lang w:val="zh_TW" w:bidi="zh_TW"/>
-          </w:rPr>
-          <w:rPr>
-            <w:color w:val="0000EE"/>
-            <w:u w:val="single"/>
-          </w:rPr>
-          <w:t>徒17:1–8</w:t>
-        </w:r>
-      </w:hyperlink>
+      <w:r>
+        <w:rPr>
+          <w:lang w:val="zh_TW" w:bidi="zh_TW"/>
+        </w:rPr>
+        <w:t>徒17:1–8</w:t>
+      </w:r>
       <w:r>
         <w:rPr>
           <w:lang w:val="zh_TW" w:bidi="zh_TW"/>
         </w:rPr>
         <w:t>；參</w:t>
       </w:r>
-      <w:hyperlink r:id="rId277">
-        <w:r>
-          <w:rPr>
-            <w:lang w:val="zh_TW" w:bidi="zh_TW"/>
-          </w:rPr>
-          <w:rPr>
-            <w:color w:val="0000EE"/>
-            <w:u w:val="single"/>
-          </w:rPr>
-          <w:t>帖前2:1–14</w:t>
-        </w:r>
-      </w:hyperlink>
+      <w:r>
+        <w:rPr>
+          <w:lang w:val="zh_TW" w:bidi="zh_TW"/>
+        </w:rPr>
+        <w:t>帖前2:1–14</w:t>
+      </w:r>
       <w:r>
         <w:rPr>
           <w:lang w:val="zh_TW" w:bidi="zh_TW"/>
@@ -10628,90 +8924,60 @@
         </w:rPr>
         <w:t>：保羅更喜歡自給自足（見</w:t>
       </w:r>
-      <w:hyperlink r:id="rId278">
-        <w:r>
-          <w:rPr>
-            <w:lang w:val="zh_TW" w:bidi="zh_TW"/>
-          </w:rPr>
-          <w:rPr>
-            <w:color w:val="0000EE"/>
-            <w:u w:val="single"/>
-          </w:rPr>
-          <w:t>徒18:3</w:t>
-        </w:r>
-      </w:hyperlink>
+      <w:r>
+        <w:rPr>
+          <w:lang w:val="zh_TW" w:bidi="zh_TW"/>
+        </w:rPr>
+        <w:t>徒18:3</w:t>
+      </w:r>
       <w:r>
         <w:rPr>
           <w:lang w:val="zh_TW" w:bidi="zh_TW"/>
         </w:rPr>
         <w:t>；</w:t>
       </w:r>
-      <w:hyperlink r:id="rId279">
-        <w:r>
-          <w:rPr>
-            <w:lang w:val="zh_TW" w:bidi="zh_TW"/>
-          </w:rPr>
-          <w:rPr>
-            <w:color w:val="0000EE"/>
-            <w:u w:val="single"/>
-          </w:rPr>
-          <w:t>林前4:12</w:t>
-        </w:r>
-      </w:hyperlink>
+      <w:r>
+        <w:rPr>
+          <w:lang w:val="zh_TW" w:bidi="zh_TW"/>
+        </w:rPr>
+        <w:t>林前4:12</w:t>
+      </w:r>
       <w:r>
         <w:rPr>
           <w:lang w:val="zh_TW" w:bidi="zh_TW"/>
         </w:rPr>
         <w:t>，</w:t>
       </w:r>
-      <w:hyperlink r:id="rId280">
-        <w:r>
-          <w:rPr>
-            <w:lang w:val="zh_TW" w:bidi="zh_TW"/>
-          </w:rPr>
-          <w:rPr>
-            <w:color w:val="0000EE"/>
-            <w:u w:val="single"/>
-          </w:rPr>
-          <w:t>9:3–18</w:t>
-        </w:r>
-      </w:hyperlink>
+      <w:r>
+        <w:rPr>
+          <w:lang w:val="zh_TW" w:bidi="zh_TW"/>
+        </w:rPr>
+        <w:t>9:3–18</w:t>
+      </w:r>
       <w:r>
         <w:rPr>
           <w:lang w:val="zh_TW" w:bidi="zh_TW"/>
         </w:rPr>
         <w:t>；</w:t>
       </w:r>
-      <w:hyperlink r:id="rId281">
-        <w:r>
-          <w:rPr>
-            <w:lang w:val="zh_TW" w:bidi="zh_TW"/>
-          </w:rPr>
-          <w:rPr>
-            <w:color w:val="0000EE"/>
-            <w:u w:val="single"/>
-          </w:rPr>
-          <w:t>林後11:7–11</w:t>
-        </w:r>
-      </w:hyperlink>
+      <w:r>
+        <w:rPr>
+          <w:lang w:val="zh_TW" w:bidi="zh_TW"/>
+        </w:rPr>
+        <w:t>林後11:7–11</w:t>
+      </w:r>
       <w:r>
         <w:rPr>
           <w:lang w:val="zh_TW" w:bidi="zh_TW"/>
         </w:rPr>
         <w:t>，</w:t>
       </w:r>
-      <w:hyperlink r:id="rId282">
-        <w:r>
-          <w:rPr>
-            <w:lang w:val="zh_TW" w:bidi="zh_TW"/>
-          </w:rPr>
-          <w:rPr>
-            <w:color w:val="0000EE"/>
-            <w:u w:val="single"/>
-          </w:rPr>
-          <w:t>12:14–15</w:t>
-        </w:r>
-      </w:hyperlink>
+      <w:r>
+        <w:rPr>
+          <w:lang w:val="zh_TW" w:bidi="zh_TW"/>
+        </w:rPr>
+        <w:t>12:14–15</w:t>
+      </w:r>
       <w:r>
         <w:rPr>
           <w:lang w:val="zh_TW" w:bidi="zh_TW"/>
@@ -10788,18 +9054,12 @@
         </w:rPr>
         <w:t>以巴弗提（另見</w:t>
       </w:r>
-      <w:hyperlink r:id="rId283">
-        <w:r>
-          <w:rPr>
-            <w:lang w:val="zh_TW" w:bidi="zh_TW"/>
-          </w:rPr>
-          <w:rPr>
-            <w:color w:val="0000EE"/>
-            <w:u w:val="single"/>
-          </w:rPr>
-          <w:t>2:25–30</w:t>
-        </w:r>
-      </w:hyperlink>
+      <w:r>
+        <w:rPr>
+          <w:lang w:val="zh_TW" w:bidi="zh_TW"/>
+        </w:rPr>
+        <w:t>2:25–30</w:t>
+      </w:r>
       <w:r>
         <w:rPr>
           <w:lang w:val="zh_TW" w:bidi="zh_TW"/>
@@ -10824,162 +9084,108 @@
         </w:rPr>
         <w:t>他們的禮物是一種馨香的祭物：在舊約聖經中，蒙神悅納的祭物是神所喜悅的馨香之氣（見</w:t>
       </w:r>
-      <w:hyperlink r:id="rId284">
-        <w:r>
-          <w:rPr>
-            <w:lang w:val="zh_TW" w:bidi="zh_TW"/>
-          </w:rPr>
-          <w:rPr>
-            <w:color w:val="0000EE"/>
-            <w:u w:val="single"/>
-          </w:rPr>
-          <w:t>利1:9</w:t>
-        </w:r>
-      </w:hyperlink>
+      <w:r>
+        <w:rPr>
+          <w:lang w:val="zh_TW" w:bidi="zh_TW"/>
+        </w:rPr>
+        <w:t>利1:9</w:t>
+      </w:r>
       <w:r>
         <w:rPr>
           <w:lang w:val="zh_TW" w:bidi="zh_TW"/>
         </w:rPr>
         <w:t>、</w:t>
       </w:r>
-      <w:hyperlink r:id="rId285">
-        <w:r>
-          <w:rPr>
-            <w:lang w:val="zh_TW" w:bidi="zh_TW"/>
-          </w:rPr>
-          <w:rPr>
-            <w:color w:val="0000EE"/>
-            <w:u w:val="single"/>
-          </w:rPr>
-          <w:t>13</w:t>
-        </w:r>
-      </w:hyperlink>
+      <w:r>
+        <w:rPr>
+          <w:lang w:val="zh_TW" w:bidi="zh_TW"/>
+        </w:rPr>
+        <w:t>13</w:t>
+      </w:r>
       <w:r>
         <w:rPr>
           <w:lang w:val="zh_TW" w:bidi="zh_TW"/>
         </w:rPr>
         <w:t>、</w:t>
       </w:r>
-      <w:hyperlink r:id="rId286">
-        <w:r>
-          <w:rPr>
-            <w:lang w:val="zh_TW" w:bidi="zh_TW"/>
-          </w:rPr>
-          <w:rPr>
-            <w:color w:val="0000EE"/>
-            <w:u w:val="single"/>
-          </w:rPr>
-          <w:t>17</w:t>
-        </w:r>
-      </w:hyperlink>
+      <w:r>
+        <w:rPr>
+          <w:lang w:val="zh_TW" w:bidi="zh_TW"/>
+        </w:rPr>
+        <w:t>17</w:t>
+      </w:r>
       <w:r>
         <w:rPr>
           <w:lang w:val="zh_TW" w:bidi="zh_TW"/>
         </w:rPr>
         <w:t>，</w:t>
       </w:r>
-      <w:hyperlink r:id="rId287">
-        <w:r>
-          <w:rPr>
-            <w:lang w:val="zh_TW" w:bidi="zh_TW"/>
-          </w:rPr>
-          <w:rPr>
-            <w:color w:val="0000EE"/>
-            <w:u w:val="single"/>
-          </w:rPr>
-          <w:t>2:2</w:t>
-        </w:r>
-      </w:hyperlink>
+      <w:r>
+        <w:rPr>
+          <w:lang w:val="zh_TW" w:bidi="zh_TW"/>
+        </w:rPr>
+        <w:t>2:2</w:t>
+      </w:r>
       <w:r>
         <w:rPr>
           <w:lang w:val="zh_TW" w:bidi="zh_TW"/>
         </w:rPr>
         <w:t>、</w:t>
       </w:r>
-      <w:hyperlink r:id="rId288">
-        <w:r>
-          <w:rPr>
-            <w:lang w:val="zh_TW" w:bidi="zh_TW"/>
-          </w:rPr>
-          <w:rPr>
-            <w:color w:val="0000EE"/>
-            <w:u w:val="single"/>
-          </w:rPr>
-          <w:t>9</w:t>
-        </w:r>
-      </w:hyperlink>
+      <w:r>
+        <w:rPr>
+          <w:lang w:val="zh_TW" w:bidi="zh_TW"/>
+        </w:rPr>
+        <w:t>9</w:t>
+      </w:r>
       <w:r>
         <w:rPr>
           <w:lang w:val="zh_TW" w:bidi="zh_TW"/>
         </w:rPr>
         <w:t>，</w:t>
       </w:r>
-      <w:hyperlink r:id="rId289">
-        <w:r>
-          <w:rPr>
-            <w:lang w:val="zh_TW" w:bidi="zh_TW"/>
-          </w:rPr>
-          <w:rPr>
-            <w:color w:val="0000EE"/>
-            <w:u w:val="single"/>
-          </w:rPr>
-          <w:t>3:5</w:t>
-        </w:r>
-      </w:hyperlink>
+      <w:r>
+        <w:rPr>
+          <w:lang w:val="zh_TW" w:bidi="zh_TW"/>
+        </w:rPr>
+        <w:t>3:5</w:t>
+      </w:r>
       <w:r>
         <w:rPr>
           <w:lang w:val="zh_TW" w:bidi="zh_TW"/>
         </w:rPr>
         <w:t>、</w:t>
       </w:r>
-      <w:hyperlink r:id="rId290">
-        <w:r>
-          <w:rPr>
-            <w:lang w:val="zh_TW" w:bidi="zh_TW"/>
-          </w:rPr>
-          <w:rPr>
-            <w:color w:val="0000EE"/>
-            <w:u w:val="single"/>
-          </w:rPr>
-          <w:t>16</w:t>
-        </w:r>
-      </w:hyperlink>
+      <w:r>
+        <w:rPr>
+          <w:lang w:val="zh_TW" w:bidi="zh_TW"/>
+        </w:rPr>
+        <w:t>16</w:t>
+      </w:r>
       <w:r>
         <w:rPr>
           <w:lang w:val="zh_TW" w:bidi="zh_TW"/>
         </w:rPr>
         <w:t>；參</w:t>
       </w:r>
-      <w:hyperlink r:id="rId128">
-        <w:r>
-          <w:rPr>
-            <w:lang w:val="zh_TW" w:bidi="zh_TW"/>
-          </w:rPr>
-          <w:rPr>
-            <w:color w:val="0000EE"/>
-            <w:u w:val="single"/>
-          </w:rPr>
-          <w:t>羅12:1</w:t>
-        </w:r>
-      </w:hyperlink>
+      <w:r>
+        <w:rPr>
+          <w:lang w:val="zh_TW" w:bidi="zh_TW"/>
+        </w:rPr>
+        <w:t>羅12:1</w:t>
+      </w:r>
       <w:r>
         <w:rPr>
           <w:lang w:val="zh_TW" w:bidi="zh_TW"/>
         </w:rPr>
         <w:t>；</w:t>
       </w:r>
-      <w:hyperlink r:id="rId291">
-        <w:r>
-          <w:rPr>
-            <w:lang w:val="zh_TW" w:bidi="zh_TW"/>
-          </w:rPr>
-          <w:rPr>
-            <w:color w:val="0000EE"/>
-            <w:u w:val="single"/>
-          </w:rPr>
-          <w:t>弗5:2</w:t>
-        </w:r>
-      </w:hyperlink>
+      <w:r>
+        <w:rPr>
+          <w:lang w:val="zh_TW" w:bidi="zh_TW"/>
+        </w:rPr>
+        <w:t>弗5:2</w:t>
+      </w:r>
       <w:r>
         <w:rPr>
           <w:lang w:val="zh_TW" w:bidi="zh_TW"/>
@@ -11082,18 +9288,12 @@
         </w:rPr>
         <w:t>在凱撒家裡的人是受僱於羅馬政府的信徒——也許是保羅在獄中傳福音時歸信的人。他們可能與保羅特別親近，並在保羅被囚時尤為關心他（見</w:t>
       </w:r>
-      <w:hyperlink r:id="rId292">
-        <w:r>
-          <w:rPr>
-            <w:lang w:val="zh_TW" w:bidi="zh_TW"/>
-          </w:rPr>
-          <w:rPr>
-            <w:color w:val="0000EE"/>
-            <w:u w:val="single"/>
-          </w:rPr>
-          <w:t>1:13</w:t>
-        </w:r>
-      </w:hyperlink>
+      <w:r>
+        <w:rPr>
+          <w:lang w:val="zh_TW" w:bidi="zh_TW"/>
+        </w:rPr>
+        <w:t>1:13</w:t>
+      </w:r>
       <w:r>
         <w:rPr>
           <w:lang w:val="zh_TW" w:bidi="zh_TW"/>
@@ -11148,18 +9348,12 @@
         </w:rPr>
         <w:t>在書信的結尾，保羅通常會祈求主耶穌基督的恩典臨到那些他寫信的對象身上（另見</w:t>
       </w:r>
-      <w:hyperlink r:id="rId293">
-        <w:r>
-          <w:rPr>
-            <w:lang w:val="zh_TW" w:bidi="zh_TW"/>
-          </w:rPr>
-          <w:rPr>
-            <w:color w:val="0000EE"/>
-            <w:u w:val="single"/>
-          </w:rPr>
-          <w:t>1:2</w:t>
-        </w:r>
-      </w:hyperlink>
+      <w:r>
+        <w:rPr>
+          <w:lang w:val="zh_TW" w:bidi="zh_TW"/>
+        </w:rPr>
+        <w:t>1:2</w:t>
+      </w:r>
       <w:r>
         <w:rPr>
           <w:lang w:val="zh_TW" w:bidi="zh_TW"/>
